--- a/documents/5-3 使用個案描述-連卉媗.docx
+++ b/documents/5-3 使用個案描述-連卉媗.docx
@@ -1,6 +1,6 @@
 
 <file path=word/document.xml><?xml version="1.0" encoding="utf-8"?>
-<w:document xmlns:wpc="http://schemas.microsoft.com/office/word/2010/wordprocessingCanvas" xmlns:cx="http://schemas.microsoft.com/office/drawing/2014/chartex" xmlns:cx1="http://schemas.microsoft.com/office/drawing/2015/9/8/chartex" xmlns:cx2="http://schemas.microsoft.com/office/drawing/2015/10/21/chartex" xmlns:cx3="http://schemas.microsoft.com/office/drawing/2016/5/9/chartex" xmlns:cx4="http://schemas.microsoft.com/office/drawing/2016/5/10/chartex" xmlns:cx5="http://schemas.microsoft.com/office/drawing/2016/5/11/chartex" xmlns:cx6="http://schemas.microsoft.com/office/drawing/2016/5/12/chartex" xmlns:cx7="http://schemas.microsoft.com/office/drawing/2016/5/13/chartex" xmlns:cx8="http://schemas.microsoft.com/office/drawing/2016/5/14/chartex" xmlns:mc="http://schemas.openxmlformats.org/markup-compatibility/2006" xmlns:aink="http://schemas.microsoft.com/office/drawing/2016/ink" xmlns:am3d="http://schemas.microsoft.com/office/drawing/2017/model3d" xmlns:o="urn:schemas-microsoft-com:office:office" xmlns:oel="http://schemas.microsoft.com/office/2019/extlst" xmlns:r="http://schemas.openxmlformats.org/officeDocument/2006/relationships" xmlns:m="http://schemas.openxmlformats.org/officeDocument/2006/math" xmlns:v="urn:schemas-microsoft-com:vml" xmlns:wp14="http://schemas.microsoft.com/office/word/2010/wordprocessingDrawing" xmlns:wp="http://schemas.openxmlformats.org/drawingml/2006/wordprocessingDrawing" xmlns:w10="urn:schemas-microsoft-com:office:word" xmlns:w="http://schemas.openxmlformats.org/wordprocessingml/2006/main" xmlns:w14="http://schemas.microsoft.com/office/word/2010/wordml" xmlns:w15="http://schemas.microsoft.com/office/word/2012/wordml" xmlns:w16cex="http://schemas.microsoft.com/office/word/2018/wordml/cex" xmlns:w16cid="http://schemas.microsoft.com/office/word/2016/wordml/cid" xmlns:w16="http://schemas.microsoft.com/office/word/2018/wordml" xmlns:w16du="http://schemas.microsoft.com/office/word/2023/wordml/word16du" xmlns:w16sdtdh="http://schemas.microsoft.com/office/word/2020/wordml/sdtdatahash" xmlns:w16sdtfl="http://schemas.microsoft.com/office/word/2024/wordml/sdtformatlock" xmlns:w16se="http://schemas.microsoft.com/office/word/2015/wordml/symex" xmlns:wpg="http://schemas.microsoft.com/office/word/2010/wordprocessingGroup" xmlns:wpi="http://schemas.microsoft.com/office/word/2010/wordprocessingInk" xmlns:wne="http://schemas.microsoft.com/office/word/2006/wordml" xmlns:wps="http://schemas.microsoft.com/office/word/2010/wordprocessingShape" mc:Ignorable="w14 w15 w16se w16cid w16 w16cex w16sdtdh w16sdtfl w16du wp14">
+<w:document xmlns:wpc="http://schemas.microsoft.com/office/word/2010/wordprocessingCanvas" xmlns:cx="http://schemas.microsoft.com/office/drawing/2014/chartex" xmlns:cx1="http://schemas.microsoft.com/office/drawing/2015/9/8/chartex" xmlns:cx2="http://schemas.microsoft.com/office/drawing/2015/10/21/chartex" xmlns:cx3="http://schemas.microsoft.com/office/drawing/2016/5/9/chartex" xmlns:cx4="http://schemas.microsoft.com/office/drawing/2016/5/10/chartex" xmlns:cx5="http://schemas.microsoft.com/office/drawing/2016/5/11/chartex" xmlns:cx6="http://schemas.microsoft.com/office/drawing/2016/5/12/chartex" xmlns:cx7="http://schemas.microsoft.com/office/drawing/2016/5/13/chartex" xmlns:cx8="http://schemas.microsoft.com/office/drawing/2016/5/14/chartex" xmlns:mc="http://schemas.openxmlformats.org/markup-compatibility/2006" xmlns:aink="http://schemas.microsoft.com/office/drawing/2016/ink" xmlns:am3d="http://schemas.microsoft.com/office/drawing/2017/model3d" xmlns:o="urn:schemas-microsoft-com:office:office" xmlns:oel="http://schemas.microsoft.com/office/2019/extlst" xmlns:r="http://schemas.openxmlformats.org/officeDocument/2006/relationships" xmlns:m="http://schemas.openxmlformats.org/officeDocument/2006/math" xmlns:v="urn:schemas-microsoft-com:vml" xmlns:wp14="http://schemas.microsoft.com/office/word/2010/wordprocessingDrawing" xmlns:wp="http://schemas.openxmlformats.org/drawingml/2006/wordprocessingDrawing" xmlns:w10="urn:schemas-microsoft-com:office:word" xmlns:w="http://schemas.openxmlformats.org/wordprocessingml/2006/main" xmlns:w14="http://schemas.microsoft.com/office/word/2010/wordml" xmlns:w15="http://schemas.microsoft.com/office/word/2012/wordml" xmlns:w16cex="http://schemas.microsoft.com/office/word/2018/wordml/cex" xmlns:w16cid="http://schemas.microsoft.com/office/word/2016/wordml/cid" xmlns:w16="http://schemas.microsoft.com/office/word/2018/wordml" xmlns:w16sdtdh="http://schemas.microsoft.com/office/word/2020/wordml/sdtdatahash" xmlns:w16se="http://schemas.microsoft.com/office/word/2015/wordml/symex" xmlns:wpg="http://schemas.microsoft.com/office/word/2010/wordprocessingGroup" xmlns:wpi="http://schemas.microsoft.com/office/word/2010/wordprocessingInk" xmlns:wne="http://schemas.microsoft.com/office/word/2006/wordml" xmlns:wps="http://schemas.microsoft.com/office/word/2010/wordprocessingShape" mc:Ignorable="w14 w15 w16se w16cid w16 w16cex w16sdtdh wp14">
   <w:body>
     <w:p>
       <w:pPr>
@@ -319,15 +319,7 @@
               <w:t>：</w:t>
             </w:r>
             <w:r>
-              <w:t>獲得準確、詳盡的書</w:t>
-            </w:r>
-            <w:proofErr w:type="gramStart"/>
-            <w:r>
-              <w:t>況</w:t>
-            </w:r>
-            <w:proofErr w:type="gramEnd"/>
-            <w:r>
-              <w:t>資訊作為購買參考</w:t>
+              <w:t>獲得準確、詳盡的書況資訊作為購買參考</w:t>
             </w:r>
             <w:r>
               <w:rPr>
@@ -425,21 +417,7 @@
               <w:rPr>
                 <w:rFonts w:hint="eastAsia"/>
               </w:rPr>
-              <w:t>書籍狀態設為「</w:t>
-            </w:r>
-            <w:proofErr w:type="gramStart"/>
-            <w:r>
-              <w:rPr>
-                <w:rFonts w:hint="eastAsia"/>
-              </w:rPr>
-              <w:t>待存書</w:t>
-            </w:r>
-            <w:proofErr w:type="gramEnd"/>
-            <w:r>
-              <w:rPr>
-                <w:rFonts w:hint="eastAsia"/>
-              </w:rPr>
-              <w:t>」，訂單狀態設為</w:t>
+              <w:t>書籍狀態設為「待存書」，訂單狀態設為</w:t>
             </w:r>
             <w:r>
               <w:t>「販售中」</w:t>
@@ -676,7 +654,7 @@
         </w:rPr>
         <w:lastRenderedPageBreak/>
         <w:drawing>
-          <wp:anchor distT="0" distB="0" distL="114300" distR="114300" simplePos="0" relativeHeight="251658240" behindDoc="0" locked="0" layoutInCell="1" allowOverlap="1" wp14:anchorId="013535BC" wp14:editId="491DE0DD">
+          <wp:anchor distT="0" distB="0" distL="114300" distR="114300" simplePos="0" relativeHeight="251658240" behindDoc="0" locked="0" layoutInCell="1" allowOverlap="1" wp14:anchorId="013535BC" wp14:editId="2F36D62F">
             <wp:simplePos x="0" y="0"/>
             <wp:positionH relativeFrom="margin">
               <wp:align>center</wp:align>
@@ -1064,21 +1042,7 @@
               <w:rPr>
                 <w:bCs/>
               </w:rPr>
-              <w:t>未</w:t>
-            </w:r>
-            <w:proofErr w:type="gramStart"/>
-            <w:r>
-              <w:rPr>
-                <w:bCs/>
-              </w:rPr>
-              <w:t>存書且未</w:t>
-            </w:r>
-            <w:proofErr w:type="gramEnd"/>
-            <w:r>
-              <w:rPr>
-                <w:bCs/>
-              </w:rPr>
-              <w:t>被下訂</w:t>
+              <w:t>未存書且未被下訂</w:t>
             </w:r>
             <w:r>
               <w:t>的書籍進行資訊修改或更換預計存放書櫃</w:t>
@@ -1164,21 +1128,7 @@
               <w:rPr>
                 <w:rFonts w:hint="eastAsia"/>
               </w:rPr>
-              <w:t>：修正錯誤資訊或因書櫃</w:t>
-            </w:r>
-            <w:proofErr w:type="gramStart"/>
-            <w:r>
-              <w:rPr>
-                <w:rFonts w:hint="eastAsia"/>
-              </w:rPr>
-              <w:t>全滿而更換</w:t>
-            </w:r>
-            <w:proofErr w:type="gramEnd"/>
-            <w:r>
-              <w:rPr>
-                <w:rFonts w:hint="eastAsia"/>
-              </w:rPr>
-              <w:t>存放地點。</w:t>
+              <w:t>：修正錯誤資訊或因書櫃全滿而更換存放地點。</w:t>
             </w:r>
             <w:r>
               <w:rPr>
@@ -1283,16 +1233,8 @@
               <w:rPr>
                 <w:rFonts w:hint="eastAsia"/>
               </w:rPr>
-              <w:t>該書籍狀態為「</w:t>
-            </w:r>
-            <w:proofErr w:type="gramStart"/>
-            <w:r>
-              <w:rPr>
-                <w:rFonts w:hint="eastAsia"/>
-              </w:rPr>
-              <w:t>待存書</w:t>
-            </w:r>
-            <w:proofErr w:type="gramEnd"/>
+              <w:t>該書籍狀態為「待存書</w:t>
+            </w:r>
             <w:r>
               <w:rPr>
                 <w:rFonts w:hint="eastAsia"/>
@@ -1444,14 +1386,12 @@
             <w:r>
               <w:t>「</w:t>
             </w:r>
-            <w:proofErr w:type="gramStart"/>
             <w:r>
               <w:rPr>
                 <w:rFonts w:hint="eastAsia"/>
               </w:rPr>
               <w:t>待存書</w:t>
             </w:r>
-            <w:proofErr w:type="gramEnd"/>
             <w:r>
               <w:t>」</w:t>
             </w:r>
@@ -1533,15 +1473,7 @@
               <w:jc w:val="both"/>
             </w:pPr>
             <w:r>
-              <w:t>修改時</w:t>
-            </w:r>
-            <w:proofErr w:type="gramStart"/>
-            <w:r>
-              <w:t>刪除必填資訊</w:t>
-            </w:r>
-            <w:proofErr w:type="gramEnd"/>
-            <w:r>
-              <w:t>，系統提示補填</w:t>
+              <w:t>修改時刪除必填資訊，系統提示補填</w:t>
             </w:r>
             <w:r>
               <w:rPr>
@@ -1554,9 +1486,266 @@
       </w:tr>
     </w:tbl>
     <w:p/>
+    <w:p/>
+    <w:p/>
+    <w:p/>
+    <w:p/>
+    <w:p/>
+    <w:p/>
+    <w:p/>
+    <w:p/>
+    <w:p/>
+    <w:p/>
+    <w:p/>
+    <w:p/>
+    <w:p/>
+    <w:p/>
+    <w:p/>
+    <w:p/>
+    <w:p/>
     <w:p>
       <w:pPr>
+        <w:rPr>
+          <w:rFonts w:hint="eastAsia"/>
+        </w:rPr>
+      </w:pPr>
+      <w:r>
+        <w:rPr>
+          <w:rFonts w:hint="eastAsia"/>
+          <w:noProof/>
+        </w:rPr>
+        <w:lastRenderedPageBreak/>
+        <w:drawing>
+          <wp:anchor distT="0" distB="0" distL="114300" distR="114300" simplePos="0" relativeHeight="251660288" behindDoc="0" locked="0" layoutInCell="1" allowOverlap="1" wp14:anchorId="5EB51387" wp14:editId="1C8430B2">
+            <wp:simplePos x="0" y="0"/>
+            <wp:positionH relativeFrom="margin">
+              <wp:align>center</wp:align>
+            </wp:positionH>
+            <wp:positionV relativeFrom="paragraph">
+              <wp:posOffset>0</wp:posOffset>
+            </wp:positionV>
+            <wp:extent cx="5333365" cy="8908415"/>
+            <wp:effectExtent l="0" t="0" r="635" b="6985"/>
+            <wp:wrapSquare wrapText="bothSides"/>
+            <wp:docPr id="3" name="圖片 3"/>
+            <wp:cNvGraphicFramePr>
+              <a:graphicFrameLocks xmlns:a="http://schemas.openxmlformats.org/drawingml/2006/main" noChangeAspect="1"/>
+            </wp:cNvGraphicFramePr>
+            <a:graphic xmlns:a="http://schemas.openxmlformats.org/drawingml/2006/main">
+              <a:graphicData uri="http://schemas.openxmlformats.org/drawingml/2006/picture">
+                <pic:pic xmlns:pic="http://schemas.openxmlformats.org/drawingml/2006/picture">
+                  <pic:nvPicPr>
+                    <pic:cNvPr id="3" name="圖片 3"/>
+                    <pic:cNvPicPr/>
+                  </pic:nvPicPr>
+                  <pic:blipFill>
+                    <a:blip r:embed="rId9">
+                      <a:extLst>
+                        <a:ext uri="{28A0092B-C50C-407E-A947-70E740481C1C}">
+                          <a14:useLocalDpi xmlns:a14="http://schemas.microsoft.com/office/drawing/2010/main" val="0"/>
+                        </a:ext>
+                      </a:extLst>
+                    </a:blip>
+                    <a:stretch>
+                      <a:fillRect/>
+                    </a:stretch>
+                  </pic:blipFill>
+                  <pic:spPr>
+                    <a:xfrm>
+                      <a:off x="0" y="0"/>
+                      <a:ext cx="5342866" cy="8924343"/>
+                    </a:xfrm>
+                    <a:prstGeom prst="rect">
+                      <a:avLst/>
+                    </a:prstGeom>
+                  </pic:spPr>
+                </pic:pic>
+              </a:graphicData>
+            </a:graphic>
+            <wp14:sizeRelH relativeFrom="margin">
+              <wp14:pctWidth>0</wp14:pctWidth>
+            </wp14:sizeRelH>
+            <wp14:sizeRelV relativeFrom="margin">
+              <wp14:pctHeight>0</wp14:pctHeight>
+            </wp14:sizeRelV>
+          </wp:anchor>
+        </w:drawing>
+      </w:r>
+    </w:p>
+    <w:p/>
+    <w:p/>
+    <w:p/>
+    <w:p/>
+    <w:p/>
+    <w:p/>
+    <w:p/>
+    <w:p/>
+    <w:p/>
+    <w:p/>
+    <w:p/>
+    <w:p/>
+    <w:p/>
+    <w:p/>
+    <w:p/>
+    <w:p/>
+    <w:p/>
+    <w:p/>
+    <w:p/>
+    <w:p/>
+    <w:p/>
+    <w:p/>
+    <w:p/>
+    <w:p/>
+    <w:p/>
+    <w:p/>
+    <w:p/>
+    <w:p/>
+    <w:p/>
+    <w:p/>
+    <w:p/>
+    <w:p/>
+    <w:p/>
+    <w:p/>
+    <w:p/>
+    <w:p/>
+    <w:p/>
+    <w:p>
+      <w:pPr>
+        <w:rPr>
+          <w:rFonts w:hint="eastAsia"/>
+        </w:rPr>
+      </w:pPr>
+    </w:p>
+    <w:p>
+      <w:pPr>
         <w:pStyle w:val="afb"/>
+      </w:pPr>
+      <w:r>
+        <w:rPr>
+          <w:rFonts w:hint="eastAsia"/>
+        </w:rPr>
+        <w:t>圖</w:t>
+      </w:r>
+      <w:r>
+        <w:rPr>
+          <w:rFonts w:hint="eastAsia"/>
+        </w:rPr>
+        <w:t xml:space="preserve"> </w:t>
+      </w:r>
+      <w:r>
+        <w:fldChar w:fldCharType="begin"/>
+      </w:r>
+      <w:r>
+        <w:instrText xml:space="preserve"> </w:instrText>
+      </w:r>
+      <w:r>
+        <w:rPr>
+          <w:rFonts w:hint="eastAsia"/>
+        </w:rPr>
+        <w:instrText>STYLEREF 2 \s</w:instrText>
+      </w:r>
+      <w:r>
+        <w:instrText xml:space="preserve"> </w:instrText>
+      </w:r>
+      <w:r>
+        <w:fldChar w:fldCharType="separate"/>
+      </w:r>
+      <w:r>
+        <w:rPr>
+          <w:noProof/>
+        </w:rPr>
+        <w:t>5-3</w:t>
+      </w:r>
+      <w:r>
+        <w:fldChar w:fldCharType="end"/>
+      </w:r>
+      <w:r>
+        <w:noBreakHyphen/>
+      </w:r>
+      <w:r>
+        <w:fldChar w:fldCharType="begin"/>
+      </w:r>
+      <w:r>
+        <w:instrText xml:space="preserve"> </w:instrText>
+      </w:r>
+      <w:r>
+        <w:rPr>
+          <w:rFonts w:hint="eastAsia"/>
+        </w:rPr>
+        <w:instrText xml:space="preserve">SEQ </w:instrText>
+      </w:r>
+      <w:r>
+        <w:rPr>
+          <w:rFonts w:hint="eastAsia"/>
+        </w:rPr>
+        <w:instrText>圖</w:instrText>
+      </w:r>
+      <w:r>
+        <w:rPr>
+          <w:rFonts w:hint="eastAsia"/>
+        </w:rPr>
+        <w:instrText xml:space="preserve"> \* ARABIC \s 2</w:instrText>
+      </w:r>
+      <w:r>
+        <w:instrText xml:space="preserve"> </w:instrText>
+      </w:r>
+      <w:r>
+        <w:fldChar w:fldCharType="separate"/>
+      </w:r>
+      <w:r>
+        <w:rPr>
+          <w:noProof/>
+        </w:rPr>
+        <w:t>1</w:t>
+      </w:r>
+      <w:r>
+        <w:fldChar w:fldCharType="end"/>
+      </w:r>
+      <w:r>
+        <w:rPr>
+          <w:rFonts w:hint="eastAsia"/>
+        </w:rPr>
+        <w:t xml:space="preserve"> </w:t>
+      </w:r>
+      <w:r>
+        <w:rPr>
+          <w:rFonts w:hint="eastAsia"/>
+        </w:rPr>
+        <w:t>編輯書籍</w:t>
+      </w:r>
+      <w:r>
+        <w:rPr>
+          <w:rFonts w:hint="eastAsia"/>
+        </w:rPr>
+        <w:t>-</w:t>
+      </w:r>
+      <w:r>
+        <w:rPr>
+          <w:rFonts w:hint="eastAsia"/>
+        </w:rPr>
+        <w:t>活動圖</w:t>
+      </w:r>
+    </w:p>
+    <w:p>
+      <w:pPr>
+        <w:rPr>
+          <w:rFonts w:hint="eastAsia"/>
+        </w:rPr>
+      </w:pPr>
+    </w:p>
+    <w:p>
+      <w:pPr>
+        <w:rPr>
+          <w:rFonts w:hint="eastAsia"/>
+        </w:rPr>
+      </w:pPr>
+    </w:p>
+    <w:p>
+      <w:pPr>
+        <w:pStyle w:val="afb"/>
+        <w:rPr>
+          <w:rFonts w:hint="eastAsia"/>
+        </w:rPr>
       </w:pPr>
       <w:r>
         <w:rPr>
@@ -1984,16 +2173,8 @@
               <w:rPr>
                 <w:rFonts w:hint="eastAsia"/>
               </w:rPr>
-              <w:t>該書籍狀態為「</w:t>
-            </w:r>
-            <w:proofErr w:type="gramStart"/>
-            <w:r>
-              <w:rPr>
-                <w:rFonts w:hint="eastAsia"/>
-              </w:rPr>
-              <w:t>待存書</w:t>
-            </w:r>
-            <w:proofErr w:type="gramEnd"/>
+              <w:t>該書籍狀態為「待存書</w:t>
+            </w:r>
             <w:r>
               <w:rPr>
                 <w:rFonts w:hint="eastAsia"/>
@@ -2139,14 +2320,12 @@
             <w:r>
               <w:t>「</w:t>
             </w:r>
-            <w:proofErr w:type="gramStart"/>
             <w:r>
               <w:rPr>
                 <w:rFonts w:hint="eastAsia"/>
               </w:rPr>
               <w:t>待存書</w:t>
             </w:r>
-            <w:proofErr w:type="gramEnd"/>
             <w:r>
               <w:t>」</w:t>
             </w:r>
@@ -2227,13 +2406,8 @@
               <w:t>後</w:t>
             </w:r>
             <w:r>
-              <w:t>系統彈出確認視窗，使用者選擇「否」則</w:t>
-            </w:r>
-            <w:proofErr w:type="gramStart"/>
-            <w:r>
-              <w:t>返回原頁面</w:t>
-            </w:r>
-            <w:proofErr w:type="gramEnd"/>
+              <w:t>系統彈出確認視窗，使用者選擇「否」則返回原頁面</w:t>
+            </w:r>
             <w:r>
               <w:rPr>
                 <w:rFonts w:hint="eastAsia"/>
@@ -2253,25 +2427,41 @@
     <w:p/>
     <w:p/>
     <w:p/>
+    <w:p/>
+    <w:p/>
+    <w:p/>
+    <w:p/>
+    <w:p/>
+    <w:p/>
+    <w:p/>
+    <w:p/>
+    <w:p/>
+    <w:p/>
+    <w:p/>
     <w:p>
+      <w:pPr>
+        <w:rPr>
+          <w:rFonts w:hint="eastAsia"/>
+        </w:rPr>
+      </w:pPr>
       <w:r>
         <w:rPr>
           <w:noProof/>
         </w:rPr>
         <w:lastRenderedPageBreak/>
         <w:drawing>
-          <wp:anchor distT="0" distB="0" distL="114300" distR="114300" simplePos="0" relativeHeight="251659264" behindDoc="0" locked="0" layoutInCell="1" allowOverlap="1" wp14:anchorId="6FD98D20" wp14:editId="660EFD4E">
+          <wp:anchor distT="0" distB="0" distL="114300" distR="114300" simplePos="0" relativeHeight="251659264" behindDoc="0" locked="0" layoutInCell="1" allowOverlap="1" wp14:anchorId="6FD98D20" wp14:editId="6DF79DE8">
             <wp:simplePos x="0" y="0"/>
             <wp:positionH relativeFrom="margin">
               <wp:align>right</wp:align>
             </wp:positionH>
             <wp:positionV relativeFrom="paragraph">
-              <wp:posOffset>256722</wp:posOffset>
+              <wp:posOffset>124056</wp:posOffset>
             </wp:positionV>
-            <wp:extent cx="6479540" cy="8314055"/>
+            <wp:extent cx="6479540" cy="8423275"/>
             <wp:effectExtent l="0" t="0" r="0" b="0"/>
             <wp:wrapSquare wrapText="bothSides"/>
-            <wp:docPr id="1" name="圖片 1" descr="一張含有 文字, 螢幕擷取畫面, 圖表, 平行 的圖片"/>
+            <wp:docPr id="1" name="圖片 1"/>
             <wp:cNvGraphicFramePr>
               <a:graphicFrameLocks xmlns:a="http://schemas.openxmlformats.org/drawingml/2006/main" noChangeAspect="1"/>
             </wp:cNvGraphicFramePr>
@@ -2279,11 +2469,11 @@
               <a:graphicData uri="http://schemas.openxmlformats.org/drawingml/2006/picture">
                 <pic:pic xmlns:pic="http://schemas.openxmlformats.org/drawingml/2006/picture">
                   <pic:nvPicPr>
-                    <pic:cNvPr id="1" name="圖片 1" descr="一張含有 文字, 螢幕擷取畫面, 圖表, 平行 的圖片"/>
+                    <pic:cNvPr id="1" name="圖片 1"/>
                     <pic:cNvPicPr/>
                   </pic:nvPicPr>
                   <pic:blipFill>
-                    <a:blip r:embed="rId9">
+                    <a:blip r:embed="rId10">
                       <a:extLst>
                         <a:ext uri="{28A0092B-C50C-407E-A947-70E740481C1C}">
                           <a14:useLocalDpi xmlns:a14="http://schemas.microsoft.com/office/drawing/2010/main" val="0"/>
@@ -2297,7 +2487,7 @@
                   <pic:spPr>
                     <a:xfrm>
                       <a:off x="0" y="0"/>
-                      <a:ext cx="6479540" cy="8314055"/>
+                      <a:ext cx="6484465" cy="8429967"/>
                     </a:xfrm>
                     <a:prstGeom prst="rect">
                       <a:avLst/>
@@ -2306,6 +2496,9 @@
                 </pic:pic>
               </a:graphicData>
             </a:graphic>
+            <wp14:sizeRelV relativeFrom="margin">
+              <wp14:pctHeight>0</wp14:pctHeight>
+            </wp14:sizeRelV>
           </wp:anchor>
         </w:drawing>
       </w:r>
@@ -2421,7 +2614,13 @@
       </w:r>
     </w:p>
     <w:p/>
-    <w:p/>
+    <w:p>
+      <w:pPr>
+        <w:rPr>
+          <w:rFonts w:hint="eastAsia"/>
+        </w:rPr>
+      </w:pPr>
+    </w:p>
     <w:p/>
     <w:p>
       <w:pPr>
@@ -2608,15 +2807,7 @@
               <w:t>）於</w:t>
             </w:r>
             <w:r>
-              <w:t>「銷售紀錄」的「販售中」清單</w:t>
-            </w:r>
-            <w:proofErr w:type="gramStart"/>
-            <w:r>
-              <w:t>點擊存書</w:t>
-            </w:r>
-            <w:proofErr w:type="gramEnd"/>
-            <w:r>
-              <w:t>，並於現場掃描機台</w:t>
+              <w:t>「銷售紀錄」的「販售中」清單點擊存書，並於現場掃描機台</w:t>
             </w:r>
             <w:r>
               <w:t>QR</w:t>
@@ -2731,15 +2922,7 @@
               <w:t>：</w:t>
             </w:r>
             <w:r>
-              <w:t>若已下訂，可即時得知書籍已</w:t>
-            </w:r>
-            <w:proofErr w:type="gramStart"/>
-            <w:r>
-              <w:t>入櫃並</w:t>
-            </w:r>
-            <w:proofErr w:type="gramEnd"/>
-            <w:r>
-              <w:t>準備取書</w:t>
+              <w:t>若已下訂，可即時得知書籍已入櫃並準備取書</w:t>
             </w:r>
             <w:r>
               <w:rPr>
@@ -2811,15 +2994,7 @@
               <w:jc w:val="both"/>
             </w:pPr>
             <w:r>
-              <w:t>書籍狀態為「</w:t>
-            </w:r>
-            <w:proofErr w:type="gramStart"/>
-            <w:r>
-              <w:t>待存書</w:t>
-            </w:r>
-            <w:proofErr w:type="gramEnd"/>
-            <w:r>
-              <w:t>」</w:t>
+              <w:t>書籍狀態為「待存書」</w:t>
             </w:r>
             <w:r>
               <w:rPr>
@@ -3006,19 +3181,11 @@
               </w:numPr>
               <w:jc w:val="both"/>
             </w:pPr>
-            <w:proofErr w:type="gramStart"/>
-            <w:r>
-              <w:rPr>
-                <w:rFonts w:hint="eastAsia"/>
-              </w:rPr>
-              <w:t>掃碼者</w:t>
-            </w:r>
-            <w:proofErr w:type="gramEnd"/>
-            <w:r>
-              <w:rPr>
-                <w:rFonts w:hint="eastAsia"/>
-              </w:rPr>
-              <w:t>非該書籍之合法擁有者（賣家），系統不予執行。</w:t>
+            <w:r>
+              <w:rPr>
+                <w:rFonts w:hint="eastAsia"/>
+              </w:rPr>
+              <w:t>掃碼者非該書籍之合法擁有者（賣家），系統不予執行。</w:t>
             </w:r>
           </w:p>
           <w:p>
@@ -3077,22 +3244,2613 @@
         </w:tc>
       </w:tr>
     </w:tbl>
+    <w:p/>
+    <w:p/>
+    <w:p/>
+    <w:p/>
+    <w:p/>
+    <w:p/>
+    <w:p/>
+    <w:p/>
+    <w:p/>
+    <w:p/>
+    <w:p/>
+    <w:p/>
+    <w:p/>
+    <w:p/>
+    <w:p/>
+    <w:p/>
+    <w:p/>
+    <w:p/>
+    <w:p/>
+    <w:p/>
+    <w:p/>
     <w:p>
-      <w:pPr>
-        <w:rPr>
-          <w:rFonts w:eastAsia="MS Mincho"/>
-        </w:rPr>
-      </w:pPr>
+      <w:r>
+        <w:rPr>
+          <w:noProof/>
+          <w:sz w:val="28"/>
+        </w:rPr>
+        <w:lastRenderedPageBreak/>
+        <w:drawing>
+          <wp:anchor distT="0" distB="0" distL="114300" distR="114300" simplePos="0" relativeHeight="251661312" behindDoc="0" locked="0" layoutInCell="1" allowOverlap="1" wp14:anchorId="71C165E6" wp14:editId="0B07CA7A">
+            <wp:simplePos x="0" y="0"/>
+            <wp:positionH relativeFrom="margin">
+              <wp:align>center</wp:align>
+            </wp:positionH>
+            <wp:positionV relativeFrom="paragraph">
+              <wp:posOffset>0</wp:posOffset>
+            </wp:positionV>
+            <wp:extent cx="5464175" cy="8877300"/>
+            <wp:effectExtent l="0" t="0" r="3175" b="0"/>
+            <wp:wrapSquare wrapText="bothSides"/>
+            <wp:docPr id="4" name="圖片 4" descr="一張含有 文字, 螢幕擷取畫面, 圖表, 平行 的圖片&#10;&#10;AI 產生的內容可能不正確。"/>
+            <wp:cNvGraphicFramePr>
+              <a:graphicFrameLocks xmlns:a="http://schemas.openxmlformats.org/drawingml/2006/main" noChangeAspect="1"/>
+            </wp:cNvGraphicFramePr>
+            <a:graphic xmlns:a="http://schemas.openxmlformats.org/drawingml/2006/main">
+              <a:graphicData uri="http://schemas.openxmlformats.org/drawingml/2006/picture">
+                <pic:pic xmlns:pic="http://schemas.openxmlformats.org/drawingml/2006/picture">
+                  <pic:nvPicPr>
+                    <pic:cNvPr id="4" name="圖片 4" descr="一張含有 文字, 螢幕擷取畫面, 圖表, 平行 的圖片&#10;&#10;AI 產生的內容可能不正確。"/>
+                    <pic:cNvPicPr/>
+                  </pic:nvPicPr>
+                  <pic:blipFill>
+                    <a:blip r:embed="rId11">
+                      <a:extLst>
+                        <a:ext uri="{28A0092B-C50C-407E-A947-70E740481C1C}">
+                          <a14:useLocalDpi xmlns:a14="http://schemas.microsoft.com/office/drawing/2010/main" val="0"/>
+                        </a:ext>
+                      </a:extLst>
+                    </a:blip>
+                    <a:stretch>
+                      <a:fillRect/>
+                    </a:stretch>
+                  </pic:blipFill>
+                  <pic:spPr>
+                    <a:xfrm>
+                      <a:off x="0" y="0"/>
+                      <a:ext cx="5464175" cy="8877300"/>
+                    </a:xfrm>
+                    <a:prstGeom prst="rect">
+                      <a:avLst/>
+                    </a:prstGeom>
+                  </pic:spPr>
+                </pic:pic>
+              </a:graphicData>
+            </a:graphic>
+            <wp14:sizeRelH relativeFrom="margin">
+              <wp14:pctWidth>0</wp14:pctWidth>
+            </wp14:sizeRelH>
+            <wp14:sizeRelV relativeFrom="margin">
+              <wp14:pctHeight>0</wp14:pctHeight>
+            </wp14:sizeRelV>
+          </wp:anchor>
+        </w:drawing>
+      </w:r>
     </w:p>
     <w:p>
       <w:pPr>
         <w:rPr>
+          <w:rFonts w:hint="eastAsia"/>
+        </w:rPr>
+      </w:pPr>
+    </w:p>
+    <w:p>
+      <w:pPr>
+        <w:rPr>
           <w:sz w:val="28"/>
+        </w:rPr>
+      </w:pPr>
+    </w:p>
+    <w:p>
+      <w:pPr>
+        <w:rPr>
+          <w:sz w:val="28"/>
+        </w:rPr>
+      </w:pPr>
+    </w:p>
+    <w:p>
+      <w:pPr>
+        <w:rPr>
+          <w:sz w:val="28"/>
+        </w:rPr>
+      </w:pPr>
+    </w:p>
+    <w:p>
+      <w:pPr>
+        <w:rPr>
+          <w:sz w:val="28"/>
+        </w:rPr>
+      </w:pPr>
+    </w:p>
+    <w:p>
+      <w:pPr>
+        <w:rPr>
+          <w:sz w:val="28"/>
+        </w:rPr>
+      </w:pPr>
+    </w:p>
+    <w:p>
+      <w:pPr>
+        <w:rPr>
+          <w:sz w:val="28"/>
+        </w:rPr>
+      </w:pPr>
+    </w:p>
+    <w:p>
+      <w:pPr>
+        <w:rPr>
+          <w:sz w:val="28"/>
+        </w:rPr>
+      </w:pPr>
+    </w:p>
+    <w:p>
+      <w:pPr>
+        <w:rPr>
+          <w:sz w:val="28"/>
+        </w:rPr>
+      </w:pPr>
+    </w:p>
+    <w:p>
+      <w:pPr>
+        <w:rPr>
+          <w:sz w:val="28"/>
+        </w:rPr>
+      </w:pPr>
+    </w:p>
+    <w:p>
+      <w:pPr>
+        <w:rPr>
+          <w:sz w:val="28"/>
+        </w:rPr>
+      </w:pPr>
+    </w:p>
+    <w:p>
+      <w:pPr>
+        <w:rPr>
+          <w:sz w:val="28"/>
+        </w:rPr>
+      </w:pPr>
+    </w:p>
+    <w:p>
+      <w:pPr>
+        <w:rPr>
+          <w:sz w:val="28"/>
+        </w:rPr>
+      </w:pPr>
+    </w:p>
+    <w:p>
+      <w:pPr>
+        <w:rPr>
+          <w:sz w:val="28"/>
+        </w:rPr>
+      </w:pPr>
+    </w:p>
+    <w:p>
+      <w:pPr>
+        <w:rPr>
+          <w:sz w:val="28"/>
+        </w:rPr>
+      </w:pPr>
+    </w:p>
+    <w:p>
+      <w:pPr>
+        <w:rPr>
+          <w:sz w:val="28"/>
+        </w:rPr>
+      </w:pPr>
+    </w:p>
+    <w:p>
+      <w:pPr>
+        <w:rPr>
+          <w:sz w:val="28"/>
+        </w:rPr>
+      </w:pPr>
+    </w:p>
+    <w:p>
+      <w:pPr>
+        <w:rPr>
+          <w:sz w:val="28"/>
+        </w:rPr>
+      </w:pPr>
+    </w:p>
+    <w:p>
+      <w:pPr>
+        <w:rPr>
+          <w:sz w:val="28"/>
+        </w:rPr>
+      </w:pPr>
+    </w:p>
+    <w:p>
+      <w:pPr>
+        <w:rPr>
+          <w:sz w:val="28"/>
+        </w:rPr>
+      </w:pPr>
+    </w:p>
+    <w:p>
+      <w:pPr>
+        <w:rPr>
+          <w:sz w:val="28"/>
+        </w:rPr>
+      </w:pPr>
+    </w:p>
+    <w:p>
+      <w:pPr>
+        <w:rPr>
+          <w:sz w:val="28"/>
+        </w:rPr>
+      </w:pPr>
+    </w:p>
+    <w:p>
+      <w:pPr>
+        <w:rPr>
+          <w:sz w:val="28"/>
+        </w:rPr>
+      </w:pPr>
+    </w:p>
+    <w:p>
+      <w:pPr>
+        <w:rPr>
+          <w:sz w:val="28"/>
+        </w:rPr>
+      </w:pPr>
+    </w:p>
+    <w:p>
+      <w:pPr>
+        <w:rPr>
+          <w:sz w:val="28"/>
+        </w:rPr>
+      </w:pPr>
+    </w:p>
+    <w:p>
+      <w:pPr>
+        <w:rPr>
+          <w:sz w:val="28"/>
+        </w:rPr>
+      </w:pPr>
+    </w:p>
+    <w:p>
+      <w:pPr>
+        <w:rPr>
+          <w:sz w:val="28"/>
+        </w:rPr>
+      </w:pPr>
+    </w:p>
+    <w:p>
+      <w:pPr>
+        <w:rPr>
+          <w:sz w:val="28"/>
+        </w:rPr>
+      </w:pPr>
+    </w:p>
+    <w:p>
+      <w:pPr>
+        <w:rPr>
+          <w:sz w:val="28"/>
+        </w:rPr>
+      </w:pPr>
+    </w:p>
+    <w:p>
+      <w:pPr>
+        <w:rPr>
+          <w:sz w:val="28"/>
+        </w:rPr>
+      </w:pPr>
+    </w:p>
+    <w:p>
+      <w:pPr>
+        <w:rPr>
+          <w:sz w:val="28"/>
+        </w:rPr>
+      </w:pPr>
+    </w:p>
+    <w:p>
+      <w:pPr>
+        <w:rPr>
+          <w:sz w:val="28"/>
+        </w:rPr>
+      </w:pPr>
+    </w:p>
+    <w:p>
+      <w:pPr>
+        <w:rPr>
+          <w:sz w:val="28"/>
+        </w:rPr>
+      </w:pPr>
+    </w:p>
+    <w:p>
+      <w:pPr>
+        <w:rPr>
+          <w:sz w:val="28"/>
+        </w:rPr>
+      </w:pPr>
+    </w:p>
+    <w:p>
+      <w:pPr>
+        <w:rPr>
+          <w:sz w:val="28"/>
+        </w:rPr>
+      </w:pPr>
+    </w:p>
+    <w:p>
+      <w:pPr>
+        <w:rPr>
+          <w:sz w:val="28"/>
+        </w:rPr>
+      </w:pPr>
+    </w:p>
+    <w:p>
+      <w:pPr>
+        <w:rPr>
+          <w:sz w:val="28"/>
+        </w:rPr>
+      </w:pPr>
+    </w:p>
+    <w:p>
+      <w:pPr>
+        <w:rPr>
+          <w:sz w:val="28"/>
+        </w:rPr>
+      </w:pPr>
+    </w:p>
+    <w:p>
+      <w:pPr>
+        <w:pStyle w:val="afb"/>
+        <w:rPr>
+          <w:rFonts w:hint="eastAsia"/>
+        </w:rPr>
+      </w:pPr>
+      <w:r>
+        <w:rPr>
+          <w:rFonts w:hint="eastAsia"/>
+        </w:rPr>
+        <w:t>圖</w:t>
+      </w:r>
+      <w:r>
+        <w:rPr>
+          <w:rFonts w:hint="eastAsia"/>
+        </w:rPr>
+        <w:t xml:space="preserve"> </w:t>
+      </w:r>
+      <w:r>
+        <w:fldChar w:fldCharType="begin"/>
+      </w:r>
+      <w:r>
+        <w:instrText xml:space="preserve"> </w:instrText>
+      </w:r>
+      <w:r>
+        <w:rPr>
+          <w:rFonts w:hint="eastAsia"/>
+        </w:rPr>
+        <w:instrText>STYLEREF 2 \s</w:instrText>
+      </w:r>
+      <w:r>
+        <w:instrText xml:space="preserve"> </w:instrText>
+      </w:r>
+      <w:r>
+        <w:fldChar w:fldCharType="separate"/>
+      </w:r>
+      <w:r>
+        <w:rPr>
+          <w:noProof/>
+        </w:rPr>
+        <w:t>5-3</w:t>
+      </w:r>
+      <w:r>
+        <w:fldChar w:fldCharType="end"/>
+      </w:r>
+      <w:r>
+        <w:noBreakHyphen/>
+      </w:r>
+      <w:r>
+        <w:fldChar w:fldCharType="begin"/>
+      </w:r>
+      <w:r>
+        <w:instrText xml:space="preserve"> </w:instrText>
+      </w:r>
+      <w:r>
+        <w:rPr>
+          <w:rFonts w:hint="eastAsia"/>
+        </w:rPr>
+        <w:instrText xml:space="preserve">SEQ </w:instrText>
+      </w:r>
+      <w:r>
+        <w:rPr>
+          <w:rFonts w:hint="eastAsia"/>
+        </w:rPr>
+        <w:instrText>圖</w:instrText>
+      </w:r>
+      <w:r>
+        <w:rPr>
+          <w:rFonts w:hint="eastAsia"/>
+        </w:rPr>
+        <w:instrText xml:space="preserve"> \* ARABIC \s 2</w:instrText>
+      </w:r>
+      <w:r>
+        <w:instrText xml:space="preserve"> </w:instrText>
+      </w:r>
+      <w:r>
+        <w:fldChar w:fldCharType="separate"/>
+      </w:r>
+      <w:r>
+        <w:rPr>
+          <w:noProof/>
+        </w:rPr>
+        <w:t>2</w:t>
+      </w:r>
+      <w:r>
+        <w:fldChar w:fldCharType="end"/>
+      </w:r>
+      <w:r>
+        <w:rPr>
+          <w:rFonts w:hint="eastAsia"/>
+        </w:rPr>
+        <w:t xml:space="preserve"> </w:t>
+      </w:r>
+      <w:r>
+        <w:rPr>
+          <w:rFonts w:hint="eastAsia"/>
+        </w:rPr>
+        <w:t>實體書櫃存書</w:t>
+      </w:r>
+      <w:r>
+        <w:rPr>
+          <w:rFonts w:hint="eastAsia"/>
+        </w:rPr>
+        <w:t>-</w:t>
+      </w:r>
+      <w:r>
+        <w:rPr>
+          <w:rFonts w:hint="eastAsia"/>
+        </w:rPr>
+        <w:t>活動圖</w:t>
+      </w:r>
+    </w:p>
+    <w:p>
+      <w:pPr>
+        <w:rPr>
+          <w:sz w:val="28"/>
+        </w:rPr>
+      </w:pPr>
+    </w:p>
+    <w:p>
+      <w:pPr>
+        <w:rPr>
+          <w:rFonts w:hint="eastAsia"/>
+          <w:sz w:val="28"/>
+        </w:rPr>
+      </w:pPr>
+    </w:p>
+    <w:p>
+      <w:pPr>
+        <w:pStyle w:val="afb"/>
+      </w:pPr>
+      <w:r>
+        <w:rPr>
+          <w:rFonts w:hint="eastAsia"/>
+        </w:rPr>
+        <w:t>表</w:t>
+      </w:r>
+      <w:r>
+        <w:rPr>
+          <w:rFonts w:hint="eastAsia"/>
+        </w:rPr>
+        <w:t xml:space="preserve"> </w:t>
+      </w:r>
+      <w:r>
+        <w:fldChar w:fldCharType="begin"/>
+      </w:r>
+      <w:r>
+        <w:instrText xml:space="preserve"> </w:instrText>
+      </w:r>
+      <w:r>
+        <w:rPr>
+          <w:rFonts w:hint="eastAsia"/>
+        </w:rPr>
+        <w:instrText>STYLEREF 2 \s</w:instrText>
+      </w:r>
+      <w:r>
+        <w:instrText xml:space="preserve"> </w:instrText>
+      </w:r>
+      <w:r>
+        <w:fldChar w:fldCharType="separate"/>
+      </w:r>
+      <w:r>
+        <w:rPr>
+          <w:noProof/>
+        </w:rPr>
+        <w:t>5-3</w:t>
+      </w:r>
+      <w:r>
+        <w:fldChar w:fldCharType="end"/>
+      </w:r>
+      <w:r>
+        <w:t>-</w:t>
+      </w:r>
+      <w:r>
+        <w:fldChar w:fldCharType="begin"/>
+      </w:r>
+      <w:r>
+        <w:instrText xml:space="preserve"> </w:instrText>
+      </w:r>
+      <w:r>
+        <w:rPr>
+          <w:rFonts w:hint="eastAsia"/>
+        </w:rPr>
+        <w:instrText xml:space="preserve">SEQ </w:instrText>
+      </w:r>
+      <w:r>
+        <w:rPr>
+          <w:rFonts w:hint="eastAsia"/>
+        </w:rPr>
+        <w:instrText>表</w:instrText>
+      </w:r>
+      <w:r>
+        <w:rPr>
+          <w:rFonts w:hint="eastAsia"/>
+        </w:rPr>
+        <w:instrText xml:space="preserve"> \* ARABIC \s 2</w:instrText>
+      </w:r>
+      <w:r>
+        <w:instrText xml:space="preserve"> </w:instrText>
+      </w:r>
+      <w:r>
+        <w:fldChar w:fldCharType="separate"/>
+      </w:r>
+      <w:r>
+        <w:rPr>
+          <w:noProof/>
+        </w:rPr>
+        <w:t>4</w:t>
+      </w:r>
+      <w:r>
+        <w:fldChar w:fldCharType="end"/>
+      </w:r>
+      <w:r>
+        <w:rPr>
+          <w:rFonts w:hint="eastAsia"/>
+        </w:rPr>
+        <w:t>買家</w:t>
+      </w:r>
+      <w:r>
+        <w:t>實體書櫃</w:t>
+      </w:r>
+      <w:r>
+        <w:rPr>
+          <w:rFonts w:hint="eastAsia"/>
+        </w:rPr>
+        <w:t>取</w:t>
+      </w:r>
+      <w:r>
+        <w:t>書</w:t>
+      </w:r>
+      <w:r>
+        <w:rPr>
+          <w:rFonts w:hint="eastAsia"/>
+        </w:rPr>
+        <w:t>-</w:t>
+      </w:r>
+      <w:r>
+        <w:rPr>
+          <w:rFonts w:hint="eastAsia"/>
+        </w:rPr>
+        <w:t>使用個案描述</w:t>
+      </w:r>
+    </w:p>
+    <w:tbl>
+      <w:tblPr>
+        <w:tblStyle w:val="afa"/>
+        <w:tblW w:w="0" w:type="auto"/>
+        <w:tblLook w:val="04A0" w:firstRow="1" w:lastRow="0" w:firstColumn="1" w:lastColumn="0" w:noHBand="0" w:noVBand="1"/>
+      </w:tblPr>
+      <w:tblGrid>
+        <w:gridCol w:w="1980"/>
+        <w:gridCol w:w="8214"/>
+      </w:tblGrid>
+      <w:tr>
+        <w:tc>
+          <w:tcPr>
+            <w:tcW w:w="10194" w:type="dxa"/>
+            <w:gridSpan w:val="2"/>
+            <w:shd w:val="clear" w:color="auto" w:fill="DEE5E8" w:themeFill="text2" w:themeFillTint="33"/>
+            <w:vAlign w:val="center"/>
+          </w:tcPr>
+          <w:p>
+            <w:pPr>
+              <w:jc w:val="both"/>
+            </w:pPr>
+            <w:r>
+              <w:rPr>
+                <w:rFonts w:hint="eastAsia"/>
+              </w:rPr>
+              <w:t>使用個案名稱：</w:t>
+            </w:r>
+            <w:r>
+              <w:rPr>
+                <w:rFonts w:hint="eastAsia"/>
+              </w:rPr>
+              <w:t>買家</w:t>
+            </w:r>
+            <w:r>
+              <w:t>實體書櫃</w:t>
+            </w:r>
+            <w:r>
+              <w:rPr>
+                <w:rFonts w:hint="eastAsia"/>
+              </w:rPr>
+              <w:t>取</w:t>
+            </w:r>
+            <w:r>
+              <w:t>書</w:t>
+            </w:r>
+          </w:p>
+        </w:tc>
+      </w:tr>
+      <w:tr>
+        <w:tc>
+          <w:tcPr>
+            <w:tcW w:w="1980" w:type="dxa"/>
+            <w:shd w:val="clear" w:color="auto" w:fill="DEE5E8" w:themeFill="text2" w:themeFillTint="33"/>
+            <w:vAlign w:val="center"/>
+          </w:tcPr>
+          <w:p>
+            <w:pPr>
+              <w:jc w:val="both"/>
+            </w:pPr>
+            <w:r>
+              <w:rPr>
+                <w:rFonts w:hint="eastAsia"/>
+              </w:rPr>
+              <w:t>使用個案描述</w:t>
+            </w:r>
+          </w:p>
+        </w:tc>
+        <w:tc>
+          <w:tcPr>
+            <w:tcW w:w="8214" w:type="dxa"/>
+            <w:vAlign w:val="center"/>
+          </w:tcPr>
+          <w:p>
+            <w:pPr>
+              <w:jc w:val="both"/>
+            </w:pPr>
+            <w:r>
+              <w:t>買家抵達實體書櫃現場，透過</w:t>
+            </w:r>
+            <w:r>
+              <w:t xml:space="preserve"> App </w:t>
+            </w:r>
+            <w:r>
+              <w:t>掃描機台</w:t>
+            </w:r>
+            <w:r>
+              <w:t xml:space="preserve"> QR Code </w:t>
+            </w:r>
+            <w:r>
+              <w:t>驗證身份，開啟櫃門並取出書籍完成交易。</w:t>
+            </w:r>
+          </w:p>
+        </w:tc>
+      </w:tr>
+      <w:tr>
+        <w:tc>
+          <w:tcPr>
+            <w:tcW w:w="1980" w:type="dxa"/>
+            <w:shd w:val="clear" w:color="auto" w:fill="DEE5E8" w:themeFill="text2" w:themeFillTint="33"/>
+            <w:vAlign w:val="center"/>
+          </w:tcPr>
+          <w:p>
+            <w:pPr>
+              <w:jc w:val="both"/>
+            </w:pPr>
+            <w:r>
+              <w:t>主要參與者</w:t>
+            </w:r>
+          </w:p>
+        </w:tc>
+        <w:tc>
+          <w:tcPr>
+            <w:tcW w:w="8214" w:type="dxa"/>
+            <w:vAlign w:val="center"/>
+          </w:tcPr>
+          <w:p>
+            <w:pPr>
+              <w:jc w:val="both"/>
+            </w:pPr>
+            <w:r>
+              <w:t>使用者（買家）</w:t>
+            </w:r>
+          </w:p>
+        </w:tc>
+      </w:tr>
+      <w:tr>
+        <w:tc>
+          <w:tcPr>
+            <w:tcW w:w="1980" w:type="dxa"/>
+            <w:shd w:val="clear" w:color="auto" w:fill="DEE5E8" w:themeFill="text2" w:themeFillTint="33"/>
+            <w:vAlign w:val="center"/>
+          </w:tcPr>
+          <w:p>
+            <w:pPr>
+              <w:jc w:val="both"/>
+            </w:pPr>
+            <w:r>
+              <w:rPr>
+                <w:rFonts w:hint="eastAsia"/>
+              </w:rPr>
+              <w:t>利害關係人目標</w:t>
+            </w:r>
+          </w:p>
+        </w:tc>
+        <w:tc>
+          <w:tcPr>
+            <w:tcW w:w="8214" w:type="dxa"/>
+            <w:vAlign w:val="center"/>
+          </w:tcPr>
+          <w:p>
+            <w:pPr>
+              <w:jc w:val="both"/>
+            </w:pPr>
+            <w:r>
+              <w:rPr>
+                <w:rFonts w:hint="eastAsia"/>
+              </w:rPr>
+              <w:t>使用者（買家）：</w:t>
+            </w:r>
+            <w:r>
+              <w:t>順利開啟櫃門取得購買的書籍。</w:t>
+            </w:r>
+          </w:p>
+          <w:p>
+            <w:pPr>
+              <w:jc w:val="both"/>
+            </w:pPr>
+            <w:r>
+              <w:rPr>
+                <w:rFonts w:hint="eastAsia"/>
+              </w:rPr>
+              <w:t>使用者（賣家）：</w:t>
+            </w:r>
+            <w:r>
+              <w:t>確認買家已取書，完成交易流程並準備領取代幣。</w:t>
+            </w:r>
+          </w:p>
+          <w:p>
+            <w:pPr>
+              <w:jc w:val="both"/>
+            </w:pPr>
+            <w:r>
+              <w:rPr>
+                <w:bCs/>
+              </w:rPr>
+              <w:t>實體書櫃</w:t>
+            </w:r>
+            <w:r>
+              <w:t>：</w:t>
+            </w:r>
+            <w:r>
+              <w:t>執行開門指令並於取書後釋放格位佔用狀態。</w:t>
+            </w:r>
+          </w:p>
+        </w:tc>
+      </w:tr>
+      <w:tr>
+        <w:tc>
+          <w:tcPr>
+            <w:tcW w:w="1980" w:type="dxa"/>
+            <w:shd w:val="clear" w:color="auto" w:fill="DEE5E8" w:themeFill="text2" w:themeFillTint="33"/>
+            <w:vAlign w:val="center"/>
+          </w:tcPr>
+          <w:p>
+            <w:pPr>
+              <w:jc w:val="both"/>
+            </w:pPr>
+            <w:r>
+              <w:t>前置條件</w:t>
+            </w:r>
+          </w:p>
+        </w:tc>
+        <w:tc>
+          <w:tcPr>
+            <w:tcW w:w="8214" w:type="dxa"/>
+            <w:vAlign w:val="center"/>
+          </w:tcPr>
+          <w:p>
+            <w:pPr>
+              <w:pStyle w:val="ab"/>
+              <w:numPr>
+                <w:ilvl w:val="0"/>
+                <w:numId w:val="22"/>
+              </w:numPr>
+              <w:jc w:val="both"/>
+            </w:pPr>
+            <w:r>
+              <w:t>使用者已登入，且</w:t>
+            </w:r>
+            <w:r>
+              <w:t>書籍狀態為「已存書」</w:t>
+            </w:r>
+            <w:r>
+              <w:rPr>
+                <w:rFonts w:hint="eastAsia"/>
+              </w:rPr>
+              <w:t>，</w:t>
+            </w:r>
+            <w:r>
+              <w:t>訂單狀態為「已付款」</w:t>
+            </w:r>
+            <w:r>
+              <w:t>。</w:t>
+            </w:r>
+          </w:p>
+          <w:p>
+            <w:pPr>
+              <w:pStyle w:val="ab"/>
+              <w:numPr>
+                <w:ilvl w:val="0"/>
+                <w:numId w:val="22"/>
+              </w:numPr>
+              <w:jc w:val="both"/>
+            </w:pPr>
+            <w:r>
+              <w:t>買家已抵達該書籍存放之實體書櫃現場。</w:t>
+            </w:r>
+          </w:p>
+        </w:tc>
+      </w:tr>
+      <w:tr>
+        <w:tc>
+          <w:tcPr>
+            <w:tcW w:w="1980" w:type="dxa"/>
+            <w:shd w:val="clear" w:color="auto" w:fill="DEE5E8" w:themeFill="text2" w:themeFillTint="33"/>
+            <w:vAlign w:val="center"/>
+          </w:tcPr>
+          <w:p>
+            <w:pPr>
+              <w:jc w:val="both"/>
+            </w:pPr>
+            <w:r>
+              <w:t>後置條件</w:t>
+            </w:r>
+          </w:p>
+        </w:tc>
+        <w:tc>
+          <w:tcPr>
+            <w:tcW w:w="8214" w:type="dxa"/>
+            <w:vAlign w:val="center"/>
+          </w:tcPr>
+          <w:p>
+            <w:pPr>
+              <w:pStyle w:val="ab"/>
+              <w:numPr>
+                <w:ilvl w:val="0"/>
+                <w:numId w:val="23"/>
+              </w:numPr>
+              <w:jc w:val="both"/>
+            </w:pPr>
+            <w:r>
+              <w:t>櫃門成功開啟並由買家取出書籍。</w:t>
+            </w:r>
+          </w:p>
+          <w:p>
+            <w:pPr>
+              <w:pStyle w:val="ab"/>
+              <w:numPr>
+                <w:ilvl w:val="0"/>
+                <w:numId w:val="23"/>
+              </w:numPr>
+              <w:jc w:val="both"/>
+            </w:pPr>
+            <w:r>
+              <w:t>書籍狀態變更為「已</w:t>
+            </w:r>
+            <w:r>
+              <w:rPr>
+                <w:rFonts w:hint="eastAsia"/>
+              </w:rPr>
+              <w:t>取</w:t>
+            </w:r>
+            <w:r>
+              <w:t>書」</w:t>
+            </w:r>
+            <w:r>
+              <w:rPr>
+                <w:rFonts w:hint="eastAsia"/>
+              </w:rPr>
+              <w:t>，</w:t>
+            </w:r>
+            <w:r>
+              <w:t>訂單狀態維持在「已付款」</w:t>
+            </w:r>
+            <w:r>
+              <w:rPr>
+                <w:rFonts w:hint="eastAsia"/>
+              </w:rPr>
+              <w:t>。</w:t>
+            </w:r>
+          </w:p>
+          <w:p>
+            <w:pPr>
+              <w:pStyle w:val="ab"/>
+              <w:numPr>
+                <w:ilvl w:val="0"/>
+                <w:numId w:val="23"/>
+              </w:numPr>
+              <w:jc w:val="both"/>
+            </w:pPr>
+            <w:r>
+              <w:t>實體書櫃格位釋放。</w:t>
+            </w:r>
+          </w:p>
+        </w:tc>
+      </w:tr>
+      <w:tr>
+        <w:tc>
+          <w:tcPr>
+            <w:tcW w:w="1980" w:type="dxa"/>
+            <w:shd w:val="clear" w:color="auto" w:fill="DEE5E8" w:themeFill="text2" w:themeFillTint="33"/>
+            <w:vAlign w:val="center"/>
+          </w:tcPr>
+          <w:p>
+            <w:pPr>
+              <w:jc w:val="both"/>
+            </w:pPr>
+            <w:r>
+              <w:rPr>
+                <w:rFonts w:hint="eastAsia"/>
+              </w:rPr>
+              <w:t>例外流程</w:t>
+            </w:r>
+          </w:p>
+        </w:tc>
+        <w:tc>
+          <w:tcPr>
+            <w:tcW w:w="8214" w:type="dxa"/>
+            <w:vAlign w:val="center"/>
+          </w:tcPr>
+          <w:p>
+            <w:pPr>
+              <w:pStyle w:val="ab"/>
+              <w:numPr>
+                <w:ilvl w:val="0"/>
+                <w:numId w:val="24"/>
+              </w:numPr>
+              <w:jc w:val="both"/>
+            </w:pPr>
+            <w:r>
+              <w:t>掃描之</w:t>
+            </w:r>
+            <w:r>
+              <w:t xml:space="preserve"> QR Code </w:t>
+            </w:r>
+            <w:r>
+              <w:t>與原選定書櫃不符，系統提示錯誤並拒絕開門。</w:t>
+            </w:r>
+          </w:p>
+          <w:p>
+            <w:pPr>
+              <w:pStyle w:val="ab"/>
+              <w:numPr>
+                <w:ilvl w:val="0"/>
+                <w:numId w:val="24"/>
+              </w:numPr>
+              <w:jc w:val="both"/>
+              <w:rPr>
+                <w:rFonts w:hint="eastAsia"/>
+              </w:rPr>
+            </w:pPr>
+            <w:r>
+              <w:rPr>
+                <w:rFonts w:hint="eastAsia"/>
+              </w:rPr>
+              <w:t>若</w:t>
+            </w:r>
+            <w:r>
+              <w:t>系統發送指令後機台未回報開門成功，提示使用者重新掃描或聯繫客服</w:t>
+            </w:r>
+            <w:r>
+              <w:rPr>
+                <w:rFonts w:hint="eastAsia"/>
+              </w:rPr>
+              <w:t>。</w:t>
+            </w:r>
+          </w:p>
+        </w:tc>
+      </w:tr>
+    </w:tbl>
+    <w:p/>
+    <w:p/>
+    <w:p/>
+    <w:p/>
+    <w:p/>
+    <w:p/>
+    <w:p/>
+    <w:p/>
+    <w:p/>
+    <w:p/>
+    <w:p/>
+    <w:p/>
+    <w:p/>
+    <w:p/>
+    <w:p/>
+    <w:p/>
+    <w:p/>
+    <w:p/>
+    <w:p/>
+    <w:p/>
+    <w:p/>
+    <w:p>
+      <w:pPr>
+        <w:rPr>
+          <w:rFonts w:hint="eastAsia"/>
+        </w:rPr>
+      </w:pPr>
+    </w:p>
+    <w:p>
+      <w:r>
+        <w:rPr>
+          <w:rFonts w:hint="eastAsia"/>
+          <w:noProof/>
+        </w:rPr>
+        <w:lastRenderedPageBreak/>
+        <w:drawing>
+          <wp:anchor distT="0" distB="0" distL="114300" distR="114300" simplePos="0" relativeHeight="251662336" behindDoc="0" locked="0" layoutInCell="1" allowOverlap="1" wp14:anchorId="6F2204B8" wp14:editId="72C32CBE">
+            <wp:simplePos x="0" y="0"/>
+            <wp:positionH relativeFrom="margin">
+              <wp:posOffset>37465</wp:posOffset>
+            </wp:positionH>
+            <wp:positionV relativeFrom="paragraph">
+              <wp:posOffset>280670</wp:posOffset>
+            </wp:positionV>
+            <wp:extent cx="6444615" cy="8650605"/>
+            <wp:effectExtent l="0" t="0" r="0" b="0"/>
+            <wp:wrapSquare wrapText="bothSides"/>
+            <wp:docPr id="6" name="圖片 6"/>
+            <wp:cNvGraphicFramePr>
+              <a:graphicFrameLocks xmlns:a="http://schemas.openxmlformats.org/drawingml/2006/main" noChangeAspect="1"/>
+            </wp:cNvGraphicFramePr>
+            <a:graphic xmlns:a="http://schemas.openxmlformats.org/drawingml/2006/main">
+              <a:graphicData uri="http://schemas.openxmlformats.org/drawingml/2006/picture">
+                <pic:pic xmlns:pic="http://schemas.openxmlformats.org/drawingml/2006/picture">
+                  <pic:nvPicPr>
+                    <pic:cNvPr id="6" name="圖片 6"/>
+                    <pic:cNvPicPr/>
+                  </pic:nvPicPr>
+                  <pic:blipFill>
+                    <a:blip r:embed="rId12">
+                      <a:extLst>
+                        <a:ext uri="{28A0092B-C50C-407E-A947-70E740481C1C}">
+                          <a14:useLocalDpi xmlns:a14="http://schemas.microsoft.com/office/drawing/2010/main" val="0"/>
+                        </a:ext>
+                      </a:extLst>
+                    </a:blip>
+                    <a:stretch>
+                      <a:fillRect/>
+                    </a:stretch>
+                  </pic:blipFill>
+                  <pic:spPr>
+                    <a:xfrm>
+                      <a:off x="0" y="0"/>
+                      <a:ext cx="6444615" cy="8650605"/>
+                    </a:xfrm>
+                    <a:prstGeom prst="rect">
+                      <a:avLst/>
+                    </a:prstGeom>
+                  </pic:spPr>
+                </pic:pic>
+              </a:graphicData>
+            </a:graphic>
+            <wp14:sizeRelH relativeFrom="margin">
+              <wp14:pctWidth>0</wp14:pctWidth>
+            </wp14:sizeRelH>
+            <wp14:sizeRelV relativeFrom="margin">
+              <wp14:pctHeight>0</wp14:pctHeight>
+            </wp14:sizeRelV>
+          </wp:anchor>
+        </w:drawing>
+      </w:r>
+    </w:p>
+    <w:p>
+      <w:pPr>
+        <w:pStyle w:val="afb"/>
+        <w:rPr>
+          <w:rFonts w:hint="eastAsia"/>
+        </w:rPr>
+      </w:pPr>
+      <w:r>
+        <w:rPr>
+          <w:rFonts w:hint="eastAsia"/>
+        </w:rPr>
+        <w:t>圖</w:t>
+      </w:r>
+      <w:r>
+        <w:rPr>
+          <w:rFonts w:hint="eastAsia"/>
+        </w:rPr>
+        <w:t xml:space="preserve"> </w:t>
+      </w:r>
+      <w:r>
+        <w:fldChar w:fldCharType="begin"/>
+      </w:r>
+      <w:r>
+        <w:instrText xml:space="preserve"> </w:instrText>
+      </w:r>
+      <w:r>
+        <w:rPr>
+          <w:rFonts w:hint="eastAsia"/>
+        </w:rPr>
+        <w:instrText>STYLEREF 2 \s</w:instrText>
+      </w:r>
+      <w:r>
+        <w:instrText xml:space="preserve"> </w:instrText>
+      </w:r>
+      <w:r>
+        <w:fldChar w:fldCharType="separate"/>
+      </w:r>
+      <w:r>
+        <w:rPr>
+          <w:noProof/>
+        </w:rPr>
+        <w:t>5-3</w:t>
+      </w:r>
+      <w:r>
+        <w:fldChar w:fldCharType="end"/>
+      </w:r>
+      <w:r>
+        <w:noBreakHyphen/>
+      </w:r>
+      <w:r>
+        <w:fldChar w:fldCharType="begin"/>
+      </w:r>
+      <w:r>
+        <w:instrText xml:space="preserve"> </w:instrText>
+      </w:r>
+      <w:r>
+        <w:rPr>
+          <w:rFonts w:hint="eastAsia"/>
+        </w:rPr>
+        <w:instrText xml:space="preserve">SEQ </w:instrText>
+      </w:r>
+      <w:r>
+        <w:rPr>
+          <w:rFonts w:hint="eastAsia"/>
+        </w:rPr>
+        <w:instrText>圖</w:instrText>
+      </w:r>
+      <w:r>
+        <w:rPr>
+          <w:rFonts w:hint="eastAsia"/>
+        </w:rPr>
+        <w:instrText xml:space="preserve"> \* ARABIC \s 2</w:instrText>
+      </w:r>
+      <w:r>
+        <w:instrText xml:space="preserve"> </w:instrText>
+      </w:r>
+      <w:r>
+        <w:fldChar w:fldCharType="separate"/>
+      </w:r>
+      <w:r>
+        <w:rPr>
+          <w:noProof/>
+        </w:rPr>
+        <w:t>2</w:t>
+      </w:r>
+      <w:r>
+        <w:fldChar w:fldCharType="end"/>
+      </w:r>
+      <w:r>
+        <w:rPr>
+          <w:rFonts w:hint="eastAsia"/>
+        </w:rPr>
+        <w:t xml:space="preserve"> </w:t>
+      </w:r>
+      <w:r>
+        <w:rPr>
+          <w:rFonts w:hint="eastAsia"/>
+        </w:rPr>
+        <w:t>買家實體書櫃取書</w:t>
+      </w:r>
+      <w:r>
+        <w:rPr>
+          <w:rFonts w:hint="eastAsia"/>
+        </w:rPr>
+        <w:t>-</w:t>
+      </w:r>
+      <w:r>
+        <w:rPr>
+          <w:rFonts w:hint="eastAsia"/>
+        </w:rPr>
+        <w:t>活動圖</w:t>
+      </w:r>
+    </w:p>
+    <w:p>
+      <w:pPr>
+        <w:rPr>
+          <w:rFonts w:hint="eastAsia"/>
+        </w:rPr>
+      </w:pPr>
+    </w:p>
+    <w:p>
+      <w:pPr>
+        <w:pStyle w:val="afb"/>
+      </w:pPr>
+      <w:r>
+        <w:rPr>
+          <w:noProof/>
+        </w:rPr>
+        <w:lastRenderedPageBreak/>
+        <w:drawing>
+          <wp:anchor distT="0" distB="0" distL="114300" distR="114300" simplePos="0" relativeHeight="251664384" behindDoc="0" locked="0" layoutInCell="1" allowOverlap="1" wp14:anchorId="03A247AE" wp14:editId="104BB2F0">
+            <wp:simplePos x="0" y="0"/>
+            <wp:positionH relativeFrom="margin">
+              <wp:align>center</wp:align>
+            </wp:positionH>
+            <wp:positionV relativeFrom="paragraph">
+              <wp:posOffset>2850515</wp:posOffset>
+            </wp:positionV>
+            <wp:extent cx="6187440" cy="5874551"/>
+            <wp:effectExtent l="0" t="0" r="3810" b="0"/>
+            <wp:wrapSquare wrapText="bothSides"/>
+            <wp:docPr id="9" name="圖片 9" descr="一張含有 文字, 圖表, 螢幕擷取畫面, 平行 的圖片"/>
+            <wp:cNvGraphicFramePr>
+              <a:graphicFrameLocks xmlns:a="http://schemas.openxmlformats.org/drawingml/2006/main" noChangeAspect="1"/>
+            </wp:cNvGraphicFramePr>
+            <a:graphic xmlns:a="http://schemas.openxmlformats.org/drawingml/2006/main">
+              <a:graphicData uri="http://schemas.openxmlformats.org/drawingml/2006/picture">
+                <pic:pic xmlns:pic="http://schemas.openxmlformats.org/drawingml/2006/picture">
+                  <pic:nvPicPr>
+                    <pic:cNvPr id="9" name="圖片 9" descr="一張含有 文字, 圖表, 螢幕擷取畫面, 平行 的圖片"/>
+                    <pic:cNvPicPr/>
+                  </pic:nvPicPr>
+                  <pic:blipFill>
+                    <a:blip r:embed="rId13">
+                      <a:extLst>
+                        <a:ext uri="{28A0092B-C50C-407E-A947-70E740481C1C}">
+                          <a14:useLocalDpi xmlns:a14="http://schemas.microsoft.com/office/drawing/2010/main" val="0"/>
+                        </a:ext>
+                      </a:extLst>
+                    </a:blip>
+                    <a:stretch>
+                      <a:fillRect/>
+                    </a:stretch>
+                  </pic:blipFill>
+                  <pic:spPr>
+                    <a:xfrm>
+                      <a:off x="0" y="0"/>
+                      <a:ext cx="6187440" cy="5874551"/>
+                    </a:xfrm>
+                    <a:prstGeom prst="rect">
+                      <a:avLst/>
+                    </a:prstGeom>
+                  </pic:spPr>
+                </pic:pic>
+              </a:graphicData>
+            </a:graphic>
+          </wp:anchor>
+        </w:drawing>
+      </w:r>
+      <w:r>
+        <w:rPr>
+          <w:rFonts w:hint="eastAsia"/>
+        </w:rPr>
+        <w:t>表</w:t>
+      </w:r>
+      <w:r>
+        <w:rPr>
+          <w:rFonts w:hint="eastAsia"/>
+        </w:rPr>
+        <w:t xml:space="preserve"> </w:t>
+      </w:r>
+      <w:r>
+        <w:fldChar w:fldCharType="begin"/>
+      </w:r>
+      <w:r>
+        <w:instrText xml:space="preserve"> </w:instrText>
+      </w:r>
+      <w:r>
+        <w:rPr>
+          <w:rFonts w:hint="eastAsia"/>
+        </w:rPr>
+        <w:instrText>STYLEREF 2 \s</w:instrText>
+      </w:r>
+      <w:r>
+        <w:instrText xml:space="preserve"> </w:instrText>
+      </w:r>
+      <w:r>
+        <w:fldChar w:fldCharType="separate"/>
+      </w:r>
+      <w:r>
+        <w:rPr>
+          <w:noProof/>
+        </w:rPr>
+        <w:t>5-3</w:t>
+      </w:r>
+      <w:r>
+        <w:fldChar w:fldCharType="end"/>
+      </w:r>
+      <w:r>
+        <w:t>-</w:t>
+      </w:r>
+      <w:r>
+        <w:fldChar w:fldCharType="begin"/>
+      </w:r>
+      <w:r>
+        <w:instrText xml:space="preserve"> </w:instrText>
+      </w:r>
+      <w:r>
+        <w:rPr>
+          <w:rFonts w:hint="eastAsia"/>
+        </w:rPr>
+        <w:instrText xml:space="preserve">SEQ </w:instrText>
+      </w:r>
+      <w:r>
+        <w:rPr>
+          <w:rFonts w:hint="eastAsia"/>
+        </w:rPr>
+        <w:instrText>表</w:instrText>
+      </w:r>
+      <w:r>
+        <w:rPr>
+          <w:rFonts w:hint="eastAsia"/>
+        </w:rPr>
+        <w:instrText xml:space="preserve"> \* ARABIC \s 2</w:instrText>
+      </w:r>
+      <w:r>
+        <w:instrText xml:space="preserve"> </w:instrText>
+      </w:r>
+      <w:r>
+        <w:fldChar w:fldCharType="separate"/>
+      </w:r>
+      <w:r>
+        <w:rPr>
+          <w:noProof/>
+        </w:rPr>
+        <w:t>4</w:t>
+      </w:r>
+      <w:r>
+        <w:fldChar w:fldCharType="end"/>
+      </w:r>
+      <w:r>
+        <w:rPr>
+          <w:rFonts w:hint="eastAsia"/>
+        </w:rPr>
+        <w:t>確認訂單</w:t>
+      </w:r>
+      <w:r>
+        <w:rPr>
+          <w:rFonts w:hint="eastAsia"/>
+        </w:rPr>
+        <w:t>使用個案描述</w:t>
+      </w:r>
+    </w:p>
+    <w:tbl>
+      <w:tblPr>
+        <w:tblStyle w:val="afa"/>
+        <w:tblW w:w="0" w:type="auto"/>
+        <w:tblLook w:val="04A0" w:firstRow="1" w:lastRow="0" w:firstColumn="1" w:lastColumn="0" w:noHBand="0" w:noVBand="1"/>
+      </w:tblPr>
+      <w:tblGrid>
+        <w:gridCol w:w="1980"/>
+        <w:gridCol w:w="8214"/>
+      </w:tblGrid>
+      <w:tr>
+        <w:tc>
+          <w:tcPr>
+            <w:tcW w:w="10194" w:type="dxa"/>
+            <w:gridSpan w:val="2"/>
+            <w:shd w:val="clear" w:color="auto" w:fill="DEE5E8" w:themeFill="text2" w:themeFillTint="33"/>
+            <w:vAlign w:val="center"/>
+          </w:tcPr>
+          <w:p>
+            <w:pPr>
+              <w:jc w:val="both"/>
+            </w:pPr>
+            <w:r>
+              <w:rPr>
+                <w:rFonts w:hint="eastAsia"/>
+              </w:rPr>
+              <w:t>使用個案名稱：確認訂單</w:t>
+            </w:r>
+          </w:p>
+        </w:tc>
+      </w:tr>
+      <w:tr>
+        <w:tc>
+          <w:tcPr>
+            <w:tcW w:w="1980" w:type="dxa"/>
+            <w:shd w:val="clear" w:color="auto" w:fill="DEE5E8" w:themeFill="text2" w:themeFillTint="33"/>
+            <w:vAlign w:val="center"/>
+          </w:tcPr>
+          <w:p>
+            <w:pPr>
+              <w:jc w:val="both"/>
+            </w:pPr>
+            <w:r>
+              <w:rPr>
+                <w:rFonts w:hint="eastAsia"/>
+              </w:rPr>
+              <w:t>使用個案描述</w:t>
+            </w:r>
+          </w:p>
+        </w:tc>
+        <w:tc>
+          <w:tcPr>
+            <w:tcW w:w="8214" w:type="dxa"/>
+            <w:vAlign w:val="center"/>
+          </w:tcPr>
+          <w:p>
+            <w:pPr>
+              <w:jc w:val="both"/>
+            </w:pPr>
+            <w:r>
+              <w:t>買家在實體取書並確認書況無誤後，手動按下「確認訂單」，系統隨即撥款給賣家並結案。</w:t>
+            </w:r>
+          </w:p>
+        </w:tc>
+      </w:tr>
+      <w:tr>
+        <w:tc>
+          <w:tcPr>
+            <w:tcW w:w="1980" w:type="dxa"/>
+            <w:shd w:val="clear" w:color="auto" w:fill="DEE5E8" w:themeFill="text2" w:themeFillTint="33"/>
+            <w:vAlign w:val="center"/>
+          </w:tcPr>
+          <w:p>
+            <w:pPr>
+              <w:jc w:val="both"/>
+            </w:pPr>
+            <w:r>
+              <w:t>主要參與者</w:t>
+            </w:r>
+          </w:p>
+        </w:tc>
+        <w:tc>
+          <w:tcPr>
+            <w:tcW w:w="8214" w:type="dxa"/>
+            <w:vAlign w:val="center"/>
+          </w:tcPr>
+          <w:p>
+            <w:pPr>
+              <w:jc w:val="both"/>
+            </w:pPr>
+            <w:r>
+              <w:t>使用者（買家）</w:t>
+            </w:r>
+          </w:p>
+        </w:tc>
+      </w:tr>
+      <w:tr>
+        <w:tc>
+          <w:tcPr>
+            <w:tcW w:w="1980" w:type="dxa"/>
+            <w:shd w:val="clear" w:color="auto" w:fill="DEE5E8" w:themeFill="text2" w:themeFillTint="33"/>
+            <w:vAlign w:val="center"/>
+          </w:tcPr>
+          <w:p>
+            <w:pPr>
+              <w:jc w:val="both"/>
+            </w:pPr>
+            <w:r>
+              <w:rPr>
+                <w:rFonts w:hint="eastAsia"/>
+              </w:rPr>
+              <w:t>利害關係人目標</w:t>
+            </w:r>
+          </w:p>
+        </w:tc>
+        <w:tc>
+          <w:tcPr>
+            <w:tcW w:w="8214" w:type="dxa"/>
+            <w:vAlign w:val="center"/>
+          </w:tcPr>
+          <w:p>
+            <w:pPr>
+              <w:jc w:val="both"/>
+            </w:pPr>
+            <w:r>
+              <w:rPr>
+                <w:rFonts w:hint="eastAsia"/>
+              </w:rPr>
+              <w:t>使用者（買家）：</w:t>
+            </w:r>
+            <w:r>
+              <w:rPr>
+                <w:rFonts w:hint="eastAsia"/>
+              </w:rPr>
+              <w:t>確認書籍無誤，</w:t>
+            </w:r>
+            <w:r>
+              <w:t>正式完成交易</w:t>
+            </w:r>
+            <w:r>
+              <w:rPr>
+                <w:rFonts w:hint="eastAsia"/>
+              </w:rPr>
+              <w:t>。</w:t>
+            </w:r>
+          </w:p>
+          <w:p>
+            <w:pPr>
+              <w:jc w:val="both"/>
+              <w:rPr>
+                <w:rFonts w:hint="eastAsia"/>
+              </w:rPr>
+            </w:pPr>
+            <w:r>
+              <w:rPr>
+                <w:rFonts w:hint="eastAsia"/>
+              </w:rPr>
+              <w:t>使用者（賣家）：</w:t>
+            </w:r>
+            <w:r>
+              <w:t>獲得書籍銷售所得的代幣</w:t>
+            </w:r>
+            <w:r>
+              <w:t>。</w:t>
+            </w:r>
+          </w:p>
+        </w:tc>
+      </w:tr>
+      <w:tr>
+        <w:tc>
+          <w:tcPr>
+            <w:tcW w:w="1980" w:type="dxa"/>
+            <w:shd w:val="clear" w:color="auto" w:fill="DEE5E8" w:themeFill="text2" w:themeFillTint="33"/>
+            <w:vAlign w:val="center"/>
+          </w:tcPr>
+          <w:p>
+            <w:pPr>
+              <w:jc w:val="both"/>
+            </w:pPr>
+            <w:r>
+              <w:t>前置條件</w:t>
+            </w:r>
+          </w:p>
+        </w:tc>
+        <w:tc>
+          <w:tcPr>
+            <w:tcW w:w="8214" w:type="dxa"/>
+            <w:vAlign w:val="center"/>
+          </w:tcPr>
+          <w:p>
+            <w:pPr>
+              <w:pStyle w:val="ab"/>
+              <w:numPr>
+                <w:ilvl w:val="0"/>
+                <w:numId w:val="25"/>
+              </w:numPr>
+              <w:jc w:val="both"/>
+              <w:rPr>
+                <w:rFonts w:hint="eastAsia"/>
+              </w:rPr>
+            </w:pPr>
+            <w:r>
+              <w:t>使用者已登入，</w:t>
+            </w:r>
+            <w:r>
+              <w:rPr>
+                <w:rFonts w:hint="eastAsia"/>
+              </w:rPr>
+              <w:t>並進入</w:t>
+            </w:r>
+            <w:r>
+              <w:t>「</w:t>
+            </w:r>
+            <w:r>
+              <w:rPr>
+                <w:rFonts w:hint="eastAsia"/>
+              </w:rPr>
+              <w:t>購買</w:t>
+            </w:r>
+            <w:r>
+              <w:t>紀錄」的「</w:t>
+            </w:r>
+            <w:r>
+              <w:rPr>
+                <w:rFonts w:hint="eastAsia"/>
+              </w:rPr>
+              <w:t>待取書</w:t>
+            </w:r>
+            <w:r>
+              <w:t>」清單。</w:t>
+            </w:r>
+          </w:p>
+          <w:p>
+            <w:pPr>
+              <w:pStyle w:val="ab"/>
+              <w:numPr>
+                <w:ilvl w:val="0"/>
+                <w:numId w:val="25"/>
+              </w:numPr>
+              <w:jc w:val="both"/>
+            </w:pPr>
+            <w:r>
+              <w:t>書籍狀態為「已取書」</w:t>
+            </w:r>
+            <w:r>
+              <w:rPr>
+                <w:rFonts w:hint="eastAsia"/>
+              </w:rPr>
+              <w:t>，</w:t>
+            </w:r>
+            <w:r>
+              <w:t>訂單狀態為「已付款」。。</w:t>
+            </w:r>
+          </w:p>
+        </w:tc>
+      </w:tr>
+      <w:tr>
+        <w:tc>
+          <w:tcPr>
+            <w:tcW w:w="1980" w:type="dxa"/>
+            <w:shd w:val="clear" w:color="auto" w:fill="DEE5E8" w:themeFill="text2" w:themeFillTint="33"/>
+            <w:vAlign w:val="center"/>
+          </w:tcPr>
+          <w:p>
+            <w:pPr>
+              <w:jc w:val="both"/>
+            </w:pPr>
+            <w:r>
+              <w:t>後置條件</w:t>
+            </w:r>
+          </w:p>
+        </w:tc>
+        <w:tc>
+          <w:tcPr>
+            <w:tcW w:w="8214" w:type="dxa"/>
+            <w:vAlign w:val="center"/>
+          </w:tcPr>
+          <w:p>
+            <w:pPr>
+              <w:pStyle w:val="ab"/>
+              <w:numPr>
+                <w:ilvl w:val="0"/>
+                <w:numId w:val="26"/>
+              </w:numPr>
+              <w:jc w:val="both"/>
+            </w:pPr>
+            <w:r>
+              <w:t>訂單狀態變更為「</w:t>
+            </w:r>
+            <w:r>
+              <w:t>完成訂單</w:t>
+            </w:r>
+            <w:r>
+              <w:t>」。</w:t>
+            </w:r>
+          </w:p>
+          <w:p>
+            <w:pPr>
+              <w:pStyle w:val="ab"/>
+              <w:numPr>
+                <w:ilvl w:val="0"/>
+                <w:numId w:val="26"/>
+              </w:numPr>
+              <w:jc w:val="both"/>
+            </w:pPr>
+            <w:r>
+              <w:t>系統自動執行代幣撥款</w:t>
+            </w:r>
+            <w:r>
+              <w:rPr>
+                <w:rFonts w:hint="eastAsia"/>
+              </w:rPr>
+              <w:t>。</w:t>
+            </w:r>
+          </w:p>
+          <w:p>
+            <w:pPr>
+              <w:pStyle w:val="ab"/>
+              <w:numPr>
+                <w:ilvl w:val="0"/>
+                <w:numId w:val="26"/>
+              </w:numPr>
+              <w:jc w:val="both"/>
+            </w:pPr>
+            <w:r>
+              <w:t>該筆資料移至</w:t>
+            </w:r>
+            <w:r>
+              <w:t>「</w:t>
+            </w:r>
+            <w:r>
+              <w:rPr>
+                <w:rFonts w:hint="eastAsia"/>
+              </w:rPr>
+              <w:t>購買</w:t>
+            </w:r>
+            <w:r>
+              <w:t>紀錄」的「</w:t>
+            </w:r>
+            <w:r>
+              <w:rPr>
+                <w:rFonts w:hint="eastAsia"/>
+              </w:rPr>
+              <w:t>已完成</w:t>
+            </w:r>
+            <w:r>
+              <w:t>」清單</w:t>
+            </w:r>
+            <w:r>
+              <w:t>。</w:t>
+            </w:r>
+          </w:p>
+        </w:tc>
+      </w:tr>
+      <w:tr>
+        <w:tc>
+          <w:tcPr>
+            <w:tcW w:w="1980" w:type="dxa"/>
+            <w:shd w:val="clear" w:color="auto" w:fill="DEE5E8" w:themeFill="text2" w:themeFillTint="33"/>
+            <w:vAlign w:val="center"/>
+          </w:tcPr>
+          <w:p>
+            <w:pPr>
+              <w:jc w:val="both"/>
+            </w:pPr>
+            <w:r>
+              <w:rPr>
+                <w:rFonts w:hint="eastAsia"/>
+              </w:rPr>
+              <w:t>例外流程</w:t>
+            </w:r>
+          </w:p>
+        </w:tc>
+        <w:tc>
+          <w:tcPr>
+            <w:tcW w:w="8214" w:type="dxa"/>
+            <w:vAlign w:val="center"/>
+          </w:tcPr>
+          <w:p>
+            <w:pPr>
+              <w:pStyle w:val="ab"/>
+              <w:numPr>
+                <w:ilvl w:val="0"/>
+                <w:numId w:val="27"/>
+              </w:numPr>
+              <w:jc w:val="both"/>
+              <w:rPr>
+                <w:rFonts w:hint="eastAsia"/>
+              </w:rPr>
+            </w:pPr>
+            <w:r>
+              <w:t>若買家檢查書況不符，可點擊「申訴」</w:t>
+            </w:r>
+            <w:r>
+              <w:rPr>
+                <w:rFonts w:hint="eastAsia"/>
+              </w:rPr>
+              <w:t>按鈕</w:t>
+            </w:r>
+            <w:r>
+              <w:t>，訂單狀態轉為「申訴中」</w:t>
+            </w:r>
+            <w:r>
+              <w:rPr>
+                <w:rFonts w:hint="eastAsia"/>
+              </w:rPr>
+              <w:t>。</w:t>
+            </w:r>
+          </w:p>
+        </w:tc>
+      </w:tr>
+    </w:tbl>
+    <w:p>
+      <w:pPr>
+        <w:pStyle w:val="afb"/>
+        <w:rPr>
+          <w:rFonts w:hint="eastAsia"/>
+        </w:rPr>
+      </w:pPr>
+      <w:r>
+        <w:rPr>
+          <w:rFonts w:hint="eastAsia"/>
+        </w:rPr>
+        <w:t>圖</w:t>
+      </w:r>
+      <w:r>
+        <w:rPr>
+          <w:rFonts w:hint="eastAsia"/>
+        </w:rPr>
+        <w:t xml:space="preserve"> </w:t>
+      </w:r>
+      <w:r>
+        <w:fldChar w:fldCharType="begin"/>
+      </w:r>
+      <w:r>
+        <w:instrText xml:space="preserve"> </w:instrText>
+      </w:r>
+      <w:r>
+        <w:rPr>
+          <w:rFonts w:hint="eastAsia"/>
+        </w:rPr>
+        <w:instrText>STYLEREF 2 \s</w:instrText>
+      </w:r>
+      <w:r>
+        <w:instrText xml:space="preserve"> </w:instrText>
+      </w:r>
+      <w:r>
+        <w:fldChar w:fldCharType="separate"/>
+      </w:r>
+      <w:r>
+        <w:rPr>
+          <w:noProof/>
+        </w:rPr>
+        <w:t>5-3</w:t>
+      </w:r>
+      <w:r>
+        <w:fldChar w:fldCharType="end"/>
+      </w:r>
+      <w:r>
+        <w:noBreakHyphen/>
+      </w:r>
+      <w:r>
+        <w:fldChar w:fldCharType="begin"/>
+      </w:r>
+      <w:r>
+        <w:instrText xml:space="preserve"> </w:instrText>
+      </w:r>
+      <w:r>
+        <w:rPr>
+          <w:rFonts w:hint="eastAsia"/>
+        </w:rPr>
+        <w:instrText xml:space="preserve">SEQ </w:instrText>
+      </w:r>
+      <w:r>
+        <w:rPr>
+          <w:rFonts w:hint="eastAsia"/>
+        </w:rPr>
+        <w:instrText>圖</w:instrText>
+      </w:r>
+      <w:r>
+        <w:rPr>
+          <w:rFonts w:hint="eastAsia"/>
+        </w:rPr>
+        <w:instrText xml:space="preserve"> \* ARABIC \s 2</w:instrText>
+      </w:r>
+      <w:r>
+        <w:instrText xml:space="preserve"> </w:instrText>
+      </w:r>
+      <w:r>
+        <w:fldChar w:fldCharType="separate"/>
+      </w:r>
+      <w:r>
+        <w:rPr>
+          <w:noProof/>
+        </w:rPr>
+        <w:t>2</w:t>
+      </w:r>
+      <w:r>
+        <w:fldChar w:fldCharType="end"/>
+      </w:r>
+      <w:r>
+        <w:rPr>
+          <w:rFonts w:hint="eastAsia"/>
+        </w:rPr>
+        <w:t xml:space="preserve"> </w:t>
+      </w:r>
+      <w:r>
+        <w:rPr>
+          <w:rFonts w:hint="eastAsia"/>
+        </w:rPr>
+        <w:t>訂單確認</w:t>
+      </w:r>
+      <w:r>
+        <w:rPr>
+          <w:rFonts w:hint="eastAsia"/>
+        </w:rPr>
+        <w:t>-</w:t>
+      </w:r>
+      <w:r>
+        <w:rPr>
+          <w:rFonts w:hint="eastAsia"/>
+        </w:rPr>
+        <w:t>活動圖</w:t>
+      </w:r>
+    </w:p>
+    <w:p>
+      <w:pPr>
+        <w:rPr>
+          <w:rFonts w:hint="eastAsia"/>
+        </w:rPr>
+      </w:pPr>
+    </w:p>
+    <w:p>
+      <w:pPr>
+        <w:pStyle w:val="afb"/>
+      </w:pPr>
+      <w:r>
+        <w:rPr>
+          <w:rFonts w:hint="eastAsia"/>
+        </w:rPr>
+        <w:lastRenderedPageBreak/>
+        <w:t>表</w:t>
+      </w:r>
+      <w:r>
+        <w:rPr>
+          <w:rFonts w:hint="eastAsia"/>
+        </w:rPr>
+        <w:t xml:space="preserve"> </w:t>
+      </w:r>
+      <w:r>
+        <w:fldChar w:fldCharType="begin"/>
+      </w:r>
+      <w:r>
+        <w:instrText xml:space="preserve"> </w:instrText>
+      </w:r>
+      <w:r>
+        <w:rPr>
+          <w:rFonts w:hint="eastAsia"/>
+        </w:rPr>
+        <w:instrText>STYLEREF 2 \s</w:instrText>
+      </w:r>
+      <w:r>
+        <w:instrText xml:space="preserve"> </w:instrText>
+      </w:r>
+      <w:r>
+        <w:fldChar w:fldCharType="separate"/>
+      </w:r>
+      <w:r>
+        <w:rPr>
+          <w:noProof/>
+        </w:rPr>
+        <w:t>5-3</w:t>
+      </w:r>
+      <w:r>
+        <w:fldChar w:fldCharType="end"/>
+      </w:r>
+      <w:r>
+        <w:t>-</w:t>
+      </w:r>
+      <w:r>
+        <w:fldChar w:fldCharType="begin"/>
+      </w:r>
+      <w:r>
+        <w:instrText xml:space="preserve"> </w:instrText>
+      </w:r>
+      <w:r>
+        <w:rPr>
+          <w:rFonts w:hint="eastAsia"/>
+        </w:rPr>
+        <w:instrText xml:space="preserve">SEQ </w:instrText>
+      </w:r>
+      <w:r>
+        <w:rPr>
+          <w:rFonts w:hint="eastAsia"/>
+        </w:rPr>
+        <w:instrText>表</w:instrText>
+      </w:r>
+      <w:r>
+        <w:rPr>
+          <w:rFonts w:hint="eastAsia"/>
+        </w:rPr>
+        <w:instrText xml:space="preserve"> \* ARABIC \s 2</w:instrText>
+      </w:r>
+      <w:r>
+        <w:instrText xml:space="preserve"> </w:instrText>
+      </w:r>
+      <w:r>
+        <w:fldChar w:fldCharType="separate"/>
+      </w:r>
+      <w:r>
+        <w:rPr>
+          <w:noProof/>
+        </w:rPr>
+        <w:t>4</w:t>
+      </w:r>
+      <w:r>
+        <w:fldChar w:fldCharType="end"/>
+      </w:r>
+      <w:r>
+        <w:t>書籍申訴</w:t>
+      </w:r>
+      <w:r>
+        <w:rPr>
+          <w:rFonts w:hint="eastAsia"/>
+        </w:rPr>
+        <w:t>使用個案描述</w:t>
+      </w:r>
+    </w:p>
+    <w:tbl>
+      <w:tblPr>
+        <w:tblStyle w:val="afa"/>
+        <w:tblW w:w="0" w:type="auto"/>
+        <w:tblLook w:val="04A0" w:firstRow="1" w:lastRow="0" w:firstColumn="1" w:lastColumn="0" w:noHBand="0" w:noVBand="1"/>
+      </w:tblPr>
+      <w:tblGrid>
+        <w:gridCol w:w="1980"/>
+        <w:gridCol w:w="8214"/>
+      </w:tblGrid>
+      <w:tr>
+        <w:tc>
+          <w:tcPr>
+            <w:tcW w:w="10194" w:type="dxa"/>
+            <w:gridSpan w:val="2"/>
+            <w:shd w:val="clear" w:color="auto" w:fill="DEE5E8" w:themeFill="text2" w:themeFillTint="33"/>
+            <w:vAlign w:val="center"/>
+          </w:tcPr>
+          <w:p>
+            <w:pPr>
+              <w:jc w:val="both"/>
+            </w:pPr>
+            <w:r>
+              <w:rPr>
+                <w:rFonts w:hint="eastAsia"/>
+              </w:rPr>
+              <w:t>使用個案名稱：</w:t>
+            </w:r>
+            <w:r>
+              <w:t>書籍申訴</w:t>
+            </w:r>
+          </w:p>
+        </w:tc>
+      </w:tr>
+      <w:tr>
+        <w:tc>
+          <w:tcPr>
+            <w:tcW w:w="1980" w:type="dxa"/>
+            <w:shd w:val="clear" w:color="auto" w:fill="DEE5E8" w:themeFill="text2" w:themeFillTint="33"/>
+            <w:vAlign w:val="center"/>
+          </w:tcPr>
+          <w:p>
+            <w:pPr>
+              <w:jc w:val="both"/>
+            </w:pPr>
+            <w:r>
+              <w:rPr>
+                <w:rFonts w:hint="eastAsia"/>
+              </w:rPr>
+              <w:t>使用個案描述</w:t>
+            </w:r>
+          </w:p>
+        </w:tc>
+        <w:tc>
+          <w:tcPr>
+            <w:tcW w:w="8214" w:type="dxa"/>
+            <w:vAlign w:val="center"/>
+          </w:tcPr>
+          <w:p>
+            <w:pPr>
+              <w:jc w:val="both"/>
+            </w:pPr>
+            <w:r>
+              <w:t>買家在取書後</w:t>
+            </w:r>
+            <w:r>
+              <w:rPr>
+                <w:rFonts w:hint="eastAsia"/>
+              </w:rPr>
+              <w:t>三天內</w:t>
+            </w:r>
+            <w:r>
+              <w:t>發現書況與描述不符或有缺漏，於系統按下「申訴」按鈕，暫停代幣撥款流程並由後端介入處理。</w:t>
+            </w:r>
+          </w:p>
+        </w:tc>
+      </w:tr>
+      <w:tr>
+        <w:tc>
+          <w:tcPr>
+            <w:tcW w:w="1980" w:type="dxa"/>
+            <w:shd w:val="clear" w:color="auto" w:fill="DEE5E8" w:themeFill="text2" w:themeFillTint="33"/>
+            <w:vAlign w:val="center"/>
+          </w:tcPr>
+          <w:p>
+            <w:pPr>
+              <w:jc w:val="both"/>
+            </w:pPr>
+            <w:r>
+              <w:t>主要參與者</w:t>
+            </w:r>
+          </w:p>
+        </w:tc>
+        <w:tc>
+          <w:tcPr>
+            <w:tcW w:w="8214" w:type="dxa"/>
+            <w:vAlign w:val="center"/>
+          </w:tcPr>
+          <w:p>
+            <w:pPr>
+              <w:jc w:val="both"/>
+            </w:pPr>
+            <w:r>
+              <w:t>使用者（買家）</w:t>
+            </w:r>
+          </w:p>
+        </w:tc>
+      </w:tr>
+      <w:tr>
+        <w:tc>
+          <w:tcPr>
+            <w:tcW w:w="1980" w:type="dxa"/>
+            <w:shd w:val="clear" w:color="auto" w:fill="DEE5E8" w:themeFill="text2" w:themeFillTint="33"/>
+            <w:vAlign w:val="center"/>
+          </w:tcPr>
+          <w:p>
+            <w:pPr>
+              <w:jc w:val="both"/>
+            </w:pPr>
+            <w:r>
+              <w:rPr>
+                <w:rFonts w:hint="eastAsia"/>
+              </w:rPr>
+              <w:t>利害關係人目標</w:t>
+            </w:r>
+          </w:p>
+        </w:tc>
+        <w:tc>
+          <w:tcPr>
+            <w:tcW w:w="8214" w:type="dxa"/>
+            <w:vAlign w:val="center"/>
+          </w:tcPr>
+          <w:p>
+            <w:pPr>
+              <w:jc w:val="both"/>
+            </w:pPr>
+            <w:r>
+              <w:rPr>
+                <w:rFonts w:hint="eastAsia"/>
+              </w:rPr>
+              <w:t>使用者（買家）：</w:t>
+            </w:r>
+            <w:r>
+              <w:t>尋求退款或處理。</w:t>
+            </w:r>
+          </w:p>
+          <w:p>
+            <w:pPr>
+              <w:jc w:val="both"/>
+            </w:pPr>
+            <w:r>
+              <w:rPr>
+                <w:rFonts w:hint="eastAsia"/>
+              </w:rPr>
+              <w:t>使用者（賣家）：</w:t>
+            </w:r>
+            <w:r>
+              <w:t>得知交易產生異議，需提供說明。</w:t>
+            </w:r>
+          </w:p>
+          <w:p>
+            <w:pPr>
+              <w:jc w:val="both"/>
+            </w:pPr>
+            <w:r>
+              <w:t>系統管理員</w:t>
+            </w:r>
+            <w:r>
+              <w:rPr>
+                <w:bCs/>
+              </w:rPr>
+              <w:t>：介入調解爭議。</w:t>
+            </w:r>
+          </w:p>
+        </w:tc>
+      </w:tr>
+      <w:tr>
+        <w:tc>
+          <w:tcPr>
+            <w:tcW w:w="1980" w:type="dxa"/>
+            <w:shd w:val="clear" w:color="auto" w:fill="DEE5E8" w:themeFill="text2" w:themeFillTint="33"/>
+            <w:vAlign w:val="center"/>
+          </w:tcPr>
+          <w:p>
+            <w:pPr>
+              <w:jc w:val="both"/>
+            </w:pPr>
+            <w:r>
+              <w:t>前置條件</w:t>
+            </w:r>
+          </w:p>
+        </w:tc>
+        <w:tc>
+          <w:tcPr>
+            <w:tcW w:w="8214" w:type="dxa"/>
+            <w:vAlign w:val="center"/>
+          </w:tcPr>
+          <w:p>
+            <w:pPr>
+              <w:pStyle w:val="ab"/>
+              <w:numPr>
+                <w:ilvl w:val="0"/>
+                <w:numId w:val="25"/>
+              </w:numPr>
+              <w:jc w:val="both"/>
+              <w:rPr>
+                <w:rFonts w:hint="eastAsia"/>
+              </w:rPr>
+            </w:pPr>
+            <w:r>
+              <w:t>使用者已登入，</w:t>
+            </w:r>
+            <w:r>
+              <w:rPr>
+                <w:rFonts w:hint="eastAsia"/>
+              </w:rPr>
+              <w:t>並進入</w:t>
+            </w:r>
+            <w:r>
+              <w:t>「</w:t>
+            </w:r>
+            <w:r>
+              <w:rPr>
+                <w:rFonts w:hint="eastAsia"/>
+              </w:rPr>
+              <w:t>購買</w:t>
+            </w:r>
+            <w:r>
+              <w:t>紀錄」的「</w:t>
+            </w:r>
+            <w:r>
+              <w:rPr>
+                <w:rFonts w:hint="eastAsia"/>
+              </w:rPr>
+              <w:t>待取書</w:t>
+            </w:r>
+            <w:r>
+              <w:t>」清單。</w:t>
+            </w:r>
+          </w:p>
+          <w:p>
+            <w:pPr>
+              <w:pStyle w:val="ab"/>
+              <w:numPr>
+                <w:ilvl w:val="0"/>
+                <w:numId w:val="25"/>
+              </w:numPr>
+              <w:jc w:val="both"/>
+            </w:pPr>
+            <w:r>
+              <w:t>書籍狀態為「已取書」</w:t>
+            </w:r>
+            <w:r>
+              <w:rPr>
+                <w:rFonts w:hint="eastAsia"/>
+              </w:rPr>
+              <w:t>，</w:t>
+            </w:r>
+            <w:r>
+              <w:t>訂單狀態為「已付款」。。</w:t>
+            </w:r>
+          </w:p>
+        </w:tc>
+      </w:tr>
+      <w:tr>
+        <w:tc>
+          <w:tcPr>
+            <w:tcW w:w="1980" w:type="dxa"/>
+            <w:shd w:val="clear" w:color="auto" w:fill="DEE5E8" w:themeFill="text2" w:themeFillTint="33"/>
+            <w:vAlign w:val="center"/>
+          </w:tcPr>
+          <w:p>
+            <w:pPr>
+              <w:jc w:val="both"/>
+            </w:pPr>
+            <w:r>
+              <w:t>後置條件</w:t>
+            </w:r>
+          </w:p>
+        </w:tc>
+        <w:tc>
+          <w:tcPr>
+            <w:tcW w:w="8214" w:type="dxa"/>
+            <w:vAlign w:val="center"/>
+          </w:tcPr>
+          <w:p>
+            <w:pPr>
+              <w:pStyle w:val="ab"/>
+              <w:numPr>
+                <w:ilvl w:val="0"/>
+                <w:numId w:val="26"/>
+              </w:numPr>
+              <w:jc w:val="both"/>
+            </w:pPr>
+            <w:r>
+              <w:t>訂單狀態變更為「申訴中」</w:t>
+            </w:r>
+            <w:r>
+              <w:t>。</w:t>
+            </w:r>
+          </w:p>
+          <w:p>
+            <w:pPr>
+              <w:pStyle w:val="ab"/>
+              <w:numPr>
+                <w:ilvl w:val="0"/>
+                <w:numId w:val="26"/>
+              </w:numPr>
+              <w:jc w:val="both"/>
+            </w:pPr>
+            <w:r>
+              <w:t>系統發送通知給賣家與管理員</w:t>
+            </w:r>
+            <w:r>
+              <w:rPr>
+                <w:rFonts w:hint="eastAsia"/>
+              </w:rPr>
+              <w:t>。</w:t>
+            </w:r>
+          </w:p>
+          <w:p>
+            <w:pPr>
+              <w:pStyle w:val="ab"/>
+              <w:numPr>
+                <w:ilvl w:val="0"/>
+                <w:numId w:val="26"/>
+              </w:numPr>
+              <w:jc w:val="both"/>
+            </w:pPr>
+            <w:r>
+              <w:t>該筆代幣暫停撥款</w:t>
+            </w:r>
+            <w:r>
+              <w:t>。</w:t>
+            </w:r>
+          </w:p>
+        </w:tc>
+      </w:tr>
+      <w:tr>
+        <w:tc>
+          <w:tcPr>
+            <w:tcW w:w="1980" w:type="dxa"/>
+            <w:shd w:val="clear" w:color="auto" w:fill="DEE5E8" w:themeFill="text2" w:themeFillTint="33"/>
+            <w:vAlign w:val="center"/>
+          </w:tcPr>
+          <w:p>
+            <w:pPr>
+              <w:jc w:val="both"/>
+            </w:pPr>
+            <w:r>
+              <w:rPr>
+                <w:rFonts w:hint="eastAsia"/>
+              </w:rPr>
+              <w:t>例外流程</w:t>
+            </w:r>
+          </w:p>
+        </w:tc>
+        <w:tc>
+          <w:tcPr>
+            <w:tcW w:w="8214" w:type="dxa"/>
+            <w:vAlign w:val="center"/>
+          </w:tcPr>
+          <w:p>
+            <w:pPr>
+              <w:pStyle w:val="ab"/>
+              <w:numPr>
+                <w:ilvl w:val="0"/>
+                <w:numId w:val="28"/>
+              </w:numPr>
+              <w:jc w:val="both"/>
+              <w:rPr>
+                <w:rFonts w:hint="eastAsia"/>
+              </w:rPr>
+            </w:pPr>
+            <w:r>
+              <w:t>若買家已按下「確認訂單」或超過規定申訴時限，申訴按鈕消失</w:t>
+            </w:r>
+          </w:p>
+        </w:tc>
+      </w:tr>
+    </w:tbl>
+    <w:p/>
+    <w:p/>
+    <w:p/>
+    <w:p/>
+    <w:p/>
+    <w:p/>
+    <w:p/>
+    <w:p/>
+    <w:p/>
+    <w:p/>
+    <w:p/>
+    <w:p/>
+    <w:p/>
+    <w:p/>
+    <w:p/>
+    <w:p/>
+    <w:p/>
+    <w:p/>
+    <w:p/>
+    <w:p/>
+    <w:p/>
+    <w:p/>
+    <w:p/>
+    <w:p/>
+    <w:p/>
+    <w:p>
+      <w:pPr>
+        <w:rPr>
+          <w:rFonts w:hint="eastAsia"/>
+        </w:rPr>
+      </w:pPr>
+    </w:p>
+    <w:p>
+      <w:r>
+        <w:rPr>
+          <w:rFonts w:hint="eastAsia"/>
+          <w:noProof/>
+        </w:rPr>
+        <w:lastRenderedPageBreak/>
+        <w:drawing>
+          <wp:anchor distT="0" distB="0" distL="114300" distR="114300" simplePos="0" relativeHeight="251663360" behindDoc="0" locked="0" layoutInCell="1" allowOverlap="1" wp14:anchorId="10DCA4E0" wp14:editId="23783015">
+            <wp:simplePos x="0" y="0"/>
+            <wp:positionH relativeFrom="margin">
+              <wp:align>left</wp:align>
+            </wp:positionH>
+            <wp:positionV relativeFrom="paragraph">
+              <wp:posOffset>233680</wp:posOffset>
+            </wp:positionV>
+            <wp:extent cx="6479540" cy="7469505"/>
+            <wp:effectExtent l="0" t="0" r="0" b="0"/>
+            <wp:wrapSquare wrapText="bothSides"/>
+            <wp:docPr id="7" name="圖片 7"/>
+            <wp:cNvGraphicFramePr>
+              <a:graphicFrameLocks xmlns:a="http://schemas.openxmlformats.org/drawingml/2006/main" noChangeAspect="1"/>
+            </wp:cNvGraphicFramePr>
+            <a:graphic xmlns:a="http://schemas.openxmlformats.org/drawingml/2006/main">
+              <a:graphicData uri="http://schemas.openxmlformats.org/drawingml/2006/picture">
+                <pic:pic xmlns:pic="http://schemas.openxmlformats.org/drawingml/2006/picture">
+                  <pic:nvPicPr>
+                    <pic:cNvPr id="7" name="圖片 7"/>
+                    <pic:cNvPicPr/>
+                  </pic:nvPicPr>
+                  <pic:blipFill>
+                    <a:blip r:embed="rId14">
+                      <a:extLst>
+                        <a:ext uri="{28A0092B-C50C-407E-A947-70E740481C1C}">
+                          <a14:useLocalDpi xmlns:a14="http://schemas.microsoft.com/office/drawing/2010/main" val="0"/>
+                        </a:ext>
+                      </a:extLst>
+                    </a:blip>
+                    <a:stretch>
+                      <a:fillRect/>
+                    </a:stretch>
+                  </pic:blipFill>
+                  <pic:spPr>
+                    <a:xfrm>
+                      <a:off x="0" y="0"/>
+                      <a:ext cx="6479540" cy="7469505"/>
+                    </a:xfrm>
+                    <a:prstGeom prst="rect">
+                      <a:avLst/>
+                    </a:prstGeom>
+                  </pic:spPr>
+                </pic:pic>
+              </a:graphicData>
+            </a:graphic>
+          </wp:anchor>
+        </w:drawing>
+      </w:r>
+    </w:p>
+    <w:p/>
+    <w:p>
+      <w:pPr>
+        <w:pStyle w:val="afb"/>
+        <w:rPr>
+          <w:rFonts w:hint="eastAsia"/>
+        </w:rPr>
+      </w:pPr>
+      <w:r>
+        <w:rPr>
+          <w:rFonts w:hint="eastAsia"/>
+        </w:rPr>
+        <w:t>圖</w:t>
+      </w:r>
+      <w:r>
+        <w:rPr>
+          <w:rFonts w:hint="eastAsia"/>
+        </w:rPr>
+        <w:t xml:space="preserve"> </w:t>
+      </w:r>
+      <w:r>
+        <w:fldChar w:fldCharType="begin"/>
+      </w:r>
+      <w:r>
+        <w:instrText xml:space="preserve"> </w:instrText>
+      </w:r>
+      <w:r>
+        <w:rPr>
+          <w:rFonts w:hint="eastAsia"/>
+        </w:rPr>
+        <w:instrText>STYLEREF 2 \s</w:instrText>
+      </w:r>
+      <w:r>
+        <w:instrText xml:space="preserve"> </w:instrText>
+      </w:r>
+      <w:r>
+        <w:fldChar w:fldCharType="separate"/>
+      </w:r>
+      <w:r>
+        <w:rPr>
+          <w:noProof/>
+        </w:rPr>
+        <w:t>5-3</w:t>
+      </w:r>
+      <w:r>
+        <w:fldChar w:fldCharType="end"/>
+      </w:r>
+      <w:r>
+        <w:noBreakHyphen/>
+      </w:r>
+      <w:r>
+        <w:fldChar w:fldCharType="begin"/>
+      </w:r>
+      <w:r>
+        <w:instrText xml:space="preserve"> </w:instrText>
+      </w:r>
+      <w:r>
+        <w:rPr>
+          <w:rFonts w:hint="eastAsia"/>
+        </w:rPr>
+        <w:instrText xml:space="preserve">SEQ </w:instrText>
+      </w:r>
+      <w:r>
+        <w:rPr>
+          <w:rFonts w:hint="eastAsia"/>
+        </w:rPr>
+        <w:instrText>圖</w:instrText>
+      </w:r>
+      <w:r>
+        <w:rPr>
+          <w:rFonts w:hint="eastAsia"/>
+        </w:rPr>
+        <w:instrText xml:space="preserve"> \* ARABIC \s 2</w:instrText>
+      </w:r>
+      <w:r>
+        <w:instrText xml:space="preserve"> </w:instrText>
+      </w:r>
+      <w:r>
+        <w:fldChar w:fldCharType="separate"/>
+      </w:r>
+      <w:r>
+        <w:rPr>
+          <w:noProof/>
+        </w:rPr>
+        <w:t>2</w:t>
+      </w:r>
+      <w:r>
+        <w:fldChar w:fldCharType="end"/>
+      </w:r>
+      <w:r>
+        <w:rPr>
+          <w:rFonts w:hint="eastAsia"/>
+        </w:rPr>
+        <w:t xml:space="preserve"> </w:t>
+      </w:r>
+      <w:r>
+        <w:rPr>
+          <w:rFonts w:hint="eastAsia"/>
+        </w:rPr>
+        <w:t>書籍申訴</w:t>
+      </w:r>
+      <w:r>
+        <w:rPr>
+          <w:rFonts w:hint="eastAsia"/>
+        </w:rPr>
+        <w:t>-</w:t>
+      </w:r>
+      <w:r>
+        <w:rPr>
+          <w:rFonts w:hint="eastAsia"/>
+        </w:rPr>
+        <w:t>活動圖</w:t>
+      </w:r>
+    </w:p>
+    <w:p/>
+    <w:p/>
+    <w:p/>
+    <w:p/>
+    <w:p>
+      <w:pPr>
+        <w:rPr>
+          <w:rFonts w:hint="eastAsia"/>
         </w:rPr>
       </w:pPr>
     </w:p>
     <w:sectPr>
-      <w:footerReference w:type="default" r:id="rId10"/>
+      <w:footerReference w:type="default" r:id="rId15"/>
       <w:pgSz w:w="11906" w:h="16838" w:code="9"/>
       <w:pgMar w:top="851" w:right="851" w:bottom="851" w:left="851" w:header="567" w:footer="567" w:gutter="0"/>
       <w:pgNumType w:start="1"/>
@@ -3104,7 +5862,7 @@
 </file>
 
 <file path=word/endnotes.xml><?xml version="1.0" encoding="utf-8"?>
-<w:endnotes xmlns:wpc="http://schemas.microsoft.com/office/word/2010/wordprocessingCanvas" xmlns:cx="http://schemas.microsoft.com/office/drawing/2014/chartex" xmlns:cx1="http://schemas.microsoft.com/office/drawing/2015/9/8/chartex" xmlns:cx2="http://schemas.microsoft.com/office/drawing/2015/10/21/chartex" xmlns:cx3="http://schemas.microsoft.com/office/drawing/2016/5/9/chartex" xmlns:cx4="http://schemas.microsoft.com/office/drawing/2016/5/10/chartex" xmlns:cx5="http://schemas.microsoft.com/office/drawing/2016/5/11/chartex" xmlns:cx6="http://schemas.microsoft.com/office/drawing/2016/5/12/chartex" xmlns:cx7="http://schemas.microsoft.com/office/drawing/2016/5/13/chartex" xmlns:cx8="http://schemas.microsoft.com/office/drawing/2016/5/14/chartex" xmlns:mc="http://schemas.openxmlformats.org/markup-compatibility/2006" xmlns:aink="http://schemas.microsoft.com/office/drawing/2016/ink" xmlns:am3d="http://schemas.microsoft.com/office/drawing/2017/model3d" xmlns:o="urn:schemas-microsoft-com:office:office" xmlns:oel="http://schemas.microsoft.com/office/2019/extlst" xmlns:r="http://schemas.openxmlformats.org/officeDocument/2006/relationships" xmlns:m="http://schemas.openxmlformats.org/officeDocument/2006/math" xmlns:v="urn:schemas-microsoft-com:vml" xmlns:wp14="http://schemas.microsoft.com/office/word/2010/wordprocessingDrawing" xmlns:wp="http://schemas.openxmlformats.org/drawingml/2006/wordprocessingDrawing" xmlns:w10="urn:schemas-microsoft-com:office:word" xmlns:w="http://schemas.openxmlformats.org/wordprocessingml/2006/main" xmlns:w14="http://schemas.microsoft.com/office/word/2010/wordml" xmlns:w15="http://schemas.microsoft.com/office/word/2012/wordml" xmlns:w16cex="http://schemas.microsoft.com/office/word/2018/wordml/cex" xmlns:w16cid="http://schemas.microsoft.com/office/word/2016/wordml/cid" xmlns:w16="http://schemas.microsoft.com/office/word/2018/wordml" xmlns:w16du="http://schemas.microsoft.com/office/word/2023/wordml/word16du" xmlns:w16sdtdh="http://schemas.microsoft.com/office/word/2020/wordml/sdtdatahash" xmlns:w16sdtfl="http://schemas.microsoft.com/office/word/2024/wordml/sdtformatlock" xmlns:w16se="http://schemas.microsoft.com/office/word/2015/wordml/symex" xmlns:wpg="http://schemas.microsoft.com/office/word/2010/wordprocessingGroup" xmlns:wpi="http://schemas.microsoft.com/office/word/2010/wordprocessingInk" xmlns:wne="http://schemas.microsoft.com/office/word/2006/wordml" xmlns:wps="http://schemas.microsoft.com/office/word/2010/wordprocessingShape" mc:Ignorable="w14 w15 w16se w16cid w16 w16cex w16sdtdh w16sdtfl w16du wp14">
+<w:endnotes xmlns:wpc="http://schemas.microsoft.com/office/word/2010/wordprocessingCanvas" xmlns:cx="http://schemas.microsoft.com/office/drawing/2014/chartex" xmlns:cx1="http://schemas.microsoft.com/office/drawing/2015/9/8/chartex" xmlns:cx2="http://schemas.microsoft.com/office/drawing/2015/10/21/chartex" xmlns:cx3="http://schemas.microsoft.com/office/drawing/2016/5/9/chartex" xmlns:cx4="http://schemas.microsoft.com/office/drawing/2016/5/10/chartex" xmlns:cx5="http://schemas.microsoft.com/office/drawing/2016/5/11/chartex" xmlns:cx6="http://schemas.microsoft.com/office/drawing/2016/5/12/chartex" xmlns:cx7="http://schemas.microsoft.com/office/drawing/2016/5/13/chartex" xmlns:cx8="http://schemas.microsoft.com/office/drawing/2016/5/14/chartex" xmlns:mc="http://schemas.openxmlformats.org/markup-compatibility/2006" xmlns:aink="http://schemas.microsoft.com/office/drawing/2016/ink" xmlns:am3d="http://schemas.microsoft.com/office/drawing/2017/model3d" xmlns:o="urn:schemas-microsoft-com:office:office" xmlns:oel="http://schemas.microsoft.com/office/2019/extlst" xmlns:r="http://schemas.openxmlformats.org/officeDocument/2006/relationships" xmlns:m="http://schemas.openxmlformats.org/officeDocument/2006/math" xmlns:v="urn:schemas-microsoft-com:vml" xmlns:wp14="http://schemas.microsoft.com/office/word/2010/wordprocessingDrawing" xmlns:wp="http://schemas.openxmlformats.org/drawingml/2006/wordprocessingDrawing" xmlns:w10="urn:schemas-microsoft-com:office:word" xmlns:w="http://schemas.openxmlformats.org/wordprocessingml/2006/main" xmlns:w14="http://schemas.microsoft.com/office/word/2010/wordml" xmlns:w15="http://schemas.microsoft.com/office/word/2012/wordml" xmlns:w16cex="http://schemas.microsoft.com/office/word/2018/wordml/cex" xmlns:w16cid="http://schemas.microsoft.com/office/word/2016/wordml/cid" xmlns:w16="http://schemas.microsoft.com/office/word/2018/wordml" xmlns:w16sdtdh="http://schemas.microsoft.com/office/word/2020/wordml/sdtdatahash" xmlns:w16se="http://schemas.microsoft.com/office/word/2015/wordml/symex" xmlns:wpg="http://schemas.microsoft.com/office/word/2010/wordprocessingGroup" xmlns:wpi="http://schemas.microsoft.com/office/word/2010/wordprocessingInk" xmlns:wne="http://schemas.microsoft.com/office/word/2006/wordml" xmlns:wps="http://schemas.microsoft.com/office/word/2010/wordprocessingShape" mc:Ignorable="w14 w15 w16se w16cid w16 w16cex w16sdtdh wp14">
   <w:endnote w:type="separator" w:id="-1">
     <w:p>
       <w:r>
@@ -3123,7 +5881,7 @@
 </file>
 
 <file path=word/footer1.xml><?xml version="1.0" encoding="utf-8"?>
-<w:ftr xmlns:wpc="http://schemas.microsoft.com/office/word/2010/wordprocessingCanvas" xmlns:cx="http://schemas.microsoft.com/office/drawing/2014/chartex" xmlns:cx1="http://schemas.microsoft.com/office/drawing/2015/9/8/chartex" xmlns:cx2="http://schemas.microsoft.com/office/drawing/2015/10/21/chartex" xmlns:cx3="http://schemas.microsoft.com/office/drawing/2016/5/9/chartex" xmlns:cx4="http://schemas.microsoft.com/office/drawing/2016/5/10/chartex" xmlns:cx5="http://schemas.microsoft.com/office/drawing/2016/5/11/chartex" xmlns:cx6="http://schemas.microsoft.com/office/drawing/2016/5/12/chartex" xmlns:cx7="http://schemas.microsoft.com/office/drawing/2016/5/13/chartex" xmlns:cx8="http://schemas.microsoft.com/office/drawing/2016/5/14/chartex" xmlns:mc="http://schemas.openxmlformats.org/markup-compatibility/2006" xmlns:aink="http://schemas.microsoft.com/office/drawing/2016/ink" xmlns:am3d="http://schemas.microsoft.com/office/drawing/2017/model3d" xmlns:o="urn:schemas-microsoft-com:office:office" xmlns:oel="http://schemas.microsoft.com/office/2019/extlst" xmlns:r="http://schemas.openxmlformats.org/officeDocument/2006/relationships" xmlns:m="http://schemas.openxmlformats.org/officeDocument/2006/math" xmlns:v="urn:schemas-microsoft-com:vml" xmlns:wp14="http://schemas.microsoft.com/office/word/2010/wordprocessingDrawing" xmlns:wp="http://schemas.openxmlformats.org/drawingml/2006/wordprocessingDrawing" xmlns:w10="urn:schemas-microsoft-com:office:word" xmlns:w="http://schemas.openxmlformats.org/wordprocessingml/2006/main" xmlns:w14="http://schemas.microsoft.com/office/word/2010/wordml" xmlns:w15="http://schemas.microsoft.com/office/word/2012/wordml" xmlns:w16cex="http://schemas.microsoft.com/office/word/2018/wordml/cex" xmlns:w16cid="http://schemas.microsoft.com/office/word/2016/wordml/cid" xmlns:w16="http://schemas.microsoft.com/office/word/2018/wordml" xmlns:w16du="http://schemas.microsoft.com/office/word/2023/wordml/word16du" xmlns:w16sdtdh="http://schemas.microsoft.com/office/word/2020/wordml/sdtdatahash" xmlns:w16sdtfl="http://schemas.microsoft.com/office/word/2024/wordml/sdtformatlock" xmlns:w16se="http://schemas.microsoft.com/office/word/2015/wordml/symex" xmlns:wpg="http://schemas.microsoft.com/office/word/2010/wordprocessingGroup" xmlns:wpi="http://schemas.microsoft.com/office/word/2010/wordprocessingInk" xmlns:wne="http://schemas.microsoft.com/office/word/2006/wordml" xmlns:wps="http://schemas.microsoft.com/office/word/2010/wordprocessingShape" mc:Ignorable="w14 w15 w16se w16cid w16 w16cex w16sdtdh w16sdtfl w16du wp14">
+<w:ftr xmlns:wpc="http://schemas.microsoft.com/office/word/2010/wordprocessingCanvas" xmlns:cx="http://schemas.microsoft.com/office/drawing/2014/chartex" xmlns:cx1="http://schemas.microsoft.com/office/drawing/2015/9/8/chartex" xmlns:cx2="http://schemas.microsoft.com/office/drawing/2015/10/21/chartex" xmlns:cx3="http://schemas.microsoft.com/office/drawing/2016/5/9/chartex" xmlns:cx4="http://schemas.microsoft.com/office/drawing/2016/5/10/chartex" xmlns:cx5="http://schemas.microsoft.com/office/drawing/2016/5/11/chartex" xmlns:cx6="http://schemas.microsoft.com/office/drawing/2016/5/12/chartex" xmlns:cx7="http://schemas.microsoft.com/office/drawing/2016/5/13/chartex" xmlns:cx8="http://schemas.microsoft.com/office/drawing/2016/5/14/chartex" xmlns:mc="http://schemas.openxmlformats.org/markup-compatibility/2006" xmlns:aink="http://schemas.microsoft.com/office/drawing/2016/ink" xmlns:am3d="http://schemas.microsoft.com/office/drawing/2017/model3d" xmlns:o="urn:schemas-microsoft-com:office:office" xmlns:oel="http://schemas.microsoft.com/office/2019/extlst" xmlns:r="http://schemas.openxmlformats.org/officeDocument/2006/relationships" xmlns:m="http://schemas.openxmlformats.org/officeDocument/2006/math" xmlns:v="urn:schemas-microsoft-com:vml" xmlns:wp14="http://schemas.microsoft.com/office/word/2010/wordprocessingDrawing" xmlns:wp="http://schemas.openxmlformats.org/drawingml/2006/wordprocessingDrawing" xmlns:w10="urn:schemas-microsoft-com:office:word" xmlns:w="http://schemas.openxmlformats.org/wordprocessingml/2006/main" xmlns:w14="http://schemas.microsoft.com/office/word/2010/wordml" xmlns:w15="http://schemas.microsoft.com/office/word/2012/wordml" xmlns:w16cex="http://schemas.microsoft.com/office/word/2018/wordml/cex" xmlns:w16cid="http://schemas.microsoft.com/office/word/2016/wordml/cid" xmlns:w16="http://schemas.microsoft.com/office/word/2018/wordml" xmlns:w16sdtdh="http://schemas.microsoft.com/office/word/2020/wordml/sdtdatahash" xmlns:w16se="http://schemas.microsoft.com/office/word/2015/wordml/symex" xmlns:wpg="http://schemas.microsoft.com/office/word/2010/wordprocessingGroup" xmlns:wpi="http://schemas.microsoft.com/office/word/2010/wordprocessingInk" xmlns:wne="http://schemas.microsoft.com/office/word/2006/wordml" xmlns:wps="http://schemas.microsoft.com/office/word/2010/wordprocessingShape" mc:Ignorable="w14 w15 w16se w16cid w16 w16cex w16sdtdh wp14">
   <w:sdt>
     <w:sdtPr>
       <w:id w:val="-227616916"/>
@@ -3164,7 +5922,7 @@
 </file>
 
 <file path=word/footnotes.xml><?xml version="1.0" encoding="utf-8"?>
-<w:footnotes xmlns:wpc="http://schemas.microsoft.com/office/word/2010/wordprocessingCanvas" xmlns:cx="http://schemas.microsoft.com/office/drawing/2014/chartex" xmlns:cx1="http://schemas.microsoft.com/office/drawing/2015/9/8/chartex" xmlns:cx2="http://schemas.microsoft.com/office/drawing/2015/10/21/chartex" xmlns:cx3="http://schemas.microsoft.com/office/drawing/2016/5/9/chartex" xmlns:cx4="http://schemas.microsoft.com/office/drawing/2016/5/10/chartex" xmlns:cx5="http://schemas.microsoft.com/office/drawing/2016/5/11/chartex" xmlns:cx6="http://schemas.microsoft.com/office/drawing/2016/5/12/chartex" xmlns:cx7="http://schemas.microsoft.com/office/drawing/2016/5/13/chartex" xmlns:cx8="http://schemas.microsoft.com/office/drawing/2016/5/14/chartex" xmlns:mc="http://schemas.openxmlformats.org/markup-compatibility/2006" xmlns:aink="http://schemas.microsoft.com/office/drawing/2016/ink" xmlns:am3d="http://schemas.microsoft.com/office/drawing/2017/model3d" xmlns:o="urn:schemas-microsoft-com:office:office" xmlns:oel="http://schemas.microsoft.com/office/2019/extlst" xmlns:r="http://schemas.openxmlformats.org/officeDocument/2006/relationships" xmlns:m="http://schemas.openxmlformats.org/officeDocument/2006/math" xmlns:v="urn:schemas-microsoft-com:vml" xmlns:wp14="http://schemas.microsoft.com/office/word/2010/wordprocessingDrawing" xmlns:wp="http://schemas.openxmlformats.org/drawingml/2006/wordprocessingDrawing" xmlns:w10="urn:schemas-microsoft-com:office:word" xmlns:w="http://schemas.openxmlformats.org/wordprocessingml/2006/main" xmlns:w14="http://schemas.microsoft.com/office/word/2010/wordml" xmlns:w15="http://schemas.microsoft.com/office/word/2012/wordml" xmlns:w16cex="http://schemas.microsoft.com/office/word/2018/wordml/cex" xmlns:w16cid="http://schemas.microsoft.com/office/word/2016/wordml/cid" xmlns:w16="http://schemas.microsoft.com/office/word/2018/wordml" xmlns:w16du="http://schemas.microsoft.com/office/word/2023/wordml/word16du" xmlns:w16sdtdh="http://schemas.microsoft.com/office/word/2020/wordml/sdtdatahash" xmlns:w16sdtfl="http://schemas.microsoft.com/office/word/2024/wordml/sdtformatlock" xmlns:w16se="http://schemas.microsoft.com/office/word/2015/wordml/symex" xmlns:wpg="http://schemas.microsoft.com/office/word/2010/wordprocessingGroup" xmlns:wpi="http://schemas.microsoft.com/office/word/2010/wordprocessingInk" xmlns:wne="http://schemas.microsoft.com/office/word/2006/wordml" xmlns:wps="http://schemas.microsoft.com/office/word/2010/wordprocessingShape" mc:Ignorable="w14 w15 w16se w16cid w16 w16cex w16sdtdh w16sdtfl w16du wp14">
+<w:footnotes xmlns:wpc="http://schemas.microsoft.com/office/word/2010/wordprocessingCanvas" xmlns:cx="http://schemas.microsoft.com/office/drawing/2014/chartex" xmlns:cx1="http://schemas.microsoft.com/office/drawing/2015/9/8/chartex" xmlns:cx2="http://schemas.microsoft.com/office/drawing/2015/10/21/chartex" xmlns:cx3="http://schemas.microsoft.com/office/drawing/2016/5/9/chartex" xmlns:cx4="http://schemas.microsoft.com/office/drawing/2016/5/10/chartex" xmlns:cx5="http://schemas.microsoft.com/office/drawing/2016/5/11/chartex" xmlns:cx6="http://schemas.microsoft.com/office/drawing/2016/5/12/chartex" xmlns:cx7="http://schemas.microsoft.com/office/drawing/2016/5/13/chartex" xmlns:cx8="http://schemas.microsoft.com/office/drawing/2016/5/14/chartex" xmlns:mc="http://schemas.openxmlformats.org/markup-compatibility/2006" xmlns:aink="http://schemas.microsoft.com/office/drawing/2016/ink" xmlns:am3d="http://schemas.microsoft.com/office/drawing/2017/model3d" xmlns:o="urn:schemas-microsoft-com:office:office" xmlns:oel="http://schemas.microsoft.com/office/2019/extlst" xmlns:r="http://schemas.openxmlformats.org/officeDocument/2006/relationships" xmlns:m="http://schemas.openxmlformats.org/officeDocument/2006/math" xmlns:v="urn:schemas-microsoft-com:vml" xmlns:wp14="http://schemas.microsoft.com/office/word/2010/wordprocessingDrawing" xmlns:wp="http://schemas.openxmlformats.org/drawingml/2006/wordprocessingDrawing" xmlns:w10="urn:schemas-microsoft-com:office:word" xmlns:w="http://schemas.openxmlformats.org/wordprocessingml/2006/main" xmlns:w14="http://schemas.microsoft.com/office/word/2010/wordml" xmlns:w15="http://schemas.microsoft.com/office/word/2012/wordml" xmlns:w16cex="http://schemas.microsoft.com/office/word/2018/wordml/cex" xmlns:w16cid="http://schemas.microsoft.com/office/word/2016/wordml/cid" xmlns:w16="http://schemas.microsoft.com/office/word/2018/wordml" xmlns:w16sdtdh="http://schemas.microsoft.com/office/word/2020/wordml/sdtdatahash" xmlns:w16se="http://schemas.microsoft.com/office/word/2015/wordml/symex" xmlns:wpg="http://schemas.microsoft.com/office/word/2010/wordprocessingGroup" xmlns:wpi="http://schemas.microsoft.com/office/word/2010/wordprocessingInk" xmlns:wne="http://schemas.microsoft.com/office/word/2006/wordml" xmlns:wps="http://schemas.microsoft.com/office/word/2010/wordprocessingShape" mc:Ignorable="w14 w15 w16se w16cid w16 w16cex w16sdtdh wp14">
   <w:footnote w:type="separator" w:id="-1">
     <w:p>
       <w:r>
@@ -3183,7 +5941,7 @@
 </file>
 
 <file path=word/numbering.xml><?xml version="1.0" encoding="utf-8"?>
-<w:numbering xmlns:wpc="http://schemas.microsoft.com/office/word/2010/wordprocessingCanvas" xmlns:cx="http://schemas.microsoft.com/office/drawing/2014/chartex" xmlns:cx1="http://schemas.microsoft.com/office/drawing/2015/9/8/chartex" xmlns:cx2="http://schemas.microsoft.com/office/drawing/2015/10/21/chartex" xmlns:cx3="http://schemas.microsoft.com/office/drawing/2016/5/9/chartex" xmlns:cx4="http://schemas.microsoft.com/office/drawing/2016/5/10/chartex" xmlns:cx5="http://schemas.microsoft.com/office/drawing/2016/5/11/chartex" xmlns:cx6="http://schemas.microsoft.com/office/drawing/2016/5/12/chartex" xmlns:cx7="http://schemas.microsoft.com/office/drawing/2016/5/13/chartex" xmlns:cx8="http://schemas.microsoft.com/office/drawing/2016/5/14/chartex" xmlns:mc="http://schemas.openxmlformats.org/markup-compatibility/2006" xmlns:aink="http://schemas.microsoft.com/office/drawing/2016/ink" xmlns:am3d="http://schemas.microsoft.com/office/drawing/2017/model3d" xmlns:o="urn:schemas-microsoft-com:office:office" xmlns:oel="http://schemas.microsoft.com/office/2019/extlst" xmlns:r="http://schemas.openxmlformats.org/officeDocument/2006/relationships" xmlns:m="http://schemas.openxmlformats.org/officeDocument/2006/math" xmlns:v="urn:schemas-microsoft-com:vml" xmlns:wp14="http://schemas.microsoft.com/office/word/2010/wordprocessingDrawing" xmlns:wp="http://schemas.openxmlformats.org/drawingml/2006/wordprocessingDrawing" xmlns:w10="urn:schemas-microsoft-com:office:word" xmlns:w="http://schemas.openxmlformats.org/wordprocessingml/2006/main" xmlns:w14="http://schemas.microsoft.com/office/word/2010/wordml" xmlns:w15="http://schemas.microsoft.com/office/word/2012/wordml" xmlns:w16cex="http://schemas.microsoft.com/office/word/2018/wordml/cex" xmlns:w16cid="http://schemas.microsoft.com/office/word/2016/wordml/cid" xmlns:w16="http://schemas.microsoft.com/office/word/2018/wordml" xmlns:w16du="http://schemas.microsoft.com/office/word/2023/wordml/word16du" xmlns:w16sdtdh="http://schemas.microsoft.com/office/word/2020/wordml/sdtdatahash" xmlns:w16sdtfl="http://schemas.microsoft.com/office/word/2024/wordml/sdtformatlock" xmlns:w16se="http://schemas.microsoft.com/office/word/2015/wordml/symex" xmlns:wpg="http://schemas.microsoft.com/office/word/2010/wordprocessingGroup" xmlns:wpi="http://schemas.microsoft.com/office/word/2010/wordprocessingInk" xmlns:wne="http://schemas.microsoft.com/office/word/2006/wordml" xmlns:wps="http://schemas.microsoft.com/office/word/2010/wordprocessingShape" mc:Ignorable="w14 w15 w16se w16cid w16 w16cex w16sdtdh w16sdtfl w16du wp14">
+<w:numbering xmlns:wpc="http://schemas.microsoft.com/office/word/2010/wordprocessingCanvas" xmlns:cx="http://schemas.microsoft.com/office/drawing/2014/chartex" xmlns:cx1="http://schemas.microsoft.com/office/drawing/2015/9/8/chartex" xmlns:cx2="http://schemas.microsoft.com/office/drawing/2015/10/21/chartex" xmlns:cx3="http://schemas.microsoft.com/office/drawing/2016/5/9/chartex" xmlns:cx4="http://schemas.microsoft.com/office/drawing/2016/5/10/chartex" xmlns:cx5="http://schemas.microsoft.com/office/drawing/2016/5/11/chartex" xmlns:cx6="http://schemas.microsoft.com/office/drawing/2016/5/12/chartex" xmlns:cx7="http://schemas.microsoft.com/office/drawing/2016/5/13/chartex" xmlns:cx8="http://schemas.microsoft.com/office/drawing/2016/5/14/chartex" xmlns:mc="http://schemas.openxmlformats.org/markup-compatibility/2006" xmlns:aink="http://schemas.microsoft.com/office/drawing/2016/ink" xmlns:am3d="http://schemas.microsoft.com/office/drawing/2017/model3d" xmlns:o="urn:schemas-microsoft-com:office:office" xmlns:oel="http://schemas.microsoft.com/office/2019/extlst" xmlns:r="http://schemas.openxmlformats.org/officeDocument/2006/relationships" xmlns:m="http://schemas.openxmlformats.org/officeDocument/2006/math" xmlns:v="urn:schemas-microsoft-com:vml" xmlns:wp14="http://schemas.microsoft.com/office/word/2010/wordprocessingDrawing" xmlns:wp="http://schemas.openxmlformats.org/drawingml/2006/wordprocessingDrawing" xmlns:w10="urn:schemas-microsoft-com:office:word" xmlns:w="http://schemas.openxmlformats.org/wordprocessingml/2006/main" xmlns:w14="http://schemas.microsoft.com/office/word/2010/wordml" xmlns:w15="http://schemas.microsoft.com/office/word/2012/wordml" xmlns:w16cex="http://schemas.microsoft.com/office/word/2018/wordml/cex" xmlns:w16cid="http://schemas.microsoft.com/office/word/2016/wordml/cid" xmlns:w16="http://schemas.microsoft.com/office/word/2018/wordml" xmlns:w16sdtdh="http://schemas.microsoft.com/office/word/2020/wordml/sdtdatahash" xmlns:w16se="http://schemas.microsoft.com/office/word/2015/wordml/symex" xmlns:wpg="http://schemas.microsoft.com/office/word/2010/wordprocessingGroup" xmlns:wpi="http://schemas.microsoft.com/office/word/2010/wordprocessingInk" xmlns:wne="http://schemas.microsoft.com/office/word/2006/wordml" xmlns:wps="http://schemas.microsoft.com/office/word/2010/wordprocessingShape" mc:Ignorable="w14 w15 w16se w16cid w16 w16cex w16sdtdh wp14">
   <w:abstractNum w:abstractNumId="0" w15:restartNumberingAfterBreak="0">
     <w:nsid w:val="032F5D71"/>
     <w:multiLevelType w:val="hybridMultilevel"/>
@@ -3194,7 +5952,7 @@
       <w:lvlText w:val="%1."/>
       <w:lvlJc w:val="left"/>
       <w:pPr>
-        <w:ind w:left="425" w:hanging="425"/>
+        <w:ind w:left="1843" w:hanging="425"/>
       </w:pPr>
       <w:rPr>
         <w:rFonts w:hint="eastAsia"/>
@@ -3206,7 +5964,7 @@
       <w:lvlText w:val="%2、"/>
       <w:lvlJc w:val="left"/>
       <w:pPr>
-        <w:ind w:left="960" w:hanging="480"/>
+        <w:ind w:left="2378" w:hanging="480"/>
       </w:pPr>
     </w:lvl>
     <w:lvl w:ilvl="2" w:tplc="0409001B" w:tentative="1">
@@ -3215,7 +5973,7 @@
       <w:lvlText w:val="%3."/>
       <w:lvlJc w:val="right"/>
       <w:pPr>
-        <w:ind w:left="1440" w:hanging="480"/>
+        <w:ind w:left="2858" w:hanging="480"/>
       </w:pPr>
     </w:lvl>
     <w:lvl w:ilvl="3" w:tplc="0409000F" w:tentative="1">
@@ -3224,7 +5982,7 @@
       <w:lvlText w:val="%4."/>
       <w:lvlJc w:val="left"/>
       <w:pPr>
-        <w:ind w:left="1920" w:hanging="480"/>
+        <w:ind w:left="3338" w:hanging="480"/>
       </w:pPr>
     </w:lvl>
     <w:lvl w:ilvl="4" w:tplc="04090019" w:tentative="1">
@@ -3233,7 +5991,7 @@
       <w:lvlText w:val="%5、"/>
       <w:lvlJc w:val="left"/>
       <w:pPr>
-        <w:ind w:left="2400" w:hanging="480"/>
+        <w:ind w:left="3818" w:hanging="480"/>
       </w:pPr>
     </w:lvl>
     <w:lvl w:ilvl="5" w:tplc="0409001B" w:tentative="1">
@@ -3242,7 +6000,7 @@
       <w:lvlText w:val="%6."/>
       <w:lvlJc w:val="right"/>
       <w:pPr>
-        <w:ind w:left="2880" w:hanging="480"/>
+        <w:ind w:left="4298" w:hanging="480"/>
       </w:pPr>
     </w:lvl>
     <w:lvl w:ilvl="6" w:tplc="0409000F" w:tentative="1">
@@ -3251,7 +6009,7 @@
       <w:lvlText w:val="%7."/>
       <w:lvlJc w:val="left"/>
       <w:pPr>
-        <w:ind w:left="3360" w:hanging="480"/>
+        <w:ind w:left="4778" w:hanging="480"/>
       </w:pPr>
     </w:lvl>
     <w:lvl w:ilvl="7" w:tplc="04090019" w:tentative="1">
@@ -3260,7 +6018,7 @@
       <w:lvlText w:val="%8、"/>
       <w:lvlJc w:val="left"/>
       <w:pPr>
-        <w:ind w:left="3840" w:hanging="480"/>
+        <w:ind w:left="5258" w:hanging="480"/>
       </w:pPr>
     </w:lvl>
     <w:lvl w:ilvl="8" w:tplc="0409001B" w:tentative="1">
@@ -3269,7 +6027,7 @@
       <w:lvlText w:val="%9."/>
       <w:lvlJc w:val="right"/>
       <w:pPr>
-        <w:ind w:left="4320" w:hanging="480"/>
+        <w:ind w:left="5738" w:hanging="480"/>
       </w:pPr>
     </w:lvl>
   </w:abstractNum>
@@ -3478,6 +6236,181 @@
     </w:lvl>
   </w:abstractNum>
   <w:abstractNum w:abstractNumId="3" w15:restartNumberingAfterBreak="0">
+    <w:nsid w:val="186210E6"/>
+    <w:multiLevelType w:val="hybridMultilevel"/>
+    <w:tmpl w:val="FE9EBDBE"/>
+    <w:lvl w:ilvl="0" w:tplc="FFFFFFFF">
+      <w:start w:val="1"/>
+      <w:numFmt w:val="decimal"/>
+      <w:lvlText w:val="%1."/>
+      <w:lvlJc w:val="left"/>
+      <w:pPr>
+        <w:ind w:left="360" w:hanging="360"/>
+      </w:pPr>
+    </w:lvl>
+    <w:lvl w:ilvl="1" w:tplc="FFFFFFFF" w:tentative="1">
+      <w:start w:val="1"/>
+      <w:numFmt w:val="ideographTraditional"/>
+      <w:lvlText w:val="%2、"/>
+      <w:lvlJc w:val="left"/>
+      <w:pPr>
+        <w:ind w:left="960" w:hanging="480"/>
+      </w:pPr>
+    </w:lvl>
+    <w:lvl w:ilvl="2" w:tplc="FFFFFFFF" w:tentative="1">
+      <w:start w:val="1"/>
+      <w:numFmt w:val="lowerRoman"/>
+      <w:lvlText w:val="%3."/>
+      <w:lvlJc w:val="right"/>
+      <w:pPr>
+        <w:ind w:left="1440" w:hanging="480"/>
+      </w:pPr>
+    </w:lvl>
+    <w:lvl w:ilvl="3" w:tplc="FFFFFFFF" w:tentative="1">
+      <w:start w:val="1"/>
+      <w:numFmt w:val="decimal"/>
+      <w:lvlText w:val="%4."/>
+      <w:lvlJc w:val="left"/>
+      <w:pPr>
+        <w:ind w:left="1920" w:hanging="480"/>
+      </w:pPr>
+    </w:lvl>
+    <w:lvl w:ilvl="4" w:tplc="FFFFFFFF" w:tentative="1">
+      <w:start w:val="1"/>
+      <w:numFmt w:val="ideographTraditional"/>
+      <w:lvlText w:val="%5、"/>
+      <w:lvlJc w:val="left"/>
+      <w:pPr>
+        <w:ind w:left="2400" w:hanging="480"/>
+      </w:pPr>
+    </w:lvl>
+    <w:lvl w:ilvl="5" w:tplc="FFFFFFFF" w:tentative="1">
+      <w:start w:val="1"/>
+      <w:numFmt w:val="lowerRoman"/>
+      <w:lvlText w:val="%6."/>
+      <w:lvlJc w:val="right"/>
+      <w:pPr>
+        <w:ind w:left="2880" w:hanging="480"/>
+      </w:pPr>
+    </w:lvl>
+    <w:lvl w:ilvl="6" w:tplc="FFFFFFFF" w:tentative="1">
+      <w:start w:val="1"/>
+      <w:numFmt w:val="decimal"/>
+      <w:lvlText w:val="%7."/>
+      <w:lvlJc w:val="left"/>
+      <w:pPr>
+        <w:ind w:left="3360" w:hanging="480"/>
+      </w:pPr>
+    </w:lvl>
+    <w:lvl w:ilvl="7" w:tplc="FFFFFFFF" w:tentative="1">
+      <w:start w:val="1"/>
+      <w:numFmt w:val="ideographTraditional"/>
+      <w:lvlText w:val="%8、"/>
+      <w:lvlJc w:val="left"/>
+      <w:pPr>
+        <w:ind w:left="3840" w:hanging="480"/>
+      </w:pPr>
+    </w:lvl>
+    <w:lvl w:ilvl="8" w:tplc="FFFFFFFF" w:tentative="1">
+      <w:start w:val="1"/>
+      <w:numFmt w:val="lowerRoman"/>
+      <w:lvlText w:val="%9."/>
+      <w:lvlJc w:val="right"/>
+      <w:pPr>
+        <w:ind w:left="4320" w:hanging="480"/>
+      </w:pPr>
+    </w:lvl>
+  </w:abstractNum>
+  <w:abstractNum w:abstractNumId="4" w15:restartNumberingAfterBreak="0">
+    <w:nsid w:val="19D649CB"/>
+    <w:multiLevelType w:val="hybridMultilevel"/>
+    <w:tmpl w:val="3F340D7A"/>
+    <w:lvl w:ilvl="0" w:tplc="FFFFFFFF">
+      <w:start w:val="1"/>
+      <w:numFmt w:val="decimal"/>
+      <w:lvlText w:val="%1."/>
+      <w:lvlJc w:val="left"/>
+      <w:pPr>
+        <w:ind w:left="360" w:hanging="360"/>
+      </w:pPr>
+      <w:rPr>
+        <w:rFonts w:hint="default"/>
+      </w:rPr>
+    </w:lvl>
+    <w:lvl w:ilvl="1" w:tplc="FFFFFFFF" w:tentative="1">
+      <w:start w:val="1"/>
+      <w:numFmt w:val="ideographTraditional"/>
+      <w:lvlText w:val="%2、"/>
+      <w:lvlJc w:val="left"/>
+      <w:pPr>
+        <w:ind w:left="960" w:hanging="480"/>
+      </w:pPr>
+    </w:lvl>
+    <w:lvl w:ilvl="2" w:tplc="FFFFFFFF" w:tentative="1">
+      <w:start w:val="1"/>
+      <w:numFmt w:val="lowerRoman"/>
+      <w:lvlText w:val="%3."/>
+      <w:lvlJc w:val="right"/>
+      <w:pPr>
+        <w:ind w:left="1440" w:hanging="480"/>
+      </w:pPr>
+    </w:lvl>
+    <w:lvl w:ilvl="3" w:tplc="FFFFFFFF" w:tentative="1">
+      <w:start w:val="1"/>
+      <w:numFmt w:val="decimal"/>
+      <w:lvlText w:val="%4."/>
+      <w:lvlJc w:val="left"/>
+      <w:pPr>
+        <w:ind w:left="1920" w:hanging="480"/>
+      </w:pPr>
+    </w:lvl>
+    <w:lvl w:ilvl="4" w:tplc="FFFFFFFF" w:tentative="1">
+      <w:start w:val="1"/>
+      <w:numFmt w:val="ideographTraditional"/>
+      <w:lvlText w:val="%5、"/>
+      <w:lvlJc w:val="left"/>
+      <w:pPr>
+        <w:ind w:left="2400" w:hanging="480"/>
+      </w:pPr>
+    </w:lvl>
+    <w:lvl w:ilvl="5" w:tplc="FFFFFFFF" w:tentative="1">
+      <w:start w:val="1"/>
+      <w:numFmt w:val="lowerRoman"/>
+      <w:lvlText w:val="%6."/>
+      <w:lvlJc w:val="right"/>
+      <w:pPr>
+        <w:ind w:left="2880" w:hanging="480"/>
+      </w:pPr>
+    </w:lvl>
+    <w:lvl w:ilvl="6" w:tplc="FFFFFFFF" w:tentative="1">
+      <w:start w:val="1"/>
+      <w:numFmt w:val="decimal"/>
+      <w:lvlText w:val="%7."/>
+      <w:lvlJc w:val="left"/>
+      <w:pPr>
+        <w:ind w:left="3360" w:hanging="480"/>
+      </w:pPr>
+    </w:lvl>
+    <w:lvl w:ilvl="7" w:tplc="FFFFFFFF" w:tentative="1">
+      <w:start w:val="1"/>
+      <w:numFmt w:val="ideographTraditional"/>
+      <w:lvlText w:val="%8、"/>
+      <w:lvlJc w:val="left"/>
+      <w:pPr>
+        <w:ind w:left="3840" w:hanging="480"/>
+      </w:pPr>
+    </w:lvl>
+    <w:lvl w:ilvl="8" w:tplc="FFFFFFFF" w:tentative="1">
+      <w:start w:val="1"/>
+      <w:numFmt w:val="lowerRoman"/>
+      <w:lvlText w:val="%9."/>
+      <w:lvlJc w:val="right"/>
+      <w:pPr>
+        <w:ind w:left="4320" w:hanging="480"/>
+      </w:pPr>
+    </w:lvl>
+  </w:abstractNum>
+  <w:abstractNum w:abstractNumId="5" w15:restartNumberingAfterBreak="0">
     <w:nsid w:val="1A265A87"/>
     <w:multiLevelType w:val="hybridMultilevel"/>
     <w:tmpl w:val="3F340D7A"/>
@@ -3566,7 +6499,7 @@
       </w:pPr>
     </w:lvl>
   </w:abstractNum>
-  <w:abstractNum w:abstractNumId="4" w15:restartNumberingAfterBreak="0">
+  <w:abstractNum w:abstractNumId="6" w15:restartNumberingAfterBreak="0">
     <w:nsid w:val="1C4B14B1"/>
     <w:multiLevelType w:val="hybridMultilevel"/>
     <w:tmpl w:val="70CA8076"/>
@@ -3655,7 +6588,7 @@
       </w:pPr>
     </w:lvl>
   </w:abstractNum>
-  <w:abstractNum w:abstractNumId="5" w15:restartNumberingAfterBreak="0">
+  <w:abstractNum w:abstractNumId="7" w15:restartNumberingAfterBreak="0">
     <w:nsid w:val="1E9E3CDF"/>
     <w:multiLevelType w:val="hybridMultilevel"/>
     <w:tmpl w:val="FE9EBDBE"/>
@@ -3741,7 +6674,7 @@
       </w:pPr>
     </w:lvl>
   </w:abstractNum>
-  <w:abstractNum w:abstractNumId="6" w15:restartNumberingAfterBreak="0">
+  <w:abstractNum w:abstractNumId="8" w15:restartNumberingAfterBreak="0">
     <w:nsid w:val="23DB4BF0"/>
     <w:multiLevelType w:val="hybridMultilevel"/>
     <w:tmpl w:val="E22E8764"/>
@@ -3830,7 +6763,182 @@
       </w:pPr>
     </w:lvl>
   </w:abstractNum>
-  <w:abstractNum w:abstractNumId="7" w15:restartNumberingAfterBreak="0">
+  <w:abstractNum w:abstractNumId="9" w15:restartNumberingAfterBreak="0">
+    <w:nsid w:val="26442CEF"/>
+    <w:multiLevelType w:val="hybridMultilevel"/>
+    <w:tmpl w:val="FE9EBDBE"/>
+    <w:lvl w:ilvl="0" w:tplc="FFFFFFFF">
+      <w:start w:val="1"/>
+      <w:numFmt w:val="decimal"/>
+      <w:lvlText w:val="%1."/>
+      <w:lvlJc w:val="left"/>
+      <w:pPr>
+        <w:ind w:left="360" w:hanging="360"/>
+      </w:pPr>
+    </w:lvl>
+    <w:lvl w:ilvl="1" w:tplc="FFFFFFFF" w:tentative="1">
+      <w:start w:val="1"/>
+      <w:numFmt w:val="ideographTraditional"/>
+      <w:lvlText w:val="%2、"/>
+      <w:lvlJc w:val="left"/>
+      <w:pPr>
+        <w:ind w:left="960" w:hanging="480"/>
+      </w:pPr>
+    </w:lvl>
+    <w:lvl w:ilvl="2" w:tplc="FFFFFFFF" w:tentative="1">
+      <w:start w:val="1"/>
+      <w:numFmt w:val="lowerRoman"/>
+      <w:lvlText w:val="%3."/>
+      <w:lvlJc w:val="right"/>
+      <w:pPr>
+        <w:ind w:left="1440" w:hanging="480"/>
+      </w:pPr>
+    </w:lvl>
+    <w:lvl w:ilvl="3" w:tplc="FFFFFFFF" w:tentative="1">
+      <w:start w:val="1"/>
+      <w:numFmt w:val="decimal"/>
+      <w:lvlText w:val="%4."/>
+      <w:lvlJc w:val="left"/>
+      <w:pPr>
+        <w:ind w:left="1920" w:hanging="480"/>
+      </w:pPr>
+    </w:lvl>
+    <w:lvl w:ilvl="4" w:tplc="FFFFFFFF" w:tentative="1">
+      <w:start w:val="1"/>
+      <w:numFmt w:val="ideographTraditional"/>
+      <w:lvlText w:val="%5、"/>
+      <w:lvlJc w:val="left"/>
+      <w:pPr>
+        <w:ind w:left="2400" w:hanging="480"/>
+      </w:pPr>
+    </w:lvl>
+    <w:lvl w:ilvl="5" w:tplc="FFFFFFFF" w:tentative="1">
+      <w:start w:val="1"/>
+      <w:numFmt w:val="lowerRoman"/>
+      <w:lvlText w:val="%6."/>
+      <w:lvlJc w:val="right"/>
+      <w:pPr>
+        <w:ind w:left="2880" w:hanging="480"/>
+      </w:pPr>
+    </w:lvl>
+    <w:lvl w:ilvl="6" w:tplc="FFFFFFFF" w:tentative="1">
+      <w:start w:val="1"/>
+      <w:numFmt w:val="decimal"/>
+      <w:lvlText w:val="%7."/>
+      <w:lvlJc w:val="left"/>
+      <w:pPr>
+        <w:ind w:left="3360" w:hanging="480"/>
+      </w:pPr>
+    </w:lvl>
+    <w:lvl w:ilvl="7" w:tplc="FFFFFFFF" w:tentative="1">
+      <w:start w:val="1"/>
+      <w:numFmt w:val="ideographTraditional"/>
+      <w:lvlText w:val="%8、"/>
+      <w:lvlJc w:val="left"/>
+      <w:pPr>
+        <w:ind w:left="3840" w:hanging="480"/>
+      </w:pPr>
+    </w:lvl>
+    <w:lvl w:ilvl="8" w:tplc="FFFFFFFF" w:tentative="1">
+      <w:start w:val="1"/>
+      <w:numFmt w:val="lowerRoman"/>
+      <w:lvlText w:val="%9."/>
+      <w:lvlJc w:val="right"/>
+      <w:pPr>
+        <w:ind w:left="4320" w:hanging="480"/>
+      </w:pPr>
+    </w:lvl>
+  </w:abstractNum>
+  <w:abstractNum w:abstractNumId="10" w15:restartNumberingAfterBreak="0">
+    <w:nsid w:val="26A40BE7"/>
+    <w:multiLevelType w:val="hybridMultilevel"/>
+    <w:tmpl w:val="3F340D7A"/>
+    <w:lvl w:ilvl="0" w:tplc="FFFFFFFF">
+      <w:start w:val="1"/>
+      <w:numFmt w:val="decimal"/>
+      <w:lvlText w:val="%1."/>
+      <w:lvlJc w:val="left"/>
+      <w:pPr>
+        <w:ind w:left="360" w:hanging="360"/>
+      </w:pPr>
+      <w:rPr>
+        <w:rFonts w:hint="default"/>
+      </w:rPr>
+    </w:lvl>
+    <w:lvl w:ilvl="1" w:tplc="FFFFFFFF" w:tentative="1">
+      <w:start w:val="1"/>
+      <w:numFmt w:val="ideographTraditional"/>
+      <w:lvlText w:val="%2、"/>
+      <w:lvlJc w:val="left"/>
+      <w:pPr>
+        <w:ind w:left="960" w:hanging="480"/>
+      </w:pPr>
+    </w:lvl>
+    <w:lvl w:ilvl="2" w:tplc="FFFFFFFF" w:tentative="1">
+      <w:start w:val="1"/>
+      <w:numFmt w:val="lowerRoman"/>
+      <w:lvlText w:val="%3."/>
+      <w:lvlJc w:val="right"/>
+      <w:pPr>
+        <w:ind w:left="1440" w:hanging="480"/>
+      </w:pPr>
+    </w:lvl>
+    <w:lvl w:ilvl="3" w:tplc="FFFFFFFF" w:tentative="1">
+      <w:start w:val="1"/>
+      <w:numFmt w:val="decimal"/>
+      <w:lvlText w:val="%4."/>
+      <w:lvlJc w:val="left"/>
+      <w:pPr>
+        <w:ind w:left="1920" w:hanging="480"/>
+      </w:pPr>
+    </w:lvl>
+    <w:lvl w:ilvl="4" w:tplc="FFFFFFFF" w:tentative="1">
+      <w:start w:val="1"/>
+      <w:numFmt w:val="ideographTraditional"/>
+      <w:lvlText w:val="%5、"/>
+      <w:lvlJc w:val="left"/>
+      <w:pPr>
+        <w:ind w:left="2400" w:hanging="480"/>
+      </w:pPr>
+    </w:lvl>
+    <w:lvl w:ilvl="5" w:tplc="FFFFFFFF" w:tentative="1">
+      <w:start w:val="1"/>
+      <w:numFmt w:val="lowerRoman"/>
+      <w:lvlText w:val="%6."/>
+      <w:lvlJc w:val="right"/>
+      <w:pPr>
+        <w:ind w:left="2880" w:hanging="480"/>
+      </w:pPr>
+    </w:lvl>
+    <w:lvl w:ilvl="6" w:tplc="FFFFFFFF" w:tentative="1">
+      <w:start w:val="1"/>
+      <w:numFmt w:val="decimal"/>
+      <w:lvlText w:val="%7."/>
+      <w:lvlJc w:val="left"/>
+      <w:pPr>
+        <w:ind w:left="3360" w:hanging="480"/>
+      </w:pPr>
+    </w:lvl>
+    <w:lvl w:ilvl="7" w:tplc="FFFFFFFF" w:tentative="1">
+      <w:start w:val="1"/>
+      <w:numFmt w:val="ideographTraditional"/>
+      <w:lvlText w:val="%8、"/>
+      <w:lvlJc w:val="left"/>
+      <w:pPr>
+        <w:ind w:left="3840" w:hanging="480"/>
+      </w:pPr>
+    </w:lvl>
+    <w:lvl w:ilvl="8" w:tplc="FFFFFFFF" w:tentative="1">
+      <w:start w:val="1"/>
+      <w:numFmt w:val="lowerRoman"/>
+      <w:lvlText w:val="%9."/>
+      <w:lvlJc w:val="right"/>
+      <w:pPr>
+        <w:ind w:left="4320" w:hanging="480"/>
+      </w:pPr>
+    </w:lvl>
+  </w:abstractNum>
+  <w:abstractNum w:abstractNumId="11" w15:restartNumberingAfterBreak="0">
     <w:nsid w:val="28877CB4"/>
     <w:multiLevelType w:val="multilevel"/>
     <w:tmpl w:val="33163BCC"/>
@@ -3951,7 +7059,96 @@
       </w:rPr>
     </w:lvl>
   </w:abstractNum>
-  <w:abstractNum w:abstractNumId="8" w15:restartNumberingAfterBreak="0">
+  <w:abstractNum w:abstractNumId="12" w15:restartNumberingAfterBreak="0">
+    <w:nsid w:val="35110D8C"/>
+    <w:multiLevelType w:val="hybridMultilevel"/>
+    <w:tmpl w:val="E22E8764"/>
+    <w:lvl w:ilvl="0" w:tplc="FFFFFFFF">
+      <w:start w:val="1"/>
+      <w:numFmt w:val="decimal"/>
+      <w:lvlText w:val="%1."/>
+      <w:lvlJc w:val="left"/>
+      <w:pPr>
+        <w:ind w:left="360" w:hanging="360"/>
+      </w:pPr>
+      <w:rPr>
+        <w:rFonts w:hint="default"/>
+      </w:rPr>
+    </w:lvl>
+    <w:lvl w:ilvl="1" w:tplc="FFFFFFFF" w:tentative="1">
+      <w:start w:val="1"/>
+      <w:numFmt w:val="ideographTraditional"/>
+      <w:lvlText w:val="%2、"/>
+      <w:lvlJc w:val="left"/>
+      <w:pPr>
+        <w:ind w:left="960" w:hanging="480"/>
+      </w:pPr>
+    </w:lvl>
+    <w:lvl w:ilvl="2" w:tplc="FFFFFFFF" w:tentative="1">
+      <w:start w:val="1"/>
+      <w:numFmt w:val="lowerRoman"/>
+      <w:lvlText w:val="%3."/>
+      <w:lvlJc w:val="right"/>
+      <w:pPr>
+        <w:ind w:left="1440" w:hanging="480"/>
+      </w:pPr>
+    </w:lvl>
+    <w:lvl w:ilvl="3" w:tplc="FFFFFFFF" w:tentative="1">
+      <w:start w:val="1"/>
+      <w:numFmt w:val="decimal"/>
+      <w:lvlText w:val="%4."/>
+      <w:lvlJc w:val="left"/>
+      <w:pPr>
+        <w:ind w:left="1920" w:hanging="480"/>
+      </w:pPr>
+    </w:lvl>
+    <w:lvl w:ilvl="4" w:tplc="FFFFFFFF" w:tentative="1">
+      <w:start w:val="1"/>
+      <w:numFmt w:val="ideographTraditional"/>
+      <w:lvlText w:val="%5、"/>
+      <w:lvlJc w:val="left"/>
+      <w:pPr>
+        <w:ind w:left="2400" w:hanging="480"/>
+      </w:pPr>
+    </w:lvl>
+    <w:lvl w:ilvl="5" w:tplc="FFFFFFFF" w:tentative="1">
+      <w:start w:val="1"/>
+      <w:numFmt w:val="lowerRoman"/>
+      <w:lvlText w:val="%6."/>
+      <w:lvlJc w:val="right"/>
+      <w:pPr>
+        <w:ind w:left="2880" w:hanging="480"/>
+      </w:pPr>
+    </w:lvl>
+    <w:lvl w:ilvl="6" w:tplc="FFFFFFFF" w:tentative="1">
+      <w:start w:val="1"/>
+      <w:numFmt w:val="decimal"/>
+      <w:lvlText w:val="%7."/>
+      <w:lvlJc w:val="left"/>
+      <w:pPr>
+        <w:ind w:left="3360" w:hanging="480"/>
+      </w:pPr>
+    </w:lvl>
+    <w:lvl w:ilvl="7" w:tplc="FFFFFFFF" w:tentative="1">
+      <w:start w:val="1"/>
+      <w:numFmt w:val="ideographTraditional"/>
+      <w:lvlText w:val="%8、"/>
+      <w:lvlJc w:val="left"/>
+      <w:pPr>
+        <w:ind w:left="3840" w:hanging="480"/>
+      </w:pPr>
+    </w:lvl>
+    <w:lvl w:ilvl="8" w:tplc="FFFFFFFF" w:tentative="1">
+      <w:start w:val="1"/>
+      <w:numFmt w:val="lowerRoman"/>
+      <w:lvlText w:val="%9."/>
+      <w:lvlJc w:val="right"/>
+      <w:pPr>
+        <w:ind w:left="4320" w:hanging="480"/>
+      </w:pPr>
+    </w:lvl>
+  </w:abstractNum>
+  <w:abstractNum w:abstractNumId="13" w15:restartNumberingAfterBreak="0">
     <w:nsid w:val="36B85D51"/>
     <w:multiLevelType w:val="hybridMultilevel"/>
     <w:tmpl w:val="E22E8764"/>
@@ -4040,7 +7237,96 @@
       </w:pPr>
     </w:lvl>
   </w:abstractNum>
-  <w:abstractNum w:abstractNumId="9" w15:restartNumberingAfterBreak="0">
+  <w:abstractNum w:abstractNumId="14" w15:restartNumberingAfterBreak="0">
+    <w:nsid w:val="3EC67E4C"/>
+    <w:multiLevelType w:val="hybridMultilevel"/>
+    <w:tmpl w:val="2DEC36CC"/>
+    <w:lvl w:ilvl="0" w:tplc="FFFFFFFF">
+      <w:start w:val="1"/>
+      <w:numFmt w:val="decimal"/>
+      <w:lvlText w:val="%1."/>
+      <w:lvlJc w:val="left"/>
+      <w:pPr>
+        <w:ind w:left="360" w:hanging="360"/>
+      </w:pPr>
+      <w:rPr>
+        <w:rFonts w:hint="default"/>
+      </w:rPr>
+    </w:lvl>
+    <w:lvl w:ilvl="1" w:tplc="FFFFFFFF" w:tentative="1">
+      <w:start w:val="1"/>
+      <w:numFmt w:val="ideographTraditional"/>
+      <w:lvlText w:val="%2、"/>
+      <w:lvlJc w:val="left"/>
+      <w:pPr>
+        <w:ind w:left="960" w:hanging="480"/>
+      </w:pPr>
+    </w:lvl>
+    <w:lvl w:ilvl="2" w:tplc="FFFFFFFF" w:tentative="1">
+      <w:start w:val="1"/>
+      <w:numFmt w:val="lowerRoman"/>
+      <w:lvlText w:val="%3."/>
+      <w:lvlJc w:val="right"/>
+      <w:pPr>
+        <w:ind w:left="1440" w:hanging="480"/>
+      </w:pPr>
+    </w:lvl>
+    <w:lvl w:ilvl="3" w:tplc="FFFFFFFF" w:tentative="1">
+      <w:start w:val="1"/>
+      <w:numFmt w:val="decimal"/>
+      <w:lvlText w:val="%4."/>
+      <w:lvlJc w:val="left"/>
+      <w:pPr>
+        <w:ind w:left="1920" w:hanging="480"/>
+      </w:pPr>
+    </w:lvl>
+    <w:lvl w:ilvl="4" w:tplc="FFFFFFFF" w:tentative="1">
+      <w:start w:val="1"/>
+      <w:numFmt w:val="ideographTraditional"/>
+      <w:lvlText w:val="%5、"/>
+      <w:lvlJc w:val="left"/>
+      <w:pPr>
+        <w:ind w:left="2400" w:hanging="480"/>
+      </w:pPr>
+    </w:lvl>
+    <w:lvl w:ilvl="5" w:tplc="FFFFFFFF" w:tentative="1">
+      <w:start w:val="1"/>
+      <w:numFmt w:val="lowerRoman"/>
+      <w:lvlText w:val="%6."/>
+      <w:lvlJc w:val="right"/>
+      <w:pPr>
+        <w:ind w:left="2880" w:hanging="480"/>
+      </w:pPr>
+    </w:lvl>
+    <w:lvl w:ilvl="6" w:tplc="FFFFFFFF" w:tentative="1">
+      <w:start w:val="1"/>
+      <w:numFmt w:val="decimal"/>
+      <w:lvlText w:val="%7."/>
+      <w:lvlJc w:val="left"/>
+      <w:pPr>
+        <w:ind w:left="3360" w:hanging="480"/>
+      </w:pPr>
+    </w:lvl>
+    <w:lvl w:ilvl="7" w:tplc="FFFFFFFF" w:tentative="1">
+      <w:start w:val="1"/>
+      <w:numFmt w:val="ideographTraditional"/>
+      <w:lvlText w:val="%8、"/>
+      <w:lvlJc w:val="left"/>
+      <w:pPr>
+        <w:ind w:left="3840" w:hanging="480"/>
+      </w:pPr>
+    </w:lvl>
+    <w:lvl w:ilvl="8" w:tplc="FFFFFFFF" w:tentative="1">
+      <w:start w:val="1"/>
+      <w:numFmt w:val="lowerRoman"/>
+      <w:lvlText w:val="%9."/>
+      <w:lvlJc w:val="right"/>
+      <w:pPr>
+        <w:ind w:left="4320" w:hanging="480"/>
+      </w:pPr>
+    </w:lvl>
+  </w:abstractNum>
+  <w:abstractNum w:abstractNumId="15" w15:restartNumberingAfterBreak="0">
     <w:nsid w:val="42A62854"/>
     <w:multiLevelType w:val="hybridMultilevel"/>
     <w:tmpl w:val="C99E7102"/>
@@ -4153,7 +7439,7 @@
       </w:rPr>
     </w:lvl>
   </w:abstractNum>
-  <w:abstractNum w:abstractNumId="10" w15:restartNumberingAfterBreak="0">
+  <w:abstractNum w:abstractNumId="16" w15:restartNumberingAfterBreak="0">
     <w:nsid w:val="468B03EF"/>
     <w:multiLevelType w:val="hybridMultilevel"/>
     <w:tmpl w:val="410243A4"/>
@@ -4242,7 +7528,7 @@
       </w:pPr>
     </w:lvl>
   </w:abstractNum>
-  <w:abstractNum w:abstractNumId="11" w15:restartNumberingAfterBreak="0">
+  <w:abstractNum w:abstractNumId="17" w15:restartNumberingAfterBreak="0">
     <w:nsid w:val="555B3C92"/>
     <w:multiLevelType w:val="hybridMultilevel"/>
     <w:tmpl w:val="66D6A6D2"/>
@@ -4331,7 +7617,7 @@
       </w:pPr>
     </w:lvl>
   </w:abstractNum>
-  <w:abstractNum w:abstractNumId="12" w15:restartNumberingAfterBreak="0">
+  <w:abstractNum w:abstractNumId="18" w15:restartNumberingAfterBreak="0">
     <w:nsid w:val="57EE0B3D"/>
     <w:multiLevelType w:val="hybridMultilevel"/>
     <w:tmpl w:val="B2281F40"/>
@@ -4444,7 +7730,96 @@
       </w:rPr>
     </w:lvl>
   </w:abstractNum>
-  <w:abstractNum w:abstractNumId="13" w15:restartNumberingAfterBreak="0">
+  <w:abstractNum w:abstractNumId="19" w15:restartNumberingAfterBreak="0">
+    <w:nsid w:val="5ACE52E9"/>
+    <w:multiLevelType w:val="hybridMultilevel"/>
+    <w:tmpl w:val="3F340D7A"/>
+    <w:lvl w:ilvl="0" w:tplc="FFFFFFFF">
+      <w:start w:val="1"/>
+      <w:numFmt w:val="decimal"/>
+      <w:lvlText w:val="%1."/>
+      <w:lvlJc w:val="left"/>
+      <w:pPr>
+        <w:ind w:left="360" w:hanging="360"/>
+      </w:pPr>
+      <w:rPr>
+        <w:rFonts w:hint="default"/>
+      </w:rPr>
+    </w:lvl>
+    <w:lvl w:ilvl="1" w:tplc="FFFFFFFF" w:tentative="1">
+      <w:start w:val="1"/>
+      <w:numFmt w:val="ideographTraditional"/>
+      <w:lvlText w:val="%2、"/>
+      <w:lvlJc w:val="left"/>
+      <w:pPr>
+        <w:ind w:left="960" w:hanging="480"/>
+      </w:pPr>
+    </w:lvl>
+    <w:lvl w:ilvl="2" w:tplc="FFFFFFFF" w:tentative="1">
+      <w:start w:val="1"/>
+      <w:numFmt w:val="lowerRoman"/>
+      <w:lvlText w:val="%3."/>
+      <w:lvlJc w:val="right"/>
+      <w:pPr>
+        <w:ind w:left="1440" w:hanging="480"/>
+      </w:pPr>
+    </w:lvl>
+    <w:lvl w:ilvl="3" w:tplc="FFFFFFFF" w:tentative="1">
+      <w:start w:val="1"/>
+      <w:numFmt w:val="decimal"/>
+      <w:lvlText w:val="%4."/>
+      <w:lvlJc w:val="left"/>
+      <w:pPr>
+        <w:ind w:left="1920" w:hanging="480"/>
+      </w:pPr>
+    </w:lvl>
+    <w:lvl w:ilvl="4" w:tplc="FFFFFFFF" w:tentative="1">
+      <w:start w:val="1"/>
+      <w:numFmt w:val="ideographTraditional"/>
+      <w:lvlText w:val="%5、"/>
+      <w:lvlJc w:val="left"/>
+      <w:pPr>
+        <w:ind w:left="2400" w:hanging="480"/>
+      </w:pPr>
+    </w:lvl>
+    <w:lvl w:ilvl="5" w:tplc="FFFFFFFF" w:tentative="1">
+      <w:start w:val="1"/>
+      <w:numFmt w:val="lowerRoman"/>
+      <w:lvlText w:val="%6."/>
+      <w:lvlJc w:val="right"/>
+      <w:pPr>
+        <w:ind w:left="2880" w:hanging="480"/>
+      </w:pPr>
+    </w:lvl>
+    <w:lvl w:ilvl="6" w:tplc="FFFFFFFF" w:tentative="1">
+      <w:start w:val="1"/>
+      <w:numFmt w:val="decimal"/>
+      <w:lvlText w:val="%7."/>
+      <w:lvlJc w:val="left"/>
+      <w:pPr>
+        <w:ind w:left="3360" w:hanging="480"/>
+      </w:pPr>
+    </w:lvl>
+    <w:lvl w:ilvl="7" w:tplc="FFFFFFFF" w:tentative="1">
+      <w:start w:val="1"/>
+      <w:numFmt w:val="ideographTraditional"/>
+      <w:lvlText w:val="%8、"/>
+      <w:lvlJc w:val="left"/>
+      <w:pPr>
+        <w:ind w:left="3840" w:hanging="480"/>
+      </w:pPr>
+    </w:lvl>
+    <w:lvl w:ilvl="8" w:tplc="FFFFFFFF" w:tentative="1">
+      <w:start w:val="1"/>
+      <w:numFmt w:val="lowerRoman"/>
+      <w:lvlText w:val="%9."/>
+      <w:lvlJc w:val="right"/>
+      <w:pPr>
+        <w:ind w:left="4320" w:hanging="480"/>
+      </w:pPr>
+    </w:lvl>
+  </w:abstractNum>
+  <w:abstractNum w:abstractNumId="20" w15:restartNumberingAfterBreak="0">
     <w:nsid w:val="5D461ECF"/>
     <w:multiLevelType w:val="hybridMultilevel"/>
     <w:tmpl w:val="E22E8764"/>
@@ -4533,7 +7908,7 @@
       </w:pPr>
     </w:lvl>
   </w:abstractNum>
-  <w:abstractNum w:abstractNumId="14" w15:restartNumberingAfterBreak="0">
+  <w:abstractNum w:abstractNumId="21" w15:restartNumberingAfterBreak="0">
     <w:nsid w:val="62A94BEB"/>
     <w:multiLevelType w:val="multilevel"/>
     <w:tmpl w:val="28327C30"/>
@@ -4656,7 +8031,7 @@
       </w:rPr>
     </w:lvl>
   </w:abstractNum>
-  <w:abstractNum w:abstractNumId="15" w15:restartNumberingAfterBreak="0">
+  <w:abstractNum w:abstractNumId="22" w15:restartNumberingAfterBreak="0">
     <w:nsid w:val="65F41359"/>
     <w:multiLevelType w:val="hybridMultilevel"/>
     <w:tmpl w:val="FE9EBDBE"/>
@@ -4742,7 +8117,7 @@
       </w:pPr>
     </w:lvl>
   </w:abstractNum>
-  <w:abstractNum w:abstractNumId="16" w15:restartNumberingAfterBreak="0">
+  <w:abstractNum w:abstractNumId="23" w15:restartNumberingAfterBreak="0">
     <w:nsid w:val="66FB022E"/>
     <w:multiLevelType w:val="hybridMultilevel"/>
     <w:tmpl w:val="3F340D7A"/>
@@ -4831,7 +8206,7 @@
       </w:pPr>
     </w:lvl>
   </w:abstractNum>
-  <w:abstractNum w:abstractNumId="17" w15:restartNumberingAfterBreak="0">
+  <w:abstractNum w:abstractNumId="24" w15:restartNumberingAfterBreak="0">
     <w:nsid w:val="67BF454D"/>
     <w:multiLevelType w:val="hybridMultilevel"/>
     <w:tmpl w:val="FE9EBDBE"/>
@@ -4917,7 +8292,7 @@
       </w:pPr>
     </w:lvl>
   </w:abstractNum>
-  <w:abstractNum w:abstractNumId="18" w15:restartNumberingAfterBreak="0">
+  <w:abstractNum w:abstractNumId="25" w15:restartNumberingAfterBreak="0">
     <w:nsid w:val="709261F5"/>
     <w:multiLevelType w:val="hybridMultilevel"/>
     <w:tmpl w:val="410243A4"/>
@@ -5006,7 +8381,7 @@
       </w:pPr>
     </w:lvl>
   </w:abstractNum>
-  <w:abstractNum w:abstractNumId="19" w15:restartNumberingAfterBreak="0">
+  <w:abstractNum w:abstractNumId="26" w15:restartNumberingAfterBreak="0">
     <w:nsid w:val="7A2F313D"/>
     <w:multiLevelType w:val="hybridMultilevel"/>
     <w:tmpl w:val="A4840296"/>
@@ -5096,16 +8471,16 @@
     </w:lvl>
   </w:abstractNum>
   <w:num w:numId="1" w16cid:durableId="1403678091">
-    <w:abstractNumId w:val="14"/>
+    <w:abstractNumId w:val="21"/>
   </w:num>
   <w:num w:numId="2" w16cid:durableId="1342706335">
-    <w:abstractNumId w:val="7"/>
+    <w:abstractNumId w:val="11"/>
   </w:num>
   <w:num w:numId="3" w16cid:durableId="1842894511">
     <w:abstractNumId w:val="2"/>
   </w:num>
   <w:num w:numId="4" w16cid:durableId="539362166">
-    <w:abstractNumId w:val="14"/>
+    <w:abstractNumId w:val="21"/>
     <w:lvlOverride w:ilvl="0">
       <w:startOverride w:val="1"/>
     </w:lvlOverride>
@@ -5138,59 +8513,80 @@
     <w:abstractNumId w:val="0"/>
   </w:num>
   <w:num w:numId="6" w16cid:durableId="77289473">
-    <w:abstractNumId w:val="12"/>
+    <w:abstractNumId w:val="18"/>
   </w:num>
   <w:num w:numId="7" w16cid:durableId="614949180">
-    <w:abstractNumId w:val="9"/>
+    <w:abstractNumId w:val="15"/>
   </w:num>
   <w:num w:numId="8" w16cid:durableId="6713022">
-    <w:abstractNumId w:val="10"/>
+    <w:abstractNumId w:val="16"/>
   </w:num>
   <w:num w:numId="9" w16cid:durableId="963460074">
-    <w:abstractNumId w:val="18"/>
+    <w:abstractNumId w:val="25"/>
   </w:num>
   <w:num w:numId="10" w16cid:durableId="1220166952">
-    <w:abstractNumId w:val="11"/>
+    <w:abstractNumId w:val="17"/>
   </w:num>
   <w:num w:numId="11" w16cid:durableId="1295866878">
-    <w:abstractNumId w:val="19"/>
+    <w:abstractNumId w:val="26"/>
   </w:num>
   <w:num w:numId="12" w16cid:durableId="734355206">
-    <w:abstractNumId w:val="8"/>
+    <w:abstractNumId w:val="13"/>
   </w:num>
   <w:num w:numId="13" w16cid:durableId="1144084159">
-    <w:abstractNumId w:val="15"/>
+    <w:abstractNumId w:val="22"/>
   </w:num>
   <w:num w:numId="14" w16cid:durableId="2071533055">
     <w:abstractNumId w:val="1"/>
   </w:num>
   <w:num w:numId="15" w16cid:durableId="1149829214">
-    <w:abstractNumId w:val="13"/>
+    <w:abstractNumId w:val="20"/>
   </w:num>
   <w:num w:numId="16" w16cid:durableId="1029843382">
+    <w:abstractNumId w:val="7"/>
+  </w:num>
+  <w:num w:numId="17" w16cid:durableId="45957957">
     <w:abstractNumId w:val="5"/>
   </w:num>
-  <w:num w:numId="17" w16cid:durableId="45957957">
+  <w:num w:numId="18" w16cid:durableId="894589233">
+    <w:abstractNumId w:val="8"/>
+  </w:num>
+  <w:num w:numId="19" w16cid:durableId="1187063181">
+    <w:abstractNumId w:val="24"/>
+  </w:num>
+  <w:num w:numId="20" w16cid:durableId="877279550">
+    <w:abstractNumId w:val="23"/>
+  </w:num>
+  <w:num w:numId="21" w16cid:durableId="446890866">
+    <w:abstractNumId w:val="6"/>
+  </w:num>
+  <w:num w:numId="22" w16cid:durableId="1692104921">
+    <w:abstractNumId w:val="12"/>
+  </w:num>
+  <w:num w:numId="23" w16cid:durableId="35279930">
+    <w:abstractNumId w:val="9"/>
+  </w:num>
+  <w:num w:numId="24" w16cid:durableId="241111796">
+    <w:abstractNumId w:val="19"/>
+  </w:num>
+  <w:num w:numId="25" w16cid:durableId="1903366196">
+    <w:abstractNumId w:val="14"/>
+  </w:num>
+  <w:num w:numId="26" w16cid:durableId="1916351590">
     <w:abstractNumId w:val="3"/>
   </w:num>
-  <w:num w:numId="18" w16cid:durableId="894589233">
-    <w:abstractNumId w:val="6"/>
+  <w:num w:numId="27" w16cid:durableId="1079521979">
+    <w:abstractNumId w:val="4"/>
   </w:num>
-  <w:num w:numId="19" w16cid:durableId="1187063181">
-    <w:abstractNumId w:val="17"/>
-  </w:num>
-  <w:num w:numId="20" w16cid:durableId="877279550">
-    <w:abstractNumId w:val="16"/>
-  </w:num>
-  <w:num w:numId="21" w16cid:durableId="446890866">
-    <w:abstractNumId w:val="4"/>
+  <w:num w:numId="28" w16cid:durableId="1405223771">
+    <w:abstractNumId w:val="10"/>
   </w:num>
   <w:numIdMacAtCleanup w:val="21"/>
 </w:numbering>
 </file>
 
 <file path=word/styles.xml><?xml version="1.0" encoding="utf-8"?>
-<w:styles xmlns:mc="http://schemas.openxmlformats.org/markup-compatibility/2006" xmlns:r="http://schemas.openxmlformats.org/officeDocument/2006/relationships" xmlns:w="http://schemas.openxmlformats.org/wordprocessingml/2006/main" xmlns:w14="http://schemas.microsoft.com/office/word/2010/wordml" xmlns:w15="http://schemas.microsoft.com/office/word/2012/wordml" xmlns:w16cex="http://schemas.microsoft.com/office/word/2018/wordml/cex" xmlns:w16cid="http://schemas.microsoft.com/office/word/2016/wordml/cid" xmlns:w16="http://schemas.microsoft.com/office/word/2018/wordml" xmlns:w16du="http://schemas.microsoft.com/office/word/2023/wordml/word16du" xmlns:w16sdtdh="http://schemas.microsoft.com/office/word/2020/wordml/sdtdatahash" xmlns:w16sdtfl="http://schemas.microsoft.com/office/word/2024/wordml/sdtformatlock" xmlns:w16se="http://schemas.microsoft.com/office/word/2015/wordml/symex" mc:Ignorable="w14 w15 w16se w16cid w16 w16cex w16sdtdh w16sdtfl w16du">
+<w:styles xmlns:mc="http://schemas.openxmlformats.org/markup-compatibility/2006" xmlns:r="http://schemas.openxmlformats.org/officeDocument/2006/relationships" xmlns:w="http://schemas.openxmlformats.org/wordprocessingml/2006/main" xmlns:w14="http://schemas.microsoft.com/office/word/2010/wordml" xmlns:w15="http://schemas.microsoft.com/office/word/2012/wordml" xmlns:w16cex="http://schemas.microsoft.com/office/word/2018/wordml/cex" xmlns:w16cid="http://schemas.microsoft.com/office/word/2016/wordml/cid" xmlns:w16="http://schemas.microsoft.com/office/word/2018/wordml" xmlns:w16sdtdh="http://schemas.microsoft.com/office/word/2020/wordml/sdtdatahash" xmlns:w16se="http://schemas.microsoft.com/office/word/2015/wordml/symex" mc:Ignorable="w14 w15 w16se w16cid w16 w16cex w16sdtdh">
   <w:docDefaults>
     <w:rPrDefault>
       <w:rPr>
@@ -5791,7 +9187,6 @@
   <w:style w:type="character" w:default="1" w:styleId="a2">
     <w:name w:val="Default Paragraph Font"/>
     <w:uiPriority w:val="1"/>
-    <w:semiHidden/>
     <w:unhideWhenUsed/>
   </w:style>
   <w:style w:type="table" w:default="1" w:styleId="a3">

--- a/documents/5-3 使用個案描述-連卉媗.docx
+++ b/documents/5-3 使用個案描述-連卉媗.docx
@@ -13,657 +13,19 @@
       <w:bookmarkStart w:id="0" w:name="_Toc226749686"/>
       <w:r>
         <w:rPr>
-          <w:rFonts w:hint="eastAsia"/>
-        </w:rPr>
-        <w:t>5-3</w:t>
-      </w:r>
-      <w:r>
-        <w:rPr>
-          <w:rFonts w:hint="eastAsia"/>
-        </w:rPr>
-        <w:t>使用個案描述</w:t>
-      </w:r>
-      <w:bookmarkEnd w:id="0"/>
-    </w:p>
-    <w:p>
-      <w:pPr>
-        <w:pStyle w:val="afb"/>
-      </w:pPr>
-      <w:r>
-        <w:rPr>
-          <w:rFonts w:hint="eastAsia"/>
-        </w:rPr>
-        <w:t>表</w:t>
-      </w:r>
-      <w:r>
-        <w:rPr>
-          <w:rFonts w:hint="eastAsia"/>
-        </w:rPr>
-        <w:t xml:space="preserve"> </w:t>
-      </w:r>
-      <w:r>
-        <w:fldChar w:fldCharType="begin"/>
-      </w:r>
-      <w:r>
-        <w:instrText xml:space="preserve"> </w:instrText>
-      </w:r>
-      <w:r>
-        <w:rPr>
-          <w:rFonts w:hint="eastAsia"/>
-        </w:rPr>
-        <w:instrText>STYLEREF 2 \s</w:instrText>
-      </w:r>
-      <w:r>
-        <w:instrText xml:space="preserve"> </w:instrText>
-      </w:r>
-      <w:r>
-        <w:fldChar w:fldCharType="separate"/>
-      </w:r>
-      <w:r>
-        <w:rPr>
           <w:noProof/>
         </w:rPr>
-        <w:t>5-3</w:t>
-      </w:r>
-      <w:r>
-        <w:fldChar w:fldCharType="end"/>
-      </w:r>
-      <w:r>
-        <w:t>-</w:t>
-      </w:r>
-      <w:r>
-        <w:fldChar w:fldCharType="begin"/>
-      </w:r>
-      <w:r>
-        <w:instrText xml:space="preserve"> </w:instrText>
-      </w:r>
-      <w:r>
-        <w:rPr>
-          <w:rFonts w:hint="eastAsia"/>
-        </w:rPr>
-        <w:instrText xml:space="preserve">SEQ </w:instrText>
-      </w:r>
-      <w:r>
-        <w:rPr>
-          <w:rFonts w:hint="eastAsia"/>
-        </w:rPr>
-        <w:instrText>表</w:instrText>
-      </w:r>
-      <w:r>
-        <w:rPr>
-          <w:rFonts w:hint="eastAsia"/>
-        </w:rPr>
-        <w:instrText xml:space="preserve"> \* ARABIC \s 2</w:instrText>
-      </w:r>
-      <w:r>
-        <w:instrText xml:space="preserve"> </w:instrText>
-      </w:r>
-      <w:r>
-        <w:fldChar w:fldCharType="separate"/>
-      </w:r>
-      <w:r>
-        <w:rPr>
-          <w:noProof/>
-        </w:rPr>
-        <w:t>1</w:t>
-      </w:r>
-      <w:r>
-        <w:fldChar w:fldCharType="end"/>
-      </w:r>
-      <w:r>
-        <w:rPr>
-          <w:rFonts w:hint="eastAsia"/>
-        </w:rPr>
-        <w:t>上架</w:t>
-      </w:r>
-      <w:r>
-        <w:rPr>
-          <w:rFonts w:hint="eastAsia"/>
-        </w:rPr>
-        <w:t>書籍</w:t>
-      </w:r>
-      <w:r>
-        <w:rPr>
-          <w:rFonts w:hint="eastAsia"/>
-        </w:rPr>
-        <w:t>-</w:t>
-      </w:r>
-      <w:r>
-        <w:rPr>
-          <w:rFonts w:hint="eastAsia"/>
-        </w:rPr>
-        <w:t>使用個案描述</w:t>
-      </w:r>
-    </w:p>
-    <w:tbl>
-      <w:tblPr>
-        <w:tblStyle w:val="afa"/>
-        <w:tblW w:w="0" w:type="auto"/>
-        <w:tblLook w:val="04A0" w:firstRow="1" w:lastRow="0" w:firstColumn="1" w:lastColumn="0" w:noHBand="0" w:noVBand="1"/>
-      </w:tblPr>
-      <w:tblGrid>
-        <w:gridCol w:w="1980"/>
-        <w:gridCol w:w="8214"/>
-      </w:tblGrid>
-      <w:tr>
-        <w:tc>
-          <w:tcPr>
-            <w:tcW w:w="10194" w:type="dxa"/>
-            <w:gridSpan w:val="2"/>
-            <w:shd w:val="clear" w:color="auto" w:fill="DEE5E8" w:themeFill="text2" w:themeFillTint="33"/>
-            <w:vAlign w:val="center"/>
-          </w:tcPr>
-          <w:p>
-            <w:pPr>
-              <w:jc w:val="both"/>
-            </w:pPr>
-            <w:r>
-              <w:rPr>
-                <w:rFonts w:hint="eastAsia"/>
-              </w:rPr>
-              <w:t>使用個案名稱：</w:t>
-            </w:r>
-            <w:r>
-              <w:t>上架書籍</w:t>
-            </w:r>
-          </w:p>
-        </w:tc>
-      </w:tr>
-      <w:tr>
-        <w:tc>
-          <w:tcPr>
-            <w:tcW w:w="1980" w:type="dxa"/>
-            <w:shd w:val="clear" w:color="auto" w:fill="DEE5E8" w:themeFill="text2" w:themeFillTint="33"/>
-            <w:vAlign w:val="center"/>
-          </w:tcPr>
-          <w:p>
-            <w:pPr>
-              <w:jc w:val="both"/>
-            </w:pPr>
-            <w:r>
-              <w:rPr>
-                <w:rFonts w:hint="eastAsia"/>
-              </w:rPr>
-              <w:t>使用個案描述</w:t>
-            </w:r>
-          </w:p>
-        </w:tc>
-        <w:tc>
-          <w:tcPr>
-            <w:tcW w:w="8214" w:type="dxa"/>
-            <w:vAlign w:val="center"/>
-          </w:tcPr>
-          <w:p>
-            <w:pPr>
-              <w:jc w:val="both"/>
-            </w:pPr>
-            <w:r>
-              <w:t>使用者可透過手動輸入或掃描</w:t>
-            </w:r>
-            <w:r>
-              <w:t>ISBN</w:t>
-            </w:r>
-            <w:r>
-              <w:t>的方式，新增欲販售之書籍資訊並完成上架</w:t>
-            </w:r>
-            <w:r>
-              <w:rPr>
-                <w:rFonts w:hint="eastAsia"/>
-              </w:rPr>
-              <w:t>。</w:t>
-            </w:r>
-          </w:p>
-        </w:tc>
-      </w:tr>
-      <w:tr>
-        <w:tc>
-          <w:tcPr>
-            <w:tcW w:w="1980" w:type="dxa"/>
-            <w:shd w:val="clear" w:color="auto" w:fill="DEE5E8" w:themeFill="text2" w:themeFillTint="33"/>
-            <w:vAlign w:val="center"/>
-          </w:tcPr>
-          <w:p>
-            <w:pPr>
-              <w:jc w:val="both"/>
-            </w:pPr>
-            <w:r>
-              <w:t>主要參與者</w:t>
-            </w:r>
-          </w:p>
-        </w:tc>
-        <w:tc>
-          <w:tcPr>
-            <w:tcW w:w="8214" w:type="dxa"/>
-            <w:vAlign w:val="center"/>
-          </w:tcPr>
-          <w:p>
-            <w:pPr>
-              <w:jc w:val="both"/>
-            </w:pPr>
-            <w:r>
-              <w:rPr>
-                <w:rFonts w:hint="eastAsia"/>
-              </w:rPr>
-              <w:t>使用者（賣</w:t>
-            </w:r>
-            <w:r>
-              <w:rPr>
-                <w:rFonts w:hint="eastAsia"/>
-              </w:rPr>
-              <w:t>家）</w:t>
-            </w:r>
-          </w:p>
-        </w:tc>
-      </w:tr>
-      <w:tr>
-        <w:tc>
-          <w:tcPr>
-            <w:tcW w:w="1980" w:type="dxa"/>
-            <w:shd w:val="clear" w:color="auto" w:fill="DEE5E8" w:themeFill="text2" w:themeFillTint="33"/>
-            <w:vAlign w:val="center"/>
-          </w:tcPr>
-          <w:p>
-            <w:pPr>
-              <w:jc w:val="both"/>
-            </w:pPr>
-            <w:r>
-              <w:rPr>
-                <w:rFonts w:hint="eastAsia"/>
-              </w:rPr>
-              <w:t>利害關係人目標</w:t>
-            </w:r>
-          </w:p>
-        </w:tc>
-        <w:tc>
-          <w:tcPr>
-            <w:tcW w:w="8214" w:type="dxa"/>
-            <w:vAlign w:val="center"/>
-          </w:tcPr>
-          <w:p>
-            <w:pPr>
-              <w:jc w:val="both"/>
-            </w:pPr>
-            <w:r>
-              <w:rPr>
-                <w:rFonts w:hint="eastAsia"/>
-              </w:rPr>
-              <w:t>使用者（賣家）：</w:t>
-            </w:r>
-            <w:r>
-              <w:t>快速完成書籍資訊上架，並成功選定存書櫃位</w:t>
-            </w:r>
-            <w:r>
-              <w:rPr>
-                <w:rFonts w:hint="eastAsia"/>
-              </w:rPr>
-              <w:t>。</w:t>
-            </w:r>
-          </w:p>
-          <w:p>
-            <w:pPr>
-              <w:jc w:val="both"/>
-            </w:pPr>
-            <w:r>
-              <w:rPr>
-                <w:rFonts w:hint="eastAsia"/>
-              </w:rPr>
-              <w:t>使用者</w:t>
-            </w:r>
-            <w:r>
-              <w:rPr>
-                <w:rFonts w:hint="eastAsia"/>
-              </w:rPr>
-              <w:t>（買家）</w:t>
-            </w:r>
-            <w:r>
-              <w:t>：</w:t>
-            </w:r>
-            <w:r>
-              <w:t>獲得準確、詳盡的書況資訊作為購買參考</w:t>
-            </w:r>
-            <w:r>
-              <w:rPr>
-                <w:rFonts w:hint="eastAsia"/>
-              </w:rPr>
-              <w:t>。</w:t>
-            </w:r>
-          </w:p>
-        </w:tc>
-      </w:tr>
-      <w:tr>
-        <w:tc>
-          <w:tcPr>
-            <w:tcW w:w="1980" w:type="dxa"/>
-            <w:shd w:val="clear" w:color="auto" w:fill="DEE5E8" w:themeFill="text2" w:themeFillTint="33"/>
-            <w:vAlign w:val="center"/>
-          </w:tcPr>
-          <w:p>
-            <w:pPr>
-              <w:jc w:val="both"/>
-            </w:pPr>
-            <w:r>
-              <w:t>前置條件</w:t>
-            </w:r>
-          </w:p>
-        </w:tc>
-        <w:tc>
-          <w:tcPr>
-            <w:tcW w:w="8214" w:type="dxa"/>
-            <w:vAlign w:val="center"/>
-          </w:tcPr>
-          <w:p>
-            <w:pPr>
-              <w:jc w:val="both"/>
-            </w:pPr>
-            <w:r>
-              <w:t>使用者已完成登入，並進入「我要賣書」頁面</w:t>
-            </w:r>
-            <w:r>
-              <w:rPr>
-                <w:rFonts w:hint="eastAsia"/>
-              </w:rPr>
-              <w:t>。</w:t>
-            </w:r>
-          </w:p>
-        </w:tc>
-      </w:tr>
-      <w:tr>
-        <w:tc>
-          <w:tcPr>
-            <w:tcW w:w="1980" w:type="dxa"/>
-            <w:shd w:val="clear" w:color="auto" w:fill="DEE5E8" w:themeFill="text2" w:themeFillTint="33"/>
-            <w:vAlign w:val="center"/>
-          </w:tcPr>
-          <w:p>
-            <w:pPr>
-              <w:jc w:val="both"/>
-            </w:pPr>
-            <w:r>
-              <w:t>後置條件</w:t>
-            </w:r>
-          </w:p>
-        </w:tc>
-        <w:tc>
-          <w:tcPr>
-            <w:tcW w:w="8214" w:type="dxa"/>
-            <w:vAlign w:val="center"/>
-          </w:tcPr>
-          <w:p>
-            <w:pPr>
-              <w:pStyle w:val="ab"/>
-              <w:numPr>
-                <w:ilvl w:val="0"/>
-                <w:numId w:val="21"/>
-              </w:numPr>
-              <w:jc w:val="both"/>
-            </w:pPr>
-            <w:r>
-              <w:rPr>
-                <w:rFonts w:hint="eastAsia"/>
-              </w:rPr>
-              <w:t>書籍資訊成功建立</w:t>
-            </w:r>
-          </w:p>
-          <w:p>
-            <w:pPr>
-              <w:pStyle w:val="ab"/>
-              <w:numPr>
-                <w:ilvl w:val="0"/>
-                <w:numId w:val="21"/>
-              </w:numPr>
-              <w:jc w:val="both"/>
-            </w:pPr>
-            <w:r>
-              <w:rPr>
-                <w:rFonts w:hint="eastAsia"/>
-              </w:rPr>
-              <w:t>書籍狀態設為「待存書」，訂單狀態設為</w:t>
-            </w:r>
-            <w:r>
-              <w:t>「販售中」</w:t>
-            </w:r>
-            <w:r>
-              <w:rPr>
-                <w:rFonts w:hint="eastAsia"/>
-              </w:rPr>
-              <w:t>。</w:t>
-            </w:r>
-          </w:p>
-          <w:p>
-            <w:pPr>
-              <w:pStyle w:val="ab"/>
-              <w:numPr>
-                <w:ilvl w:val="0"/>
-                <w:numId w:val="21"/>
-              </w:numPr>
-              <w:jc w:val="both"/>
-            </w:pPr>
-            <w:r>
-              <w:t>該書籍同步顯示於</w:t>
-            </w:r>
-            <w:r>
-              <w:rPr>
-                <w:bCs/>
-              </w:rPr>
-              <w:t>首頁</w:t>
-            </w:r>
-            <w:r>
-              <w:t>、</w:t>
-            </w:r>
-            <w:r>
-              <w:rPr>
-                <w:bCs/>
-              </w:rPr>
-              <w:t>「書籍管理」頁面</w:t>
-            </w:r>
-            <w:r>
-              <w:t>以及「銷售紀錄」的「販售中」清單</w:t>
-            </w:r>
-            <w:r>
-              <w:rPr>
-                <w:rFonts w:hint="eastAsia"/>
-              </w:rPr>
-              <w:t>。</w:t>
-            </w:r>
-          </w:p>
-        </w:tc>
-      </w:tr>
-      <w:tr>
-        <w:tc>
-          <w:tcPr>
-            <w:tcW w:w="1980" w:type="dxa"/>
-            <w:shd w:val="clear" w:color="auto" w:fill="DEE5E8" w:themeFill="text2" w:themeFillTint="33"/>
-            <w:vAlign w:val="center"/>
-          </w:tcPr>
-          <w:p>
-            <w:pPr>
-              <w:jc w:val="both"/>
-            </w:pPr>
-            <w:r>
-              <w:rPr>
-                <w:rFonts w:hint="eastAsia"/>
-              </w:rPr>
-              <w:t>例外流程</w:t>
-            </w:r>
-          </w:p>
-        </w:tc>
-        <w:tc>
-          <w:tcPr>
-            <w:tcW w:w="8214" w:type="dxa"/>
-            <w:vAlign w:val="center"/>
-          </w:tcPr>
-          <w:p>
-            <w:pPr>
-              <w:pStyle w:val="ab"/>
-              <w:numPr>
-                <w:ilvl w:val="0"/>
-                <w:numId w:val="11"/>
-              </w:numPr>
-              <w:jc w:val="both"/>
-            </w:pPr>
-            <w:r>
-              <w:t>若</w:t>
-            </w:r>
-            <w:r>
-              <w:t>ISBN</w:t>
-            </w:r>
-            <w:r>
-              <w:t>無法辨識或資料庫查無此書，系統提示使用者改用手動輸入</w:t>
-            </w:r>
-            <w:r>
-              <w:rPr>
-                <w:rFonts w:hint="eastAsia"/>
-              </w:rPr>
-              <w:t>。</w:t>
-            </w:r>
-          </w:p>
-          <w:p>
-            <w:pPr>
-              <w:pStyle w:val="ab"/>
-              <w:numPr>
-                <w:ilvl w:val="0"/>
-                <w:numId w:val="11"/>
-              </w:numPr>
-              <w:jc w:val="both"/>
-            </w:pPr>
-            <w:r>
-              <w:t>書籍基本資料未填寫完整</w:t>
-            </w:r>
-            <w:r>
-              <w:rPr>
-                <w:rFonts w:hint="eastAsia"/>
-              </w:rPr>
-              <w:t>，</w:t>
-            </w:r>
-            <w:r>
-              <w:t>系統提示補填</w:t>
-            </w:r>
-            <w:r>
-              <w:rPr>
-                <w:rFonts w:hint="eastAsia"/>
-              </w:rPr>
-              <w:t>。</w:t>
-            </w:r>
-          </w:p>
-          <w:p>
-            <w:pPr>
-              <w:pStyle w:val="ab"/>
-              <w:numPr>
-                <w:ilvl w:val="0"/>
-                <w:numId w:val="11"/>
-              </w:numPr>
-              <w:jc w:val="both"/>
-            </w:pPr>
-            <w:r>
-              <w:t>未選擇書籍分類</w:t>
-            </w:r>
-            <w:r>
-              <w:rPr>
-                <w:rFonts w:hint="eastAsia"/>
-              </w:rPr>
-              <w:t>，</w:t>
-            </w:r>
-            <w:r>
-              <w:t>系統提示補選</w:t>
-            </w:r>
-            <w:r>
-              <w:rPr>
-                <w:rFonts w:hint="eastAsia"/>
-              </w:rPr>
-              <w:t>。</w:t>
-            </w:r>
-          </w:p>
-          <w:p>
-            <w:pPr>
-              <w:pStyle w:val="ab"/>
-              <w:numPr>
-                <w:ilvl w:val="0"/>
-                <w:numId w:val="11"/>
-              </w:numPr>
-              <w:jc w:val="both"/>
-            </w:pPr>
-            <w:r>
-              <w:t>上傳書籍照片未達規定數量（至少</w:t>
-            </w:r>
-            <w:r>
-              <w:t>3</w:t>
-            </w:r>
-            <w:r>
-              <w:t>張）系統提示補上傳</w:t>
-            </w:r>
-            <w:r>
-              <w:rPr>
-                <w:rFonts w:hint="eastAsia"/>
-              </w:rPr>
-              <w:t>。</w:t>
-            </w:r>
-          </w:p>
-          <w:p>
-            <w:pPr>
-              <w:pStyle w:val="ab"/>
-              <w:numPr>
-                <w:ilvl w:val="0"/>
-                <w:numId w:val="11"/>
-              </w:numPr>
-            </w:pPr>
-            <w:r>
-              <w:rPr>
-                <w:rFonts w:hint="eastAsia"/>
-              </w:rPr>
-              <w:t>圖片上傳失敗系統提示重新上傳</w:t>
-            </w:r>
-            <w:r>
-              <w:rPr>
-                <w:rFonts w:hint="eastAsia"/>
-              </w:rPr>
-              <w:t>。</w:t>
-            </w:r>
-          </w:p>
-          <w:p>
-            <w:pPr>
-              <w:pStyle w:val="ab"/>
-              <w:numPr>
-                <w:ilvl w:val="0"/>
-                <w:numId w:val="11"/>
-              </w:numPr>
-            </w:pPr>
-            <w:r>
-              <w:t>若書櫃剩餘數量為</w:t>
-            </w:r>
-            <w:r>
-              <w:t xml:space="preserve"> 0</w:t>
-            </w:r>
-            <w:r>
-              <w:t>，該選項設為不可點擊，使用者僅能選擇有餘額之書櫃</w:t>
-            </w:r>
-            <w:r>
-              <w:rPr>
-                <w:rFonts w:hint="eastAsia"/>
-              </w:rPr>
-              <w:t>。</w:t>
-            </w:r>
-          </w:p>
-        </w:tc>
-      </w:tr>
-    </w:tbl>
-    <w:p/>
-    <w:p>
-      <w:r>
-        <w:rPr>
-          <w:noProof/>
-        </w:rPr>
-        <w:lastRenderedPageBreak/>
         <w:drawing>
-          <wp:anchor distT="0" distB="0" distL="114300" distR="114300" simplePos="0" relativeHeight="251658240" behindDoc="0" locked="0" layoutInCell="1" allowOverlap="1" wp14:anchorId="013535BC" wp14:editId="2F36D62F">
+          <wp:anchor distT="0" distB="0" distL="114300" distR="114300" simplePos="0" relativeHeight="251658240" behindDoc="0" locked="0" layoutInCell="1" allowOverlap="1" wp14:anchorId="013535BC" wp14:editId="22260F05">
             <wp:simplePos x="0" y="0"/>
             <wp:positionH relativeFrom="margin">
-              <wp:align>center</wp:align>
+              <wp:posOffset>1379855</wp:posOffset>
             </wp:positionH>
             <wp:positionV relativeFrom="paragraph">
-              <wp:posOffset>0</wp:posOffset>
+              <wp:posOffset>455295</wp:posOffset>
             </wp:positionV>
-            <wp:extent cx="3720465" cy="8785860"/>
-            <wp:effectExtent l="0" t="0" r="0" b="0"/>
+            <wp:extent cx="3720465" cy="8397240"/>
+            <wp:effectExtent l="0" t="0" r="0" b="3810"/>
             <wp:wrapSquare wrapText="bothSides"/>
             <wp:docPr id="2" name="圖片 2"/>
             <wp:cNvGraphicFramePr>
@@ -691,7 +53,7 @@
                   <pic:spPr>
                     <a:xfrm>
                       <a:off x="0" y="0"/>
-                      <a:ext cx="3720787" cy="8785860"/>
+                      <a:ext cx="3720465" cy="8397240"/>
                     </a:xfrm>
                     <a:prstGeom prst="rect">
                       <a:avLst/>
@@ -709,6 +71,19 @@
           </wp:anchor>
         </w:drawing>
       </w:r>
+      <w:r>
+        <w:rPr>
+          <w:rFonts w:hint="eastAsia"/>
+        </w:rPr>
+        <w:t>5-3</w:t>
+      </w:r>
+      <w:r>
+        <w:rPr>
+          <w:rFonts w:hint="eastAsia"/>
+        </w:rPr>
+        <w:t>使用個案描述</w:t>
+      </w:r>
+      <w:bookmarkEnd w:id="0"/>
     </w:p>
     <w:p/>
     <w:p/>
@@ -745,11 +120,22 @@
     <w:p/>
     <w:p/>
     <w:p/>
-    <w:p/>
-    <w:p/>
-    <w:p/>
     <w:p>
       <w:pPr>
+        <w:rPr>
+          <w:rFonts w:hint="eastAsia"/>
+        </w:rPr>
+      </w:pPr>
+    </w:p>
+    <w:p>
+      <w:pPr>
+        <w:rPr>
+          <w:rFonts w:hint="eastAsia"/>
+        </w:rPr>
+      </w:pPr>
+    </w:p>
+    <w:p>
+      <w:pPr>
         <w:pStyle w:val="afb"/>
       </w:pPr>
       <w:r>
@@ -859,656 +245,7 @@
       </w:r>
     </w:p>
     <w:p/>
-    <w:p/>
     <w:p>
-      <w:pPr>
-        <w:pStyle w:val="afb"/>
-      </w:pPr>
-      <w:r>
-        <w:rPr>
-          <w:rFonts w:hint="eastAsia"/>
-        </w:rPr>
-        <w:t>表</w:t>
-      </w:r>
-      <w:r>
-        <w:rPr>
-          <w:rFonts w:hint="eastAsia"/>
-        </w:rPr>
-        <w:t xml:space="preserve"> </w:t>
-      </w:r>
-      <w:r>
-        <w:fldChar w:fldCharType="begin"/>
-      </w:r>
-      <w:r>
-        <w:instrText xml:space="preserve"> </w:instrText>
-      </w:r>
-      <w:r>
-        <w:rPr>
-          <w:rFonts w:hint="eastAsia"/>
-        </w:rPr>
-        <w:instrText>STYLEREF 2 \s</w:instrText>
-      </w:r>
-      <w:r>
-        <w:instrText xml:space="preserve"> </w:instrText>
-      </w:r>
-      <w:r>
-        <w:fldChar w:fldCharType="separate"/>
-      </w:r>
-      <w:r>
-        <w:rPr>
-          <w:noProof/>
-        </w:rPr>
-        <w:t>5-3</w:t>
-      </w:r>
-      <w:r>
-        <w:fldChar w:fldCharType="end"/>
-      </w:r>
-      <w:r>
-        <w:t>-</w:t>
-      </w:r>
-      <w:r>
-        <w:fldChar w:fldCharType="begin"/>
-      </w:r>
-      <w:r>
-        <w:instrText xml:space="preserve"> </w:instrText>
-      </w:r>
-      <w:r>
-        <w:rPr>
-          <w:rFonts w:hint="eastAsia"/>
-        </w:rPr>
-        <w:instrText xml:space="preserve">SEQ </w:instrText>
-      </w:r>
-      <w:r>
-        <w:rPr>
-          <w:rFonts w:hint="eastAsia"/>
-        </w:rPr>
-        <w:instrText>表</w:instrText>
-      </w:r>
-      <w:r>
-        <w:rPr>
-          <w:rFonts w:hint="eastAsia"/>
-        </w:rPr>
-        <w:instrText xml:space="preserve"> \* ARABIC \s 2</w:instrText>
-      </w:r>
-      <w:r>
-        <w:instrText xml:space="preserve"> </w:instrText>
-      </w:r>
-      <w:r>
-        <w:fldChar w:fldCharType="separate"/>
-      </w:r>
-      <w:r>
-        <w:rPr>
-          <w:noProof/>
-        </w:rPr>
-        <w:t>2</w:t>
-      </w:r>
-      <w:r>
-        <w:fldChar w:fldCharType="end"/>
-      </w:r>
-      <w:r>
-        <w:rPr>
-          <w:rFonts w:hint="eastAsia"/>
-        </w:rPr>
-        <w:t>編輯書籍</w:t>
-      </w:r>
-      <w:r>
-        <w:rPr>
-          <w:rFonts w:hint="eastAsia"/>
-        </w:rPr>
-        <w:t>-</w:t>
-      </w:r>
-      <w:r>
-        <w:rPr>
-          <w:rFonts w:hint="eastAsia"/>
-        </w:rPr>
-        <w:t>使用個案描述</w:t>
-      </w:r>
-    </w:p>
-    <w:tbl>
-      <w:tblPr>
-        <w:tblStyle w:val="afa"/>
-        <w:tblW w:w="0" w:type="auto"/>
-        <w:tblLook w:val="04A0" w:firstRow="1" w:lastRow="0" w:firstColumn="1" w:lastColumn="0" w:noHBand="0" w:noVBand="1"/>
-      </w:tblPr>
-      <w:tblGrid>
-        <w:gridCol w:w="1980"/>
-        <w:gridCol w:w="8214"/>
-      </w:tblGrid>
-      <w:tr>
-        <w:tc>
-          <w:tcPr>
-            <w:tcW w:w="10194" w:type="dxa"/>
-            <w:gridSpan w:val="2"/>
-            <w:shd w:val="clear" w:color="auto" w:fill="DEE5E8" w:themeFill="text2" w:themeFillTint="33"/>
-            <w:vAlign w:val="center"/>
-          </w:tcPr>
-          <w:p>
-            <w:pPr>
-              <w:jc w:val="both"/>
-            </w:pPr>
-            <w:r>
-              <w:rPr>
-                <w:rFonts w:hint="eastAsia"/>
-              </w:rPr>
-              <w:t>使用個案名稱：編輯</w:t>
-            </w:r>
-            <w:r>
-              <w:t>書籍</w:t>
-            </w:r>
-          </w:p>
-        </w:tc>
-      </w:tr>
-      <w:tr>
-        <w:tc>
-          <w:tcPr>
-            <w:tcW w:w="1980" w:type="dxa"/>
-            <w:shd w:val="clear" w:color="auto" w:fill="DEE5E8" w:themeFill="text2" w:themeFillTint="33"/>
-            <w:vAlign w:val="center"/>
-          </w:tcPr>
-          <w:p>
-            <w:pPr>
-              <w:jc w:val="both"/>
-            </w:pPr>
-            <w:r>
-              <w:rPr>
-                <w:rFonts w:hint="eastAsia"/>
-              </w:rPr>
-              <w:t>使用個案描述</w:t>
-            </w:r>
-          </w:p>
-        </w:tc>
-        <w:tc>
-          <w:tcPr>
-            <w:tcW w:w="8214" w:type="dxa"/>
-            <w:vAlign w:val="center"/>
-          </w:tcPr>
-          <w:p>
-            <w:pPr>
-              <w:jc w:val="both"/>
-            </w:pPr>
-            <w:r>
-              <w:t>使用者於「書籍管理」</w:t>
-            </w:r>
-            <w:r>
-              <w:rPr>
-                <w:rFonts w:hint="eastAsia"/>
-              </w:rPr>
-              <w:t>頁面中</w:t>
-            </w:r>
-            <w:r>
-              <w:t>，可針對</w:t>
-            </w:r>
-            <w:r>
-              <w:rPr>
-                <w:bCs/>
-              </w:rPr>
-              <w:t>未存書且未被下訂</w:t>
-            </w:r>
-            <w:r>
-              <w:t>的書籍進行資訊修改或更換預計存放書櫃</w:t>
-            </w:r>
-            <w:r>
-              <w:rPr>
-                <w:rFonts w:hint="eastAsia"/>
-              </w:rPr>
-              <w:t>。</w:t>
-            </w:r>
-          </w:p>
-        </w:tc>
-      </w:tr>
-      <w:tr>
-        <w:tc>
-          <w:tcPr>
-            <w:tcW w:w="1980" w:type="dxa"/>
-            <w:shd w:val="clear" w:color="auto" w:fill="DEE5E8" w:themeFill="text2" w:themeFillTint="33"/>
-            <w:vAlign w:val="center"/>
-          </w:tcPr>
-          <w:p>
-            <w:pPr>
-              <w:jc w:val="both"/>
-            </w:pPr>
-            <w:r>
-              <w:t>主要參與者</w:t>
-            </w:r>
-          </w:p>
-        </w:tc>
-        <w:tc>
-          <w:tcPr>
-            <w:tcW w:w="8214" w:type="dxa"/>
-            <w:vAlign w:val="center"/>
-          </w:tcPr>
-          <w:p>
-            <w:pPr>
-              <w:jc w:val="both"/>
-            </w:pPr>
-            <w:r>
-              <w:rPr>
-                <w:rFonts w:hint="eastAsia"/>
-              </w:rPr>
-              <w:t>使用者（賣家）</w:t>
-            </w:r>
-          </w:p>
-        </w:tc>
-      </w:tr>
-      <w:tr>
-        <w:tc>
-          <w:tcPr>
-            <w:tcW w:w="1980" w:type="dxa"/>
-            <w:shd w:val="clear" w:color="auto" w:fill="DEE5E8" w:themeFill="text2" w:themeFillTint="33"/>
-            <w:vAlign w:val="center"/>
-          </w:tcPr>
-          <w:p>
-            <w:pPr>
-              <w:jc w:val="both"/>
-            </w:pPr>
-            <w:r>
-              <w:rPr>
-                <w:rFonts w:hint="eastAsia"/>
-              </w:rPr>
-              <w:t>利害關係人目標</w:t>
-            </w:r>
-          </w:p>
-        </w:tc>
-        <w:tc>
-          <w:tcPr>
-            <w:tcW w:w="8214" w:type="dxa"/>
-            <w:vAlign w:val="center"/>
-          </w:tcPr>
-          <w:p>
-            <w:pPr>
-              <w:jc w:val="both"/>
-            </w:pPr>
-            <w:r>
-              <w:rPr>
-                <w:rFonts w:hint="eastAsia"/>
-              </w:rPr>
-              <w:t>使用者（賣家）</w:t>
-            </w:r>
-            <w:r>
-              <w:rPr>
-                <w:rFonts w:hint="eastAsia"/>
-              </w:rPr>
-              <w:t>：修正錯誤資訊或因書櫃全滿而更換存放地點。</w:t>
-            </w:r>
-            <w:r>
-              <w:rPr>
-                <w:rFonts w:hint="eastAsia"/>
-              </w:rPr>
-              <w:t>。</w:t>
-            </w:r>
-          </w:p>
-          <w:p>
-            <w:pPr>
-              <w:jc w:val="both"/>
-            </w:pPr>
-            <w:r>
-              <w:rPr>
-                <w:rFonts w:hint="eastAsia"/>
-              </w:rPr>
-              <w:t>使用者（買家）</w:t>
-            </w:r>
-            <w:r>
-              <w:rPr>
-                <w:rFonts w:hint="eastAsia"/>
-              </w:rPr>
-              <w:t>：獲取最新且正確的書籍與存放狀態。</w:t>
-            </w:r>
-          </w:p>
-        </w:tc>
-      </w:tr>
-      <w:tr>
-        <w:tc>
-          <w:tcPr>
-            <w:tcW w:w="1980" w:type="dxa"/>
-            <w:shd w:val="clear" w:color="auto" w:fill="DEE5E8" w:themeFill="text2" w:themeFillTint="33"/>
-            <w:vAlign w:val="center"/>
-          </w:tcPr>
-          <w:p>
-            <w:pPr>
-              <w:jc w:val="both"/>
-            </w:pPr>
-            <w:r>
-              <w:t>前置條件</w:t>
-            </w:r>
-          </w:p>
-        </w:tc>
-        <w:tc>
-          <w:tcPr>
-            <w:tcW w:w="8214" w:type="dxa"/>
-            <w:vAlign w:val="center"/>
-          </w:tcPr>
-          <w:p>
-            <w:pPr>
-              <w:pStyle w:val="ab"/>
-              <w:numPr>
-                <w:ilvl w:val="0"/>
-                <w:numId w:val="12"/>
-              </w:numPr>
-              <w:jc w:val="both"/>
-            </w:pPr>
-            <w:r>
-              <w:t>使用者已完成登入，</w:t>
-            </w:r>
-            <w:r>
-              <w:rPr>
-                <w:rFonts w:hint="eastAsia"/>
-              </w:rPr>
-              <w:t>並進入</w:t>
-            </w:r>
-            <w:r>
-              <w:t>「</w:t>
-            </w:r>
-            <w:r>
-              <w:rPr>
-                <w:rFonts w:hint="eastAsia"/>
-              </w:rPr>
-              <w:t>書籍管理</w:t>
-            </w:r>
-            <w:r>
-              <w:t>」</w:t>
-            </w:r>
-            <w:r>
-              <w:rPr>
-                <w:rFonts w:hint="eastAsia"/>
-              </w:rPr>
-              <w:t>頁面</w:t>
-            </w:r>
-            <w:r>
-              <w:rPr>
-                <w:rFonts w:hint="eastAsia"/>
-              </w:rPr>
-              <w:t>。</w:t>
-            </w:r>
-          </w:p>
-          <w:p>
-            <w:pPr>
-              <w:pStyle w:val="ab"/>
-              <w:numPr>
-                <w:ilvl w:val="0"/>
-                <w:numId w:val="12"/>
-              </w:numPr>
-              <w:jc w:val="both"/>
-            </w:pPr>
-            <w:r>
-              <w:rPr>
-                <w:rFonts w:hint="eastAsia"/>
-              </w:rPr>
-              <w:t>該書籍狀態為「待存書</w:t>
-            </w:r>
-            <w:r>
-              <w:rPr>
-                <w:rFonts w:hint="eastAsia"/>
-              </w:rPr>
-              <w:t>」，且</w:t>
-            </w:r>
-            <w:r>
-              <w:rPr>
-                <w:rFonts w:hint="eastAsia"/>
-              </w:rPr>
-              <w:t>訂單狀態為「販售中</w:t>
-            </w:r>
-            <w:r>
-              <w:rPr>
-                <w:rFonts w:hint="eastAsia"/>
-              </w:rPr>
-              <w:t>」</w:t>
-            </w:r>
-            <w:r>
-              <w:rPr>
-                <w:rFonts w:hint="eastAsia"/>
-              </w:rPr>
-              <w:t>。</w:t>
-            </w:r>
-          </w:p>
-        </w:tc>
-      </w:tr>
-      <w:tr>
-        <w:tc>
-          <w:tcPr>
-            <w:tcW w:w="1980" w:type="dxa"/>
-            <w:shd w:val="clear" w:color="auto" w:fill="DEE5E8" w:themeFill="text2" w:themeFillTint="33"/>
-            <w:vAlign w:val="center"/>
-          </w:tcPr>
-          <w:p>
-            <w:pPr>
-              <w:jc w:val="both"/>
-            </w:pPr>
-            <w:r>
-              <w:t>後置條件</w:t>
-            </w:r>
-          </w:p>
-        </w:tc>
-        <w:tc>
-          <w:tcPr>
-            <w:tcW w:w="8214" w:type="dxa"/>
-            <w:vAlign w:val="center"/>
-          </w:tcPr>
-          <w:p>
-            <w:pPr>
-              <w:pStyle w:val="ab"/>
-              <w:numPr>
-                <w:ilvl w:val="0"/>
-                <w:numId w:val="13"/>
-              </w:numPr>
-              <w:jc w:val="both"/>
-            </w:pPr>
-            <w:r>
-              <w:t>系統更新書籍資料庫</w:t>
-            </w:r>
-            <w:r>
-              <w:rPr>
-                <w:rFonts w:hint="eastAsia"/>
-              </w:rPr>
-              <w:t>。</w:t>
-            </w:r>
-          </w:p>
-          <w:p>
-            <w:pPr>
-              <w:pStyle w:val="ab"/>
-              <w:numPr>
-                <w:ilvl w:val="0"/>
-                <w:numId w:val="13"/>
-              </w:numPr>
-              <w:jc w:val="both"/>
-            </w:pPr>
-            <w:r>
-              <w:t>若更換書櫃，原書櫃預約</w:t>
-            </w:r>
-            <w:r>
-              <w:rPr>
-                <w:rFonts w:hint="eastAsia"/>
-              </w:rPr>
-              <w:t>數量</w:t>
-            </w:r>
-            <w:r>
-              <w:t>釋放，新書櫃預約</w:t>
-            </w:r>
-            <w:r>
-              <w:rPr>
-                <w:rFonts w:hint="eastAsia"/>
-              </w:rPr>
-              <w:t>數量</w:t>
-            </w:r>
-            <w:r>
-              <w:t>更新</w:t>
-            </w:r>
-            <w:r>
-              <w:rPr>
-                <w:rFonts w:hint="eastAsia"/>
-              </w:rPr>
-              <w:t>。</w:t>
-            </w:r>
-          </w:p>
-        </w:tc>
-      </w:tr>
-      <w:tr>
-        <w:tc>
-          <w:tcPr>
-            <w:tcW w:w="1980" w:type="dxa"/>
-            <w:shd w:val="clear" w:color="auto" w:fill="DEE5E8" w:themeFill="text2" w:themeFillTint="33"/>
-            <w:vAlign w:val="center"/>
-          </w:tcPr>
-          <w:p>
-            <w:pPr>
-              <w:jc w:val="both"/>
-            </w:pPr>
-            <w:r>
-              <w:rPr>
-                <w:rFonts w:hint="eastAsia"/>
-              </w:rPr>
-              <w:t>例外流程</w:t>
-            </w:r>
-          </w:p>
-        </w:tc>
-        <w:tc>
-          <w:tcPr>
-            <w:tcW w:w="8214" w:type="dxa"/>
-            <w:vAlign w:val="center"/>
-          </w:tcPr>
-          <w:p>
-            <w:pPr>
-              <w:pStyle w:val="ab"/>
-              <w:numPr>
-                <w:ilvl w:val="0"/>
-                <w:numId w:val="14"/>
-              </w:numPr>
-              <w:jc w:val="both"/>
-            </w:pPr>
-            <w:r>
-              <w:t>若書籍</w:t>
-            </w:r>
-            <w:r>
-              <w:rPr>
-                <w:rFonts w:hint="eastAsia"/>
-              </w:rPr>
-              <w:t>狀態不是</w:t>
-            </w:r>
-            <w:r>
-              <w:t>「</w:t>
-            </w:r>
-            <w:r>
-              <w:rPr>
-                <w:rFonts w:hint="eastAsia"/>
-              </w:rPr>
-              <w:t>待存書</w:t>
-            </w:r>
-            <w:r>
-              <w:t>」</w:t>
-            </w:r>
-            <w:r>
-              <w:rPr>
-                <w:rFonts w:hint="eastAsia"/>
-              </w:rPr>
-              <w:t>或</w:t>
-            </w:r>
-            <w:r>
-              <w:rPr>
-                <w:rFonts w:hint="eastAsia"/>
-              </w:rPr>
-              <w:t>訂單狀態不為「販售中</w:t>
-            </w:r>
-            <w:r>
-              <w:rPr>
-                <w:rFonts w:hint="eastAsia"/>
-              </w:rPr>
-              <w:t>」</w:t>
-            </w:r>
-            <w:r>
-              <w:t>，清單中的</w:t>
-            </w:r>
-            <w:r>
-              <w:rPr>
-                <w:rFonts w:hint="eastAsia"/>
-              </w:rPr>
-              <w:t>「</w:t>
-            </w:r>
-            <w:r>
-              <w:t>編輯</w:t>
-            </w:r>
-            <w:r>
-              <w:rPr>
-                <w:rFonts w:hint="eastAsia"/>
-              </w:rPr>
-              <w:t>」</w:t>
-            </w:r>
-            <w:r>
-              <w:t>按鈕自動設為不可點擊狀態</w:t>
-            </w:r>
-            <w:r>
-              <w:rPr>
-                <w:rFonts w:hint="eastAsia"/>
-              </w:rPr>
-              <w:t>。</w:t>
-            </w:r>
-          </w:p>
-          <w:p>
-            <w:pPr>
-              <w:pStyle w:val="ab"/>
-              <w:numPr>
-                <w:ilvl w:val="0"/>
-                <w:numId w:val="14"/>
-              </w:numPr>
-              <w:jc w:val="both"/>
-            </w:pPr>
-            <w:r>
-              <w:rPr>
-                <w:rFonts w:hint="eastAsia"/>
-              </w:rPr>
-              <w:t>修改存書位置時若目標書櫃無空位，系統提示「該書櫃已滿，請選擇其他位置」</w:t>
-            </w:r>
-            <w:r>
-              <w:rPr>
-                <w:rFonts w:hint="eastAsia"/>
-              </w:rPr>
-              <w:t>。</w:t>
-            </w:r>
-          </w:p>
-          <w:p>
-            <w:pPr>
-              <w:pStyle w:val="ab"/>
-              <w:numPr>
-                <w:ilvl w:val="0"/>
-                <w:numId w:val="14"/>
-              </w:numPr>
-              <w:jc w:val="both"/>
-            </w:pPr>
-            <w:r>
-              <w:t>修改時刪除必填資訊，系統提示補填</w:t>
-            </w:r>
-            <w:r>
-              <w:rPr>
-                <w:rFonts w:hint="eastAsia"/>
-              </w:rPr>
-              <w:t>。</w:t>
-            </w:r>
-          </w:p>
-        </w:tc>
-      </w:tr>
-    </w:tbl>
-    <w:p/>
-    <w:p/>
-    <w:p/>
-    <w:p/>
-    <w:p/>
-    <w:p/>
-    <w:p/>
-    <w:p/>
-    <w:p/>
-    <w:p/>
-    <w:p/>
-    <w:p/>
-    <w:p/>
-    <w:p/>
-    <w:p/>
-    <w:p/>
-    <w:p/>
-    <w:p/>
-    <w:p>
-      <w:pPr>
-        <w:rPr>
-          <w:rFonts w:hint="eastAsia"/>
-        </w:rPr>
-      </w:pPr>
       <w:r>
         <w:rPr>
           <w:rFonts w:hint="eastAsia"/>
@@ -1609,846 +346,124 @@
     <w:p/>
     <w:p/>
     <w:p/>
+    <w:p/>
     <w:p>
       <w:pPr>
-        <w:rPr>
-          <w:rFonts w:hint="eastAsia"/>
-        </w:rPr>
-      </w:pPr>
+        <w:pStyle w:val="afb"/>
+      </w:pPr>
+      <w:r>
+        <w:rPr>
+          <w:rFonts w:hint="eastAsia"/>
+        </w:rPr>
+        <w:t>圖</w:t>
+      </w:r>
+      <w:r>
+        <w:rPr>
+          <w:rFonts w:hint="eastAsia"/>
+        </w:rPr>
+        <w:t xml:space="preserve"> </w:t>
+      </w:r>
+      <w:r>
+        <w:fldChar w:fldCharType="begin"/>
+      </w:r>
+      <w:r>
+        <w:instrText xml:space="preserve"> </w:instrText>
+      </w:r>
+      <w:r>
+        <w:rPr>
+          <w:rFonts w:hint="eastAsia"/>
+        </w:rPr>
+        <w:instrText>STYLEREF 2 \s</w:instrText>
+      </w:r>
+      <w:r>
+        <w:instrText xml:space="preserve"> </w:instrText>
+      </w:r>
+      <w:r>
+        <w:fldChar w:fldCharType="separate"/>
+      </w:r>
+      <w:r>
+        <w:rPr>
+          <w:noProof/>
+        </w:rPr>
+        <w:t>5-3</w:t>
+      </w:r>
+      <w:r>
+        <w:fldChar w:fldCharType="end"/>
+      </w:r>
+      <w:r>
+        <w:noBreakHyphen/>
+      </w:r>
+      <w:r>
+        <w:fldChar w:fldCharType="begin"/>
+      </w:r>
+      <w:r>
+        <w:instrText xml:space="preserve"> </w:instrText>
+      </w:r>
+      <w:r>
+        <w:rPr>
+          <w:rFonts w:hint="eastAsia"/>
+        </w:rPr>
+        <w:instrText xml:space="preserve">SEQ </w:instrText>
+      </w:r>
+      <w:r>
+        <w:rPr>
+          <w:rFonts w:hint="eastAsia"/>
+        </w:rPr>
+        <w:instrText>圖</w:instrText>
+      </w:r>
+      <w:r>
+        <w:rPr>
+          <w:rFonts w:hint="eastAsia"/>
+        </w:rPr>
+        <w:instrText xml:space="preserve"> \* ARABIC \s 2</w:instrText>
+      </w:r>
+      <w:r>
+        <w:instrText xml:space="preserve"> </w:instrText>
+      </w:r>
+      <w:r>
+        <w:fldChar w:fldCharType="separate"/>
+      </w:r>
+      <w:r>
+        <w:rPr>
+          <w:noProof/>
+        </w:rPr>
+        <w:t>1</w:t>
+      </w:r>
+      <w:r>
+        <w:fldChar w:fldCharType="end"/>
+      </w:r>
+      <w:r>
+        <w:rPr>
+          <w:rFonts w:hint="eastAsia"/>
+        </w:rPr>
+        <w:t xml:space="preserve"> </w:t>
+      </w:r>
+      <w:r>
+        <w:rPr>
+          <w:rFonts w:hint="eastAsia"/>
+        </w:rPr>
+        <w:t>編輯書籍</w:t>
+      </w:r>
+      <w:r>
+        <w:rPr>
+          <w:rFonts w:hint="eastAsia"/>
+        </w:rPr>
+        <w:t>-</w:t>
+      </w:r>
+      <w:r>
+        <w:rPr>
+          <w:rFonts w:hint="eastAsia"/>
+        </w:rPr>
+        <w:t>活動圖</w:t>
+      </w:r>
     </w:p>
+    <w:p/>
+    <w:p/>
     <w:p>
-      <w:pPr>
-        <w:pStyle w:val="afb"/>
-      </w:pPr>
-      <w:r>
-        <w:rPr>
-          <w:rFonts w:hint="eastAsia"/>
-        </w:rPr>
-        <w:t>圖</w:t>
-      </w:r>
-      <w:r>
-        <w:rPr>
-          <w:rFonts w:hint="eastAsia"/>
-        </w:rPr>
-        <w:t xml:space="preserve"> </w:t>
-      </w:r>
-      <w:r>
-        <w:fldChar w:fldCharType="begin"/>
-      </w:r>
-      <w:r>
-        <w:instrText xml:space="preserve"> </w:instrText>
-      </w:r>
-      <w:r>
-        <w:rPr>
-          <w:rFonts w:hint="eastAsia"/>
-        </w:rPr>
-        <w:instrText>STYLEREF 2 \s</w:instrText>
-      </w:r>
-      <w:r>
-        <w:instrText xml:space="preserve"> </w:instrText>
-      </w:r>
-      <w:r>
-        <w:fldChar w:fldCharType="separate"/>
-      </w:r>
       <w:r>
         <w:rPr>
           <w:noProof/>
         </w:rPr>
-        <w:t>5-3</w:t>
-      </w:r>
-      <w:r>
-        <w:fldChar w:fldCharType="end"/>
-      </w:r>
-      <w:r>
-        <w:noBreakHyphen/>
-      </w:r>
-      <w:r>
-        <w:fldChar w:fldCharType="begin"/>
-      </w:r>
-      <w:r>
-        <w:instrText xml:space="preserve"> </w:instrText>
-      </w:r>
-      <w:r>
-        <w:rPr>
-          <w:rFonts w:hint="eastAsia"/>
-        </w:rPr>
-        <w:instrText xml:space="preserve">SEQ </w:instrText>
-      </w:r>
-      <w:r>
-        <w:rPr>
-          <w:rFonts w:hint="eastAsia"/>
-        </w:rPr>
-        <w:instrText>圖</w:instrText>
-      </w:r>
-      <w:r>
-        <w:rPr>
-          <w:rFonts w:hint="eastAsia"/>
-        </w:rPr>
-        <w:instrText xml:space="preserve"> \* ARABIC \s 2</w:instrText>
-      </w:r>
-      <w:r>
-        <w:instrText xml:space="preserve"> </w:instrText>
-      </w:r>
-      <w:r>
-        <w:fldChar w:fldCharType="separate"/>
-      </w:r>
-      <w:r>
-        <w:rPr>
-          <w:noProof/>
-        </w:rPr>
-        <w:t>1</w:t>
-      </w:r>
-      <w:r>
-        <w:fldChar w:fldCharType="end"/>
-      </w:r>
-      <w:r>
-        <w:rPr>
-          <w:rFonts w:hint="eastAsia"/>
-        </w:rPr>
-        <w:t xml:space="preserve"> </w:t>
-      </w:r>
-      <w:r>
-        <w:rPr>
-          <w:rFonts w:hint="eastAsia"/>
-        </w:rPr>
-        <w:t>編輯書籍</w:t>
-      </w:r>
-      <w:r>
-        <w:rPr>
-          <w:rFonts w:hint="eastAsia"/>
-        </w:rPr>
-        <w:t>-</w:t>
-      </w:r>
-      <w:r>
-        <w:rPr>
-          <w:rFonts w:hint="eastAsia"/>
-        </w:rPr>
-        <w:t>活動圖</w:t>
-      </w:r>
-    </w:p>
-    <w:p>
-      <w:pPr>
-        <w:rPr>
-          <w:rFonts w:hint="eastAsia"/>
-        </w:rPr>
-      </w:pPr>
-    </w:p>
-    <w:p>
-      <w:pPr>
-        <w:rPr>
-          <w:rFonts w:hint="eastAsia"/>
-        </w:rPr>
-      </w:pPr>
-    </w:p>
-    <w:p>
-      <w:pPr>
-        <w:pStyle w:val="afb"/>
-        <w:rPr>
-          <w:rFonts w:hint="eastAsia"/>
-        </w:rPr>
-      </w:pPr>
-      <w:r>
-        <w:rPr>
-          <w:rFonts w:hint="eastAsia"/>
-        </w:rPr>
-        <w:t>表</w:t>
-      </w:r>
-      <w:r>
-        <w:rPr>
-          <w:rFonts w:hint="eastAsia"/>
-        </w:rPr>
-        <w:t xml:space="preserve"> </w:t>
-      </w:r>
-      <w:r>
-        <w:fldChar w:fldCharType="begin"/>
-      </w:r>
-      <w:r>
-        <w:instrText xml:space="preserve"> </w:instrText>
-      </w:r>
-      <w:r>
-        <w:rPr>
-          <w:rFonts w:hint="eastAsia"/>
-        </w:rPr>
-        <w:instrText>STYLEREF 2 \s</w:instrText>
-      </w:r>
-      <w:r>
-        <w:instrText xml:space="preserve"> </w:instrText>
-      </w:r>
-      <w:r>
-        <w:fldChar w:fldCharType="separate"/>
-      </w:r>
-      <w:r>
-        <w:rPr>
-          <w:noProof/>
-        </w:rPr>
-        <w:t>5-3</w:t>
-      </w:r>
-      <w:r>
-        <w:fldChar w:fldCharType="end"/>
-      </w:r>
-      <w:r>
-        <w:t>-</w:t>
-      </w:r>
-      <w:r>
-        <w:fldChar w:fldCharType="begin"/>
-      </w:r>
-      <w:r>
-        <w:instrText xml:space="preserve"> </w:instrText>
-      </w:r>
-      <w:r>
-        <w:rPr>
-          <w:rFonts w:hint="eastAsia"/>
-        </w:rPr>
-        <w:instrText xml:space="preserve">SEQ </w:instrText>
-      </w:r>
-      <w:r>
-        <w:rPr>
-          <w:rFonts w:hint="eastAsia"/>
-        </w:rPr>
-        <w:instrText>表</w:instrText>
-      </w:r>
-      <w:r>
-        <w:rPr>
-          <w:rFonts w:hint="eastAsia"/>
-        </w:rPr>
-        <w:instrText xml:space="preserve"> \* ARABIC \s 2</w:instrText>
-      </w:r>
-      <w:r>
-        <w:instrText xml:space="preserve"> </w:instrText>
-      </w:r>
-      <w:r>
-        <w:fldChar w:fldCharType="separate"/>
-      </w:r>
-      <w:r>
-        <w:rPr>
-          <w:noProof/>
-        </w:rPr>
-        <w:t>3</w:t>
-      </w:r>
-      <w:r>
-        <w:fldChar w:fldCharType="end"/>
-      </w:r>
-      <w:r>
-        <w:rPr>
-          <w:rFonts w:hint="eastAsia"/>
-        </w:rPr>
-        <w:t>取消販售</w:t>
-      </w:r>
-      <w:r>
-        <w:rPr>
-          <w:rFonts w:hint="eastAsia"/>
-        </w:rPr>
-        <w:t>書籍</w:t>
-      </w:r>
-      <w:r>
-        <w:rPr>
-          <w:rFonts w:hint="eastAsia"/>
-        </w:rPr>
-        <w:t>-</w:t>
-      </w:r>
-      <w:r>
-        <w:rPr>
-          <w:rFonts w:hint="eastAsia"/>
-        </w:rPr>
-        <w:t>使用個案描述</w:t>
-      </w:r>
-    </w:p>
-    <w:tbl>
-      <w:tblPr>
-        <w:tblStyle w:val="afa"/>
-        <w:tblW w:w="0" w:type="auto"/>
-        <w:tblLook w:val="04A0" w:firstRow="1" w:lastRow="0" w:firstColumn="1" w:lastColumn="0" w:noHBand="0" w:noVBand="1"/>
-      </w:tblPr>
-      <w:tblGrid>
-        <w:gridCol w:w="1980"/>
-        <w:gridCol w:w="8214"/>
-      </w:tblGrid>
-      <w:tr>
-        <w:tc>
-          <w:tcPr>
-            <w:tcW w:w="10194" w:type="dxa"/>
-            <w:gridSpan w:val="2"/>
-            <w:shd w:val="clear" w:color="auto" w:fill="DEE5E8" w:themeFill="text2" w:themeFillTint="33"/>
-            <w:vAlign w:val="center"/>
-          </w:tcPr>
-          <w:p>
-            <w:pPr>
-              <w:jc w:val="both"/>
-            </w:pPr>
-            <w:r>
-              <w:rPr>
-                <w:rFonts w:hint="eastAsia"/>
-              </w:rPr>
-              <w:t>使用個案名稱：</w:t>
-            </w:r>
-            <w:r>
-              <w:rPr>
-                <w:rFonts w:hint="eastAsia"/>
-              </w:rPr>
-              <w:t>取消販售書籍</w:t>
-            </w:r>
-          </w:p>
-        </w:tc>
-      </w:tr>
-      <w:tr>
-        <w:tc>
-          <w:tcPr>
-            <w:tcW w:w="1980" w:type="dxa"/>
-            <w:shd w:val="clear" w:color="auto" w:fill="DEE5E8" w:themeFill="text2" w:themeFillTint="33"/>
-            <w:vAlign w:val="center"/>
-          </w:tcPr>
-          <w:p>
-            <w:pPr>
-              <w:jc w:val="both"/>
-            </w:pPr>
-            <w:r>
-              <w:rPr>
-                <w:rFonts w:hint="eastAsia"/>
-              </w:rPr>
-              <w:t>使用個案描述</w:t>
-            </w:r>
-          </w:p>
-        </w:tc>
-        <w:tc>
-          <w:tcPr>
-            <w:tcW w:w="8214" w:type="dxa"/>
-            <w:vAlign w:val="center"/>
-          </w:tcPr>
-          <w:p>
-            <w:pPr>
-              <w:jc w:val="both"/>
-            </w:pPr>
-            <w:r>
-              <w:rPr>
-                <w:rFonts w:hint="eastAsia"/>
-              </w:rPr>
-              <w:t>使用者</w:t>
-            </w:r>
-            <w:r>
-              <w:rPr>
-                <w:rFonts w:hint="eastAsia"/>
-              </w:rPr>
-              <w:t>（</w:t>
-            </w:r>
-            <w:r>
-              <w:t>賣家</w:t>
-            </w:r>
-            <w:r>
-              <w:rPr>
-                <w:rFonts w:hint="eastAsia"/>
-              </w:rPr>
-              <w:t>）</w:t>
-            </w:r>
-            <w:r>
-              <w:rPr>
-                <w:rFonts w:hint="eastAsia"/>
-              </w:rPr>
-              <w:t>於「書籍管理」</w:t>
-            </w:r>
-            <w:r>
-              <w:rPr>
-                <w:rFonts w:hint="eastAsia"/>
-              </w:rPr>
-              <w:t>頁面</w:t>
-            </w:r>
-            <w:r>
-              <w:rPr>
-                <w:rFonts w:hint="eastAsia"/>
-              </w:rPr>
-              <w:t>中</w:t>
-            </w:r>
-            <w:r>
-              <w:t>，可將符合條件之書籍變更為取消狀態，並移至銷售紀錄之「已取消」分頁</w:t>
-            </w:r>
-            <w:r>
-              <w:rPr>
-                <w:rFonts w:hint="eastAsia"/>
-              </w:rPr>
-              <w:t>，且</w:t>
-            </w:r>
-            <w:r>
-              <w:rPr>
-                <w:rFonts w:hint="eastAsia"/>
-              </w:rPr>
-              <w:t>使買家無法在</w:t>
-            </w:r>
-            <w:r>
-              <w:rPr>
-                <w:rFonts w:hint="eastAsia"/>
-              </w:rPr>
-              <w:t>首頁</w:t>
-            </w:r>
-            <w:r>
-              <w:rPr>
-                <w:rFonts w:hint="eastAsia"/>
-              </w:rPr>
-              <w:t>中搜尋或購買</w:t>
-            </w:r>
-            <w:r>
-              <w:rPr>
-                <w:rFonts w:hint="eastAsia"/>
-              </w:rPr>
-              <w:t>。</w:t>
-            </w:r>
-          </w:p>
-        </w:tc>
-      </w:tr>
-      <w:tr>
-        <w:tc>
-          <w:tcPr>
-            <w:tcW w:w="1980" w:type="dxa"/>
-            <w:shd w:val="clear" w:color="auto" w:fill="DEE5E8" w:themeFill="text2" w:themeFillTint="33"/>
-            <w:vAlign w:val="center"/>
-          </w:tcPr>
-          <w:p>
-            <w:pPr>
-              <w:jc w:val="both"/>
-            </w:pPr>
-            <w:r>
-              <w:t>主要參與者</w:t>
-            </w:r>
-          </w:p>
-        </w:tc>
-        <w:tc>
-          <w:tcPr>
-            <w:tcW w:w="8214" w:type="dxa"/>
-            <w:vAlign w:val="center"/>
-          </w:tcPr>
-          <w:p>
-            <w:pPr>
-              <w:jc w:val="both"/>
-            </w:pPr>
-            <w:r>
-              <w:rPr>
-                <w:rFonts w:hint="eastAsia"/>
-              </w:rPr>
-              <w:t>使用者（賣家）</w:t>
-            </w:r>
-          </w:p>
-        </w:tc>
-      </w:tr>
-      <w:tr>
-        <w:tc>
-          <w:tcPr>
-            <w:tcW w:w="1980" w:type="dxa"/>
-            <w:shd w:val="clear" w:color="auto" w:fill="DEE5E8" w:themeFill="text2" w:themeFillTint="33"/>
-            <w:vAlign w:val="center"/>
-          </w:tcPr>
-          <w:p>
-            <w:pPr>
-              <w:jc w:val="both"/>
-            </w:pPr>
-            <w:r>
-              <w:rPr>
-                <w:rFonts w:hint="eastAsia"/>
-              </w:rPr>
-              <w:t>利害關係人目標</w:t>
-            </w:r>
-          </w:p>
-        </w:tc>
-        <w:tc>
-          <w:tcPr>
-            <w:tcW w:w="8214" w:type="dxa"/>
-            <w:vAlign w:val="center"/>
-          </w:tcPr>
-          <w:p>
-            <w:pPr>
-              <w:jc w:val="both"/>
-            </w:pPr>
-            <w:r>
-              <w:rPr>
-                <w:rFonts w:hint="eastAsia"/>
-              </w:rPr>
-              <w:t>使用者（賣家）</w:t>
-            </w:r>
-            <w:r>
-              <w:rPr>
-                <w:rFonts w:hint="eastAsia"/>
-              </w:rPr>
-              <w:t>：</w:t>
-            </w:r>
-            <w:r>
-              <w:t>快速撤回不再販售的商品。</w:t>
-            </w:r>
-          </w:p>
-          <w:p>
-            <w:pPr>
-              <w:jc w:val="both"/>
-            </w:pPr>
-            <w:r>
-              <w:rPr>
-                <w:rFonts w:hint="eastAsia"/>
-              </w:rPr>
-              <w:t>使用者（買家）</w:t>
-            </w:r>
-            <w:r>
-              <w:rPr>
-                <w:rFonts w:hint="eastAsia"/>
-              </w:rPr>
-              <w:t>：</w:t>
-            </w:r>
-            <w:r>
-              <w:rPr>
-                <w:rFonts w:hint="eastAsia"/>
-              </w:rPr>
-              <w:t>確保在商城中瀏覽到的書籍皆為可交易狀態，避免下訂已失效的商品。</w:t>
-            </w:r>
-          </w:p>
-        </w:tc>
-      </w:tr>
-      <w:tr>
-        <w:tc>
-          <w:tcPr>
-            <w:tcW w:w="1980" w:type="dxa"/>
-            <w:shd w:val="clear" w:color="auto" w:fill="DEE5E8" w:themeFill="text2" w:themeFillTint="33"/>
-            <w:vAlign w:val="center"/>
-          </w:tcPr>
-          <w:p>
-            <w:pPr>
-              <w:jc w:val="both"/>
-            </w:pPr>
-            <w:r>
-              <w:t>前置條件</w:t>
-            </w:r>
-          </w:p>
-        </w:tc>
-        <w:tc>
-          <w:tcPr>
-            <w:tcW w:w="8214" w:type="dxa"/>
-            <w:vAlign w:val="center"/>
-          </w:tcPr>
-          <w:p>
-            <w:pPr>
-              <w:pStyle w:val="ab"/>
-              <w:numPr>
-                <w:ilvl w:val="0"/>
-                <w:numId w:val="15"/>
-              </w:numPr>
-              <w:jc w:val="both"/>
-            </w:pPr>
-            <w:r>
-              <w:t>使用者已完成登入，</w:t>
-            </w:r>
-            <w:r>
-              <w:rPr>
-                <w:rFonts w:hint="eastAsia"/>
-              </w:rPr>
-              <w:t>並進入</w:t>
-            </w:r>
-            <w:r>
-              <w:t>「</w:t>
-            </w:r>
-            <w:r>
-              <w:rPr>
-                <w:rFonts w:hint="eastAsia"/>
-              </w:rPr>
-              <w:t>書籍管理</w:t>
-            </w:r>
-            <w:r>
-              <w:t>」</w:t>
-            </w:r>
-            <w:r>
-              <w:rPr>
-                <w:rFonts w:hint="eastAsia"/>
-              </w:rPr>
-              <w:t>頁面</w:t>
-            </w:r>
-            <w:r>
-              <w:rPr>
-                <w:rFonts w:hint="eastAsia"/>
-              </w:rPr>
-              <w:t>。</w:t>
-            </w:r>
-          </w:p>
-          <w:p>
-            <w:pPr>
-              <w:pStyle w:val="ab"/>
-              <w:numPr>
-                <w:ilvl w:val="0"/>
-                <w:numId w:val="15"/>
-              </w:numPr>
-              <w:jc w:val="both"/>
-            </w:pPr>
-            <w:r>
-              <w:rPr>
-                <w:rFonts w:hint="eastAsia"/>
-              </w:rPr>
-              <w:t>該書籍狀態為「待存書</w:t>
-            </w:r>
-            <w:r>
-              <w:rPr>
-                <w:rFonts w:hint="eastAsia"/>
-              </w:rPr>
-              <w:t>」，且</w:t>
-            </w:r>
-            <w:r>
-              <w:rPr>
-                <w:rFonts w:hint="eastAsia"/>
-              </w:rPr>
-              <w:t>訂單狀態為「販售中</w:t>
-            </w:r>
-            <w:r>
-              <w:rPr>
-                <w:rFonts w:hint="eastAsia"/>
-              </w:rPr>
-              <w:t>」</w:t>
-            </w:r>
-            <w:r>
-              <w:rPr>
-                <w:rFonts w:hint="eastAsia"/>
-              </w:rPr>
-              <w:t>。</w:t>
-            </w:r>
-          </w:p>
-        </w:tc>
-      </w:tr>
-      <w:tr>
-        <w:tc>
-          <w:tcPr>
-            <w:tcW w:w="1980" w:type="dxa"/>
-            <w:shd w:val="clear" w:color="auto" w:fill="DEE5E8" w:themeFill="text2" w:themeFillTint="33"/>
-            <w:vAlign w:val="center"/>
-          </w:tcPr>
-          <w:p>
-            <w:pPr>
-              <w:jc w:val="both"/>
-            </w:pPr>
-            <w:r>
-              <w:t>後置條件</w:t>
-            </w:r>
-          </w:p>
-        </w:tc>
-        <w:tc>
-          <w:tcPr>
-            <w:tcW w:w="8214" w:type="dxa"/>
-            <w:vAlign w:val="center"/>
-          </w:tcPr>
-          <w:p>
-            <w:pPr>
-              <w:pStyle w:val="ab"/>
-              <w:numPr>
-                <w:ilvl w:val="0"/>
-                <w:numId w:val="16"/>
-              </w:numPr>
-              <w:jc w:val="both"/>
-            </w:pPr>
-            <w:r>
-              <w:rPr>
-                <w:rFonts w:hint="eastAsia"/>
-              </w:rPr>
-              <w:t>訂單</w:t>
-            </w:r>
-            <w:r>
-              <w:t>狀態更新為「</w:t>
-            </w:r>
-            <w:r>
-              <w:t>取消訂單</w:t>
-            </w:r>
-            <w:r>
-              <w:t>」，買家無法搜尋該書籍</w:t>
-            </w:r>
-            <w:r>
-              <w:rPr>
-                <w:rFonts w:hint="eastAsia"/>
-              </w:rPr>
-              <w:t>。</w:t>
-            </w:r>
-          </w:p>
-          <w:p>
-            <w:pPr>
-              <w:pStyle w:val="ab"/>
-              <w:numPr>
-                <w:ilvl w:val="0"/>
-                <w:numId w:val="16"/>
-              </w:numPr>
-              <w:jc w:val="both"/>
-            </w:pPr>
-            <w:r>
-              <w:t>該書籍原先選定書櫃的預約配額成功釋放</w:t>
-            </w:r>
-            <w:r>
-              <w:rPr>
-                <w:rFonts w:hint="eastAsia"/>
-              </w:rPr>
-              <w:t>。</w:t>
-            </w:r>
-          </w:p>
-        </w:tc>
-      </w:tr>
-      <w:tr>
-        <w:tc>
-          <w:tcPr>
-            <w:tcW w:w="1980" w:type="dxa"/>
-            <w:shd w:val="clear" w:color="auto" w:fill="DEE5E8" w:themeFill="text2" w:themeFillTint="33"/>
-            <w:vAlign w:val="center"/>
-          </w:tcPr>
-          <w:p>
-            <w:pPr>
-              <w:jc w:val="both"/>
-            </w:pPr>
-            <w:r>
-              <w:rPr>
-                <w:rFonts w:hint="eastAsia"/>
-              </w:rPr>
-              <w:t>例外流程</w:t>
-            </w:r>
-          </w:p>
-        </w:tc>
-        <w:tc>
-          <w:tcPr>
-            <w:tcW w:w="8214" w:type="dxa"/>
-            <w:vAlign w:val="center"/>
-          </w:tcPr>
-          <w:p>
-            <w:pPr>
-              <w:pStyle w:val="ab"/>
-              <w:numPr>
-                <w:ilvl w:val="0"/>
-                <w:numId w:val="17"/>
-              </w:numPr>
-              <w:jc w:val="both"/>
-            </w:pPr>
-            <w:r>
-              <w:t>若書籍</w:t>
-            </w:r>
-            <w:r>
-              <w:rPr>
-                <w:rFonts w:hint="eastAsia"/>
-              </w:rPr>
-              <w:t>狀態不是</w:t>
-            </w:r>
-            <w:r>
-              <w:t>「</w:t>
-            </w:r>
-            <w:r>
-              <w:rPr>
-                <w:rFonts w:hint="eastAsia"/>
-              </w:rPr>
-              <w:t>待存書</w:t>
-            </w:r>
-            <w:r>
-              <w:t>」</w:t>
-            </w:r>
-            <w:r>
-              <w:rPr>
-                <w:rFonts w:hint="eastAsia"/>
-              </w:rPr>
-              <w:t>或訂單狀態不為「販售中</w:t>
-            </w:r>
-            <w:r>
-              <w:rPr>
-                <w:rFonts w:hint="eastAsia"/>
-              </w:rPr>
-              <w:t>」</w:t>
-            </w:r>
-            <w:r>
-              <w:t>，清單中的</w:t>
-            </w:r>
-            <w:r>
-              <w:rPr>
-                <w:rFonts w:hint="eastAsia"/>
-              </w:rPr>
-              <w:t>「取消販售</w:t>
-            </w:r>
-            <w:r>
-              <w:rPr>
-                <w:rFonts w:hint="eastAsia"/>
-              </w:rPr>
-              <w:t>」</w:t>
-            </w:r>
-            <w:r>
-              <w:t>按鈕自動設為不</w:t>
-            </w:r>
-            <w:r>
-              <w:rPr>
-                <w:rFonts w:hint="eastAsia"/>
-              </w:rPr>
-              <w:t>顯示</w:t>
-            </w:r>
-            <w:r>
-              <w:rPr>
-                <w:rFonts w:hint="eastAsia"/>
-              </w:rPr>
-              <w:t>。</w:t>
-            </w:r>
-          </w:p>
-          <w:p>
-            <w:pPr>
-              <w:pStyle w:val="ab"/>
-              <w:numPr>
-                <w:ilvl w:val="0"/>
-                <w:numId w:val="17"/>
-              </w:numPr>
-              <w:jc w:val="both"/>
-            </w:pPr>
-            <w:r>
-              <w:t>點擊</w:t>
-            </w:r>
-            <w:r>
-              <w:t>「</w:t>
-            </w:r>
-            <w:r>
-              <w:t>取消</w:t>
-            </w:r>
-            <w:r>
-              <w:rPr>
-                <w:rFonts w:hint="eastAsia"/>
-              </w:rPr>
-              <w:t>販售</w:t>
-            </w:r>
-            <w:r>
-              <w:t>」</w:t>
-            </w:r>
-            <w:r>
-              <w:rPr>
-                <w:rFonts w:hint="eastAsia"/>
-              </w:rPr>
-              <w:t>後</w:t>
-            </w:r>
-            <w:r>
-              <w:t>系統彈出確認視窗，使用者選擇「否」則返回原頁面</w:t>
-            </w:r>
-            <w:r>
-              <w:rPr>
-                <w:rFonts w:hint="eastAsia"/>
-              </w:rPr>
-              <w:t>。</w:t>
-            </w:r>
-          </w:p>
-        </w:tc>
-      </w:tr>
-    </w:tbl>
-    <w:p/>
-    <w:p/>
-    <w:p/>
-    <w:p/>
-    <w:p/>
-    <w:p/>
-    <w:p/>
-    <w:p/>
-    <w:p/>
-    <w:p/>
-    <w:p/>
-    <w:p/>
-    <w:p/>
-    <w:p/>
-    <w:p/>
-    <w:p/>
-    <w:p/>
-    <w:p/>
-    <w:p/>
-    <w:p/>
-    <w:p>
-      <w:pPr>
-        <w:rPr>
-          <w:rFonts w:hint="eastAsia"/>
-        </w:rPr>
-      </w:pPr>
-      <w:r>
-        <w:rPr>
-          <w:noProof/>
-        </w:rPr>
-        <w:lastRenderedPageBreak/>
         <w:drawing>
           <wp:anchor distT="0" distB="0" distL="114300" distR="114300" simplePos="0" relativeHeight="251659264" behindDoc="0" locked="0" layoutInCell="1" allowOverlap="1" wp14:anchorId="6FD98D20" wp14:editId="6DF79DE8">
             <wp:simplePos x="0" y="0"/>
@@ -2613,7 +628,6 @@
         <w:t>活動圖</w:t>
       </w:r>
     </w:p>
-    <w:p/>
     <w:p>
       <w:pPr>
         <w:rPr>
@@ -2621,650 +635,6 @@
         </w:rPr>
       </w:pPr>
     </w:p>
-    <w:p/>
-    <w:p>
-      <w:pPr>
-        <w:pStyle w:val="afb"/>
-      </w:pPr>
-      <w:r>
-        <w:rPr>
-          <w:rFonts w:hint="eastAsia"/>
-        </w:rPr>
-        <w:t>表</w:t>
-      </w:r>
-      <w:r>
-        <w:rPr>
-          <w:rFonts w:hint="eastAsia"/>
-        </w:rPr>
-        <w:t xml:space="preserve"> </w:t>
-      </w:r>
-      <w:r>
-        <w:fldChar w:fldCharType="begin"/>
-      </w:r>
-      <w:r>
-        <w:instrText xml:space="preserve"> </w:instrText>
-      </w:r>
-      <w:r>
-        <w:rPr>
-          <w:rFonts w:hint="eastAsia"/>
-        </w:rPr>
-        <w:instrText>STYLEREF 2 \s</w:instrText>
-      </w:r>
-      <w:r>
-        <w:instrText xml:space="preserve"> </w:instrText>
-      </w:r>
-      <w:r>
-        <w:fldChar w:fldCharType="separate"/>
-      </w:r>
-      <w:r>
-        <w:rPr>
-          <w:noProof/>
-        </w:rPr>
-        <w:t>5-3</w:t>
-      </w:r>
-      <w:r>
-        <w:fldChar w:fldCharType="end"/>
-      </w:r>
-      <w:r>
-        <w:t>-</w:t>
-      </w:r>
-      <w:r>
-        <w:fldChar w:fldCharType="begin"/>
-      </w:r>
-      <w:r>
-        <w:instrText xml:space="preserve"> </w:instrText>
-      </w:r>
-      <w:r>
-        <w:rPr>
-          <w:rFonts w:hint="eastAsia"/>
-        </w:rPr>
-        <w:instrText xml:space="preserve">SEQ </w:instrText>
-      </w:r>
-      <w:r>
-        <w:rPr>
-          <w:rFonts w:hint="eastAsia"/>
-        </w:rPr>
-        <w:instrText>表</w:instrText>
-      </w:r>
-      <w:r>
-        <w:rPr>
-          <w:rFonts w:hint="eastAsia"/>
-        </w:rPr>
-        <w:instrText xml:space="preserve"> \* ARABIC \s 2</w:instrText>
-      </w:r>
-      <w:r>
-        <w:instrText xml:space="preserve"> </w:instrText>
-      </w:r>
-      <w:r>
-        <w:fldChar w:fldCharType="separate"/>
-      </w:r>
-      <w:r>
-        <w:rPr>
-          <w:noProof/>
-        </w:rPr>
-        <w:t>4</w:t>
-      </w:r>
-      <w:r>
-        <w:fldChar w:fldCharType="end"/>
-      </w:r>
-      <w:r>
-        <w:t>實體書櫃存書</w:t>
-      </w:r>
-      <w:r>
-        <w:rPr>
-          <w:rFonts w:hint="eastAsia"/>
-        </w:rPr>
-        <w:t>-</w:t>
-      </w:r>
-      <w:r>
-        <w:rPr>
-          <w:rFonts w:hint="eastAsia"/>
-        </w:rPr>
-        <w:t>使用個案描述</w:t>
-      </w:r>
-    </w:p>
-    <w:tbl>
-      <w:tblPr>
-        <w:tblStyle w:val="afa"/>
-        <w:tblW w:w="0" w:type="auto"/>
-        <w:tblLook w:val="04A0" w:firstRow="1" w:lastRow="0" w:firstColumn="1" w:lastColumn="0" w:noHBand="0" w:noVBand="1"/>
-      </w:tblPr>
-      <w:tblGrid>
-        <w:gridCol w:w="1980"/>
-        <w:gridCol w:w="8214"/>
-      </w:tblGrid>
-      <w:tr>
-        <w:tc>
-          <w:tcPr>
-            <w:tcW w:w="10194" w:type="dxa"/>
-            <w:gridSpan w:val="2"/>
-            <w:shd w:val="clear" w:color="auto" w:fill="DEE5E8" w:themeFill="text2" w:themeFillTint="33"/>
-            <w:vAlign w:val="center"/>
-          </w:tcPr>
-          <w:p>
-            <w:pPr>
-              <w:jc w:val="both"/>
-            </w:pPr>
-            <w:r>
-              <w:rPr>
-                <w:rFonts w:hint="eastAsia"/>
-              </w:rPr>
-              <w:t>使用個案名稱：</w:t>
-            </w:r>
-            <w:r>
-              <w:t>實體書櫃存書</w:t>
-            </w:r>
-          </w:p>
-        </w:tc>
-      </w:tr>
-      <w:tr>
-        <w:tc>
-          <w:tcPr>
-            <w:tcW w:w="1980" w:type="dxa"/>
-            <w:shd w:val="clear" w:color="auto" w:fill="DEE5E8" w:themeFill="text2" w:themeFillTint="33"/>
-            <w:vAlign w:val="center"/>
-          </w:tcPr>
-          <w:p>
-            <w:pPr>
-              <w:jc w:val="both"/>
-            </w:pPr>
-            <w:r>
-              <w:rPr>
-                <w:rFonts w:hint="eastAsia"/>
-              </w:rPr>
-              <w:t>使用個案描述</w:t>
-            </w:r>
-          </w:p>
-        </w:tc>
-        <w:tc>
-          <w:tcPr>
-            <w:tcW w:w="8214" w:type="dxa"/>
-            <w:vAlign w:val="center"/>
-          </w:tcPr>
-          <w:p>
-            <w:pPr>
-              <w:jc w:val="both"/>
-            </w:pPr>
-            <w:r>
-              <w:rPr>
-                <w:rFonts w:hint="eastAsia"/>
-              </w:rPr>
-              <w:t>使用者</w:t>
-            </w:r>
-            <w:r>
-              <w:rPr>
-                <w:rFonts w:hint="eastAsia"/>
-              </w:rPr>
-              <w:t>（</w:t>
-            </w:r>
-            <w:r>
-              <w:t>賣家</w:t>
-            </w:r>
-            <w:r>
-              <w:rPr>
-                <w:rFonts w:hint="eastAsia"/>
-              </w:rPr>
-              <w:t>）於</w:t>
-            </w:r>
-            <w:r>
-              <w:t>「銷售紀錄」的「販售中」清單點擊存書，並於現場掃描機台</w:t>
-            </w:r>
-            <w:r>
-              <w:t>QR</w:t>
-            </w:r>
-            <w:r>
-              <w:rPr>
-                <w:rFonts w:hint="eastAsia"/>
-              </w:rPr>
-              <w:t xml:space="preserve"> </w:t>
-            </w:r>
-            <w:r>
-              <w:t>Code</w:t>
-            </w:r>
-            <w:r>
-              <w:t>驗證，開啟櫃門存放書籍。</w:t>
-            </w:r>
-          </w:p>
-        </w:tc>
-      </w:tr>
-      <w:tr>
-        <w:tc>
-          <w:tcPr>
-            <w:tcW w:w="1980" w:type="dxa"/>
-            <w:shd w:val="clear" w:color="auto" w:fill="DEE5E8" w:themeFill="text2" w:themeFillTint="33"/>
-            <w:vAlign w:val="center"/>
-          </w:tcPr>
-          <w:p>
-            <w:pPr>
-              <w:jc w:val="both"/>
-            </w:pPr>
-            <w:r>
-              <w:t>主要參與者</w:t>
-            </w:r>
-          </w:p>
-        </w:tc>
-        <w:tc>
-          <w:tcPr>
-            <w:tcW w:w="8214" w:type="dxa"/>
-            <w:vAlign w:val="center"/>
-          </w:tcPr>
-          <w:p>
-            <w:pPr>
-              <w:jc w:val="both"/>
-            </w:pPr>
-            <w:r>
-              <w:rPr>
-                <w:rFonts w:hint="eastAsia"/>
-              </w:rPr>
-              <w:t>使用者（賣家）</w:t>
-            </w:r>
-          </w:p>
-        </w:tc>
-      </w:tr>
-      <w:tr>
-        <w:tc>
-          <w:tcPr>
-            <w:tcW w:w="1980" w:type="dxa"/>
-            <w:shd w:val="clear" w:color="auto" w:fill="DEE5E8" w:themeFill="text2" w:themeFillTint="33"/>
-            <w:vAlign w:val="center"/>
-          </w:tcPr>
-          <w:p>
-            <w:pPr>
-              <w:jc w:val="both"/>
-            </w:pPr>
-            <w:r>
-              <w:rPr>
-                <w:rFonts w:hint="eastAsia"/>
-              </w:rPr>
-              <w:t>利害關係人目標</w:t>
-            </w:r>
-          </w:p>
-        </w:tc>
-        <w:tc>
-          <w:tcPr>
-            <w:tcW w:w="8214" w:type="dxa"/>
-            <w:vAlign w:val="center"/>
-          </w:tcPr>
-          <w:p>
-            <w:pPr>
-              <w:jc w:val="both"/>
-            </w:pPr>
-            <w:r>
-              <w:rPr>
-                <w:rFonts w:hint="eastAsia"/>
-              </w:rPr>
-              <w:t>使用者（賣家）</w:t>
-            </w:r>
-            <w:r>
-              <w:rPr>
-                <w:rFonts w:hint="eastAsia"/>
-              </w:rPr>
-              <w:t>：</w:t>
-            </w:r>
-            <w:r>
-              <w:t>將書籍移至實體書櫃存放，完成物理上的交貨準備。</w:t>
-            </w:r>
-          </w:p>
-          <w:p>
-            <w:pPr>
-              <w:jc w:val="both"/>
-            </w:pPr>
-            <w:r>
-              <w:rPr>
-                <w:rFonts w:hint="eastAsia"/>
-              </w:rPr>
-              <w:t>使用者（買家）</w:t>
-            </w:r>
-            <w:r>
-              <w:rPr>
-                <w:rFonts w:hint="eastAsia"/>
-              </w:rPr>
-              <w:t>：</w:t>
-            </w:r>
-            <w:r>
-              <w:t>若已下訂，可即時得知書籍已入櫃並準備取書</w:t>
-            </w:r>
-            <w:r>
-              <w:rPr>
-                <w:rFonts w:hint="eastAsia"/>
-              </w:rPr>
-              <w:t>。</w:t>
-            </w:r>
-          </w:p>
-          <w:p>
-            <w:pPr>
-              <w:jc w:val="both"/>
-            </w:pPr>
-            <w:r>
-              <w:rPr>
-                <w:bCs/>
-              </w:rPr>
-              <w:t>實體書櫃</w:t>
-            </w:r>
-            <w:r>
-              <w:t>：驗證使用者權限，執行開門指令並更新格位佔用狀態。</w:t>
-            </w:r>
-          </w:p>
-        </w:tc>
-      </w:tr>
-      <w:tr>
-        <w:tc>
-          <w:tcPr>
-            <w:tcW w:w="1980" w:type="dxa"/>
-            <w:shd w:val="clear" w:color="auto" w:fill="DEE5E8" w:themeFill="text2" w:themeFillTint="33"/>
-            <w:vAlign w:val="center"/>
-          </w:tcPr>
-          <w:p>
-            <w:pPr>
-              <w:jc w:val="both"/>
-            </w:pPr>
-            <w:r>
-              <w:t>前置條件</w:t>
-            </w:r>
-          </w:p>
-        </w:tc>
-        <w:tc>
-          <w:tcPr>
-            <w:tcW w:w="8214" w:type="dxa"/>
-            <w:vAlign w:val="center"/>
-          </w:tcPr>
-          <w:p>
-            <w:pPr>
-              <w:pStyle w:val="ab"/>
-              <w:numPr>
-                <w:ilvl w:val="0"/>
-                <w:numId w:val="18"/>
-              </w:numPr>
-              <w:jc w:val="both"/>
-            </w:pPr>
-            <w:r>
-              <w:t>使用者已登入，</w:t>
-            </w:r>
-            <w:r>
-              <w:t>並進入「銷售紀錄」的「販售中」清單。</w:t>
-            </w:r>
-          </w:p>
-          <w:p>
-            <w:pPr>
-              <w:pStyle w:val="ab"/>
-              <w:numPr>
-                <w:ilvl w:val="0"/>
-                <w:numId w:val="18"/>
-              </w:numPr>
-              <w:jc w:val="both"/>
-            </w:pPr>
-            <w:r>
-              <w:t>書籍狀態為「待存書」</w:t>
-            </w:r>
-            <w:r>
-              <w:rPr>
-                <w:rFonts w:hint="eastAsia"/>
-              </w:rPr>
-              <w:t>且</w:t>
-            </w:r>
-            <w:r>
-              <w:t>訂單狀態為「販售中」或「已付款」</w:t>
-            </w:r>
-            <w:r>
-              <w:rPr>
-                <w:rFonts w:hint="eastAsia"/>
-              </w:rPr>
-              <w:t>。</w:t>
-            </w:r>
-          </w:p>
-          <w:p>
-            <w:pPr>
-              <w:pStyle w:val="ab"/>
-              <w:numPr>
-                <w:ilvl w:val="0"/>
-                <w:numId w:val="18"/>
-              </w:numPr>
-              <w:jc w:val="both"/>
-            </w:pPr>
-            <w:r>
-              <w:t>賣家已抵達該書籍預約之實體書櫃現場</w:t>
-            </w:r>
-            <w:r>
-              <w:rPr>
-                <w:rFonts w:hint="eastAsia"/>
-              </w:rPr>
-              <w:t>。</w:t>
-            </w:r>
-          </w:p>
-        </w:tc>
-      </w:tr>
-      <w:tr>
-        <w:tc>
-          <w:tcPr>
-            <w:tcW w:w="1980" w:type="dxa"/>
-            <w:shd w:val="clear" w:color="auto" w:fill="DEE5E8" w:themeFill="text2" w:themeFillTint="33"/>
-            <w:vAlign w:val="center"/>
-          </w:tcPr>
-          <w:p>
-            <w:pPr>
-              <w:jc w:val="both"/>
-            </w:pPr>
-            <w:r>
-              <w:t>後置條件</w:t>
-            </w:r>
-          </w:p>
-        </w:tc>
-        <w:tc>
-          <w:tcPr>
-            <w:tcW w:w="8214" w:type="dxa"/>
-            <w:vAlign w:val="center"/>
-          </w:tcPr>
-          <w:p>
-            <w:pPr>
-              <w:pStyle w:val="ab"/>
-              <w:numPr>
-                <w:ilvl w:val="0"/>
-                <w:numId w:val="19"/>
-              </w:numPr>
-              <w:jc w:val="both"/>
-            </w:pPr>
-            <w:r>
-              <w:t>櫃門成功開啟並關閉，完成</w:t>
-            </w:r>
-            <w:r>
-              <w:t>存書。</w:t>
-            </w:r>
-          </w:p>
-          <w:p>
-            <w:pPr>
-              <w:pStyle w:val="ab"/>
-              <w:numPr>
-                <w:ilvl w:val="0"/>
-                <w:numId w:val="19"/>
-              </w:numPr>
-              <w:jc w:val="both"/>
-            </w:pPr>
-            <w:r>
-              <w:t>書籍狀態變更為「已存書」</w:t>
-            </w:r>
-            <w:r>
-              <w:rPr>
-                <w:rFonts w:hint="eastAsia"/>
-              </w:rPr>
-              <w:t>。</w:t>
-            </w:r>
-          </w:p>
-          <w:p>
-            <w:pPr>
-              <w:pStyle w:val="ab"/>
-              <w:numPr>
-                <w:ilvl w:val="0"/>
-                <w:numId w:val="19"/>
-              </w:numPr>
-              <w:jc w:val="both"/>
-            </w:pPr>
-            <w:r>
-              <w:t>若訂單狀態為「已付款」，系統自動發送取書通知給買家，並啟動</w:t>
-            </w:r>
-            <w:r>
-              <w:t>7</w:t>
-            </w:r>
-            <w:r>
-              <w:t>天取書倒數。</w:t>
-            </w:r>
-          </w:p>
-          <w:p>
-            <w:pPr>
-              <w:pStyle w:val="ab"/>
-              <w:numPr>
-                <w:ilvl w:val="0"/>
-                <w:numId w:val="19"/>
-              </w:numPr>
-              <w:jc w:val="both"/>
-            </w:pPr>
-            <w:r>
-              <w:t>系統紀錄存書成功</w:t>
-            </w:r>
-            <w:r>
-              <w:t>Log</w:t>
-            </w:r>
-            <w:r>
-              <w:t>（含時間、機台編號）。</w:t>
-            </w:r>
-          </w:p>
-        </w:tc>
-      </w:tr>
-      <w:tr>
-        <w:tc>
-          <w:tcPr>
-            <w:tcW w:w="1980" w:type="dxa"/>
-            <w:shd w:val="clear" w:color="auto" w:fill="DEE5E8" w:themeFill="text2" w:themeFillTint="33"/>
-            <w:vAlign w:val="center"/>
-          </w:tcPr>
-          <w:p>
-            <w:pPr>
-              <w:jc w:val="both"/>
-            </w:pPr>
-            <w:r>
-              <w:rPr>
-                <w:rFonts w:hint="eastAsia"/>
-              </w:rPr>
-              <w:t>例外流程</w:t>
-            </w:r>
-          </w:p>
-        </w:tc>
-        <w:tc>
-          <w:tcPr>
-            <w:tcW w:w="8214" w:type="dxa"/>
-            <w:vAlign w:val="center"/>
-          </w:tcPr>
-          <w:p>
-            <w:pPr>
-              <w:pStyle w:val="ab"/>
-              <w:numPr>
-                <w:ilvl w:val="0"/>
-                <w:numId w:val="20"/>
-              </w:numPr>
-              <w:jc w:val="both"/>
-            </w:pPr>
-            <w:r>
-              <w:t>掃描之</w:t>
-            </w:r>
-            <w:r>
-              <w:t xml:space="preserve"> QR Code </w:t>
-            </w:r>
-            <w:r>
-              <w:t>與原選定書櫃不符，系統提示錯誤並拒絕開門。</w:t>
-            </w:r>
-          </w:p>
-          <w:p>
-            <w:pPr>
-              <w:pStyle w:val="ab"/>
-              <w:numPr>
-                <w:ilvl w:val="0"/>
-                <w:numId w:val="20"/>
-              </w:numPr>
-              <w:jc w:val="both"/>
-            </w:pPr>
-            <w:r>
-              <w:rPr>
-                <w:rFonts w:hint="eastAsia"/>
-              </w:rPr>
-              <w:t>掃碼者非該書籍之合法擁有者（賣家），系統不予執行。</w:t>
-            </w:r>
-          </w:p>
-          <w:p>
-            <w:pPr>
-              <w:pStyle w:val="ab"/>
-              <w:numPr>
-                <w:ilvl w:val="0"/>
-                <w:numId w:val="20"/>
-              </w:numPr>
-              <w:jc w:val="both"/>
-            </w:pPr>
-            <w:r>
-              <w:t>若書籍狀態已為「已存書」，「銷售紀錄」</w:t>
-            </w:r>
-            <w:r>
-              <w:rPr>
-                <w:rFonts w:hint="eastAsia"/>
-              </w:rPr>
-              <w:t>的</w:t>
-            </w:r>
-            <w:r>
-              <w:t>「販售中」清單中不顯示存書按鈕</w:t>
-            </w:r>
-            <w:r>
-              <w:rPr>
-                <w:rFonts w:hint="eastAsia"/>
-              </w:rPr>
-              <w:t>。</w:t>
-            </w:r>
-          </w:p>
-          <w:p>
-            <w:pPr>
-              <w:pStyle w:val="ab"/>
-              <w:numPr>
-                <w:ilvl w:val="0"/>
-                <w:numId w:val="20"/>
-              </w:numPr>
-              <w:jc w:val="both"/>
-            </w:pPr>
-            <w:r>
-              <w:rPr>
-                <w:rFonts w:hint="eastAsia"/>
-              </w:rPr>
-              <w:t>若</w:t>
-            </w:r>
-            <w:r>
-              <w:t>系統發送指令後機台未回報開門成功，提示使用者重新掃描或聯繫客服</w:t>
-            </w:r>
-            <w:r>
-              <w:rPr>
-                <w:rFonts w:hint="eastAsia"/>
-              </w:rPr>
-              <w:t>。</w:t>
-            </w:r>
-          </w:p>
-        </w:tc>
-      </w:tr>
-    </w:tbl>
-    <w:p/>
-    <w:p/>
-    <w:p/>
-    <w:p/>
-    <w:p/>
-    <w:p/>
-    <w:p/>
-    <w:p/>
-    <w:p/>
-    <w:p/>
-    <w:p/>
-    <w:p/>
-    <w:p/>
-    <w:p/>
-    <w:p/>
-    <w:p/>
-    <w:p/>
-    <w:p/>
-    <w:p/>
-    <w:p/>
-    <w:p/>
     <w:p>
       <w:r>
         <w:rPr>
@@ -3273,7 +643,7 @@
         </w:rPr>
         <w:lastRenderedPageBreak/>
         <w:drawing>
-          <wp:anchor distT="0" distB="0" distL="114300" distR="114300" simplePos="0" relativeHeight="251661312" behindDoc="0" locked="0" layoutInCell="1" allowOverlap="1" wp14:anchorId="71C165E6" wp14:editId="0B07CA7A">
+          <wp:anchor distT="0" distB="0" distL="114300" distR="114300" simplePos="0" relativeHeight="251661312" behindDoc="0" locked="0" layoutInCell="1" allowOverlap="1" wp14:anchorId="71C165E6" wp14:editId="39EEF862">
             <wp:simplePos x="0" y="0"/>
             <wp:positionH relativeFrom="margin">
               <wp:align>center</wp:align>
@@ -3329,10 +699,11 @@
         </w:drawing>
       </w:r>
     </w:p>
+    <w:p/>
     <w:p>
       <w:pPr>
         <w:rPr>
-          <w:rFonts w:hint="eastAsia"/>
+          <w:sz w:val="28"/>
         </w:rPr>
       </w:pPr>
     </w:p>
@@ -3590,705 +961,121 @@
     </w:p>
     <w:p>
       <w:pPr>
-        <w:rPr>
-          <w:sz w:val="28"/>
-        </w:rPr>
-      </w:pPr>
+        <w:pStyle w:val="afb"/>
+      </w:pPr>
+      <w:r>
+        <w:rPr>
+          <w:rFonts w:hint="eastAsia"/>
+        </w:rPr>
+        <w:t>圖</w:t>
+      </w:r>
+      <w:r>
+        <w:rPr>
+          <w:rFonts w:hint="eastAsia"/>
+        </w:rPr>
+        <w:t xml:space="preserve"> </w:t>
+      </w:r>
+      <w:r>
+        <w:fldChar w:fldCharType="begin"/>
+      </w:r>
+      <w:r>
+        <w:instrText xml:space="preserve"> </w:instrText>
+      </w:r>
+      <w:r>
+        <w:rPr>
+          <w:rFonts w:hint="eastAsia"/>
+        </w:rPr>
+        <w:instrText>STYLEREF 2 \s</w:instrText>
+      </w:r>
+      <w:r>
+        <w:instrText xml:space="preserve"> </w:instrText>
+      </w:r>
+      <w:r>
+        <w:fldChar w:fldCharType="separate"/>
+      </w:r>
+      <w:r>
+        <w:rPr>
+          <w:noProof/>
+        </w:rPr>
+        <w:t>5-3</w:t>
+      </w:r>
+      <w:r>
+        <w:fldChar w:fldCharType="end"/>
+      </w:r>
+      <w:r>
+        <w:noBreakHyphen/>
+      </w:r>
+      <w:r>
+        <w:fldChar w:fldCharType="begin"/>
+      </w:r>
+      <w:r>
+        <w:instrText xml:space="preserve"> </w:instrText>
+      </w:r>
+      <w:r>
+        <w:rPr>
+          <w:rFonts w:hint="eastAsia"/>
+        </w:rPr>
+        <w:instrText xml:space="preserve">SEQ </w:instrText>
+      </w:r>
+      <w:r>
+        <w:rPr>
+          <w:rFonts w:hint="eastAsia"/>
+        </w:rPr>
+        <w:instrText>圖</w:instrText>
+      </w:r>
+      <w:r>
+        <w:rPr>
+          <w:rFonts w:hint="eastAsia"/>
+        </w:rPr>
+        <w:instrText xml:space="preserve"> \* ARABIC \s 2</w:instrText>
+      </w:r>
+      <w:r>
+        <w:instrText xml:space="preserve"> </w:instrText>
+      </w:r>
+      <w:r>
+        <w:fldChar w:fldCharType="separate"/>
+      </w:r>
+      <w:r>
+        <w:rPr>
+          <w:noProof/>
+        </w:rPr>
+        <w:t>2</w:t>
+      </w:r>
+      <w:r>
+        <w:fldChar w:fldCharType="end"/>
+      </w:r>
+      <w:r>
+        <w:rPr>
+          <w:rFonts w:hint="eastAsia"/>
+        </w:rPr>
+        <w:t xml:space="preserve"> </w:t>
+      </w:r>
+      <w:r>
+        <w:rPr>
+          <w:rFonts w:hint="eastAsia"/>
+        </w:rPr>
+        <w:t>實體書櫃存書</w:t>
+      </w:r>
+      <w:r>
+        <w:rPr>
+          <w:rFonts w:hint="eastAsia"/>
+        </w:rPr>
+        <w:t>-</w:t>
+      </w:r>
+      <w:r>
+        <w:rPr>
+          <w:rFonts w:hint="eastAsia"/>
+        </w:rPr>
+        <w:t>活動圖</w:t>
+      </w:r>
     </w:p>
+    <w:p/>
     <w:p>
       <w:pPr>
-        <w:pStyle w:val="afb"/>
-        <w:rPr>
-          <w:rFonts w:hint="eastAsia"/>
-        </w:rPr>
-      </w:pPr>
-      <w:r>
-        <w:rPr>
-          <w:rFonts w:hint="eastAsia"/>
-        </w:rPr>
-        <w:t>圖</w:t>
-      </w:r>
-      <w:r>
-        <w:rPr>
-          <w:rFonts w:hint="eastAsia"/>
-        </w:rPr>
-        <w:t xml:space="preserve"> </w:t>
-      </w:r>
-      <w:r>
-        <w:fldChar w:fldCharType="begin"/>
-      </w:r>
-      <w:r>
-        <w:instrText xml:space="preserve"> </w:instrText>
-      </w:r>
-      <w:r>
-        <w:rPr>
-          <w:rFonts w:hint="eastAsia"/>
-        </w:rPr>
-        <w:instrText>STYLEREF 2 \s</w:instrText>
-      </w:r>
-      <w:r>
-        <w:instrText xml:space="preserve"> </w:instrText>
-      </w:r>
-      <w:r>
-        <w:fldChar w:fldCharType="separate"/>
-      </w:r>
-      <w:r>
-        <w:rPr>
-          <w:noProof/>
-        </w:rPr>
-        <w:t>5-3</w:t>
-      </w:r>
-      <w:r>
-        <w:fldChar w:fldCharType="end"/>
-      </w:r>
-      <w:r>
-        <w:noBreakHyphen/>
-      </w:r>
-      <w:r>
-        <w:fldChar w:fldCharType="begin"/>
-      </w:r>
-      <w:r>
-        <w:instrText xml:space="preserve"> </w:instrText>
-      </w:r>
-      <w:r>
-        <w:rPr>
-          <w:rFonts w:hint="eastAsia"/>
-        </w:rPr>
-        <w:instrText xml:space="preserve">SEQ </w:instrText>
-      </w:r>
-      <w:r>
-        <w:rPr>
-          <w:rFonts w:hint="eastAsia"/>
-        </w:rPr>
-        <w:instrText>圖</w:instrText>
-      </w:r>
-      <w:r>
-        <w:rPr>
-          <w:rFonts w:hint="eastAsia"/>
-        </w:rPr>
-        <w:instrText xml:space="preserve"> \* ARABIC \s 2</w:instrText>
-      </w:r>
-      <w:r>
-        <w:instrText xml:space="preserve"> </w:instrText>
-      </w:r>
-      <w:r>
-        <w:fldChar w:fldCharType="separate"/>
-      </w:r>
-      <w:r>
-        <w:rPr>
-          <w:noProof/>
-        </w:rPr>
-        <w:t>2</w:t>
-      </w:r>
-      <w:r>
-        <w:fldChar w:fldCharType="end"/>
-      </w:r>
-      <w:r>
-        <w:rPr>
-          <w:rFonts w:hint="eastAsia"/>
-        </w:rPr>
-        <w:t xml:space="preserve"> </w:t>
-      </w:r>
-      <w:r>
-        <w:rPr>
-          <w:rFonts w:hint="eastAsia"/>
-        </w:rPr>
-        <w:t>實體書櫃存書</w:t>
-      </w:r>
-      <w:r>
-        <w:rPr>
-          <w:rFonts w:hint="eastAsia"/>
-        </w:rPr>
-        <w:t>-</w:t>
-      </w:r>
-      <w:r>
-        <w:rPr>
-          <w:rFonts w:hint="eastAsia"/>
-        </w:rPr>
-        <w:t>活動圖</w:t>
-      </w:r>
-    </w:p>
-    <w:p>
-      <w:pPr>
-        <w:rPr>
-          <w:sz w:val="28"/>
-        </w:rPr>
-      </w:pPr>
-    </w:p>
-    <w:p>
-      <w:pPr>
-        <w:rPr>
-          <w:rFonts w:hint="eastAsia"/>
-          <w:sz w:val="28"/>
-        </w:rPr>
-      </w:pPr>
-    </w:p>
-    <w:p>
-      <w:pPr>
-        <w:pStyle w:val="afb"/>
-      </w:pPr>
-      <w:r>
-        <w:rPr>
-          <w:rFonts w:hint="eastAsia"/>
-        </w:rPr>
-        <w:t>表</w:t>
-      </w:r>
-      <w:r>
-        <w:rPr>
-          <w:rFonts w:hint="eastAsia"/>
-        </w:rPr>
-        <w:t xml:space="preserve"> </w:t>
-      </w:r>
-      <w:r>
-        <w:fldChar w:fldCharType="begin"/>
-      </w:r>
-      <w:r>
-        <w:instrText xml:space="preserve"> </w:instrText>
-      </w:r>
-      <w:r>
-        <w:rPr>
-          <w:rFonts w:hint="eastAsia"/>
-        </w:rPr>
-        <w:instrText>STYLEREF 2 \s</w:instrText>
-      </w:r>
-      <w:r>
-        <w:instrText xml:space="preserve"> </w:instrText>
-      </w:r>
-      <w:r>
-        <w:fldChar w:fldCharType="separate"/>
-      </w:r>
-      <w:r>
-        <w:rPr>
-          <w:noProof/>
-        </w:rPr>
-        <w:t>5-3</w:t>
-      </w:r>
-      <w:r>
-        <w:fldChar w:fldCharType="end"/>
-      </w:r>
-      <w:r>
-        <w:t>-</w:t>
-      </w:r>
-      <w:r>
-        <w:fldChar w:fldCharType="begin"/>
-      </w:r>
-      <w:r>
-        <w:instrText xml:space="preserve"> </w:instrText>
-      </w:r>
-      <w:r>
-        <w:rPr>
-          <w:rFonts w:hint="eastAsia"/>
-        </w:rPr>
-        <w:instrText xml:space="preserve">SEQ </w:instrText>
-      </w:r>
-      <w:r>
-        <w:rPr>
-          <w:rFonts w:hint="eastAsia"/>
-        </w:rPr>
-        <w:instrText>表</w:instrText>
-      </w:r>
-      <w:r>
-        <w:rPr>
-          <w:rFonts w:hint="eastAsia"/>
-        </w:rPr>
-        <w:instrText xml:space="preserve"> \* ARABIC \s 2</w:instrText>
-      </w:r>
-      <w:r>
-        <w:instrText xml:space="preserve"> </w:instrText>
-      </w:r>
-      <w:r>
-        <w:fldChar w:fldCharType="separate"/>
-      </w:r>
-      <w:r>
-        <w:rPr>
-          <w:noProof/>
-        </w:rPr>
-        <w:t>4</w:t>
-      </w:r>
-      <w:r>
-        <w:fldChar w:fldCharType="end"/>
-      </w:r>
-      <w:r>
-        <w:rPr>
-          <w:rFonts w:hint="eastAsia"/>
-        </w:rPr>
-        <w:t>買家</w:t>
-      </w:r>
-      <w:r>
-        <w:t>實體書櫃</w:t>
-      </w:r>
-      <w:r>
-        <w:rPr>
-          <w:rFonts w:hint="eastAsia"/>
-        </w:rPr>
-        <w:t>取</w:t>
-      </w:r>
-      <w:r>
-        <w:t>書</w:t>
-      </w:r>
-      <w:r>
-        <w:rPr>
-          <w:rFonts w:hint="eastAsia"/>
-        </w:rPr>
-        <w:t>-</w:t>
-      </w:r>
-      <w:r>
-        <w:rPr>
-          <w:rFonts w:hint="eastAsia"/>
-        </w:rPr>
-        <w:t>使用個案描述</w:t>
-      </w:r>
-    </w:p>
-    <w:tbl>
-      <w:tblPr>
-        <w:tblStyle w:val="afa"/>
-        <w:tblW w:w="0" w:type="auto"/>
-        <w:tblLook w:val="04A0" w:firstRow="1" w:lastRow="0" w:firstColumn="1" w:lastColumn="0" w:noHBand="0" w:noVBand="1"/>
-      </w:tblPr>
-      <w:tblGrid>
-        <w:gridCol w:w="1980"/>
-        <w:gridCol w:w="8214"/>
-      </w:tblGrid>
-      <w:tr>
-        <w:tc>
-          <w:tcPr>
-            <w:tcW w:w="10194" w:type="dxa"/>
-            <w:gridSpan w:val="2"/>
-            <w:shd w:val="clear" w:color="auto" w:fill="DEE5E8" w:themeFill="text2" w:themeFillTint="33"/>
-            <w:vAlign w:val="center"/>
-          </w:tcPr>
-          <w:p>
-            <w:pPr>
-              <w:jc w:val="both"/>
-            </w:pPr>
-            <w:r>
-              <w:rPr>
-                <w:rFonts w:hint="eastAsia"/>
-              </w:rPr>
-              <w:t>使用個案名稱：</w:t>
-            </w:r>
-            <w:r>
-              <w:rPr>
-                <w:rFonts w:hint="eastAsia"/>
-              </w:rPr>
-              <w:t>買家</w:t>
-            </w:r>
-            <w:r>
-              <w:t>實體書櫃</w:t>
-            </w:r>
-            <w:r>
-              <w:rPr>
-                <w:rFonts w:hint="eastAsia"/>
-              </w:rPr>
-              <w:t>取</w:t>
-            </w:r>
-            <w:r>
-              <w:t>書</w:t>
-            </w:r>
-          </w:p>
-        </w:tc>
-      </w:tr>
-      <w:tr>
-        <w:tc>
-          <w:tcPr>
-            <w:tcW w:w="1980" w:type="dxa"/>
-            <w:shd w:val="clear" w:color="auto" w:fill="DEE5E8" w:themeFill="text2" w:themeFillTint="33"/>
-            <w:vAlign w:val="center"/>
-          </w:tcPr>
-          <w:p>
-            <w:pPr>
-              <w:jc w:val="both"/>
-            </w:pPr>
-            <w:r>
-              <w:rPr>
-                <w:rFonts w:hint="eastAsia"/>
-              </w:rPr>
-              <w:t>使用個案描述</w:t>
-            </w:r>
-          </w:p>
-        </w:tc>
-        <w:tc>
-          <w:tcPr>
-            <w:tcW w:w="8214" w:type="dxa"/>
-            <w:vAlign w:val="center"/>
-          </w:tcPr>
-          <w:p>
-            <w:pPr>
-              <w:jc w:val="both"/>
-            </w:pPr>
-            <w:r>
-              <w:t>買家抵達實體書櫃現場，透過</w:t>
-            </w:r>
-            <w:r>
-              <w:t xml:space="preserve"> App </w:t>
-            </w:r>
-            <w:r>
-              <w:t>掃描機台</w:t>
-            </w:r>
-            <w:r>
-              <w:t xml:space="preserve"> QR Code </w:t>
-            </w:r>
-            <w:r>
-              <w:t>驗證身份，開啟櫃門並取出書籍完成交易。</w:t>
-            </w:r>
-          </w:p>
-        </w:tc>
-      </w:tr>
-      <w:tr>
-        <w:tc>
-          <w:tcPr>
-            <w:tcW w:w="1980" w:type="dxa"/>
-            <w:shd w:val="clear" w:color="auto" w:fill="DEE5E8" w:themeFill="text2" w:themeFillTint="33"/>
-            <w:vAlign w:val="center"/>
-          </w:tcPr>
-          <w:p>
-            <w:pPr>
-              <w:jc w:val="both"/>
-            </w:pPr>
-            <w:r>
-              <w:t>主要參與者</w:t>
-            </w:r>
-          </w:p>
-        </w:tc>
-        <w:tc>
-          <w:tcPr>
-            <w:tcW w:w="8214" w:type="dxa"/>
-            <w:vAlign w:val="center"/>
-          </w:tcPr>
-          <w:p>
-            <w:pPr>
-              <w:jc w:val="both"/>
-            </w:pPr>
-            <w:r>
-              <w:t>使用者（買家）</w:t>
-            </w:r>
-          </w:p>
-        </w:tc>
-      </w:tr>
-      <w:tr>
-        <w:tc>
-          <w:tcPr>
-            <w:tcW w:w="1980" w:type="dxa"/>
-            <w:shd w:val="clear" w:color="auto" w:fill="DEE5E8" w:themeFill="text2" w:themeFillTint="33"/>
-            <w:vAlign w:val="center"/>
-          </w:tcPr>
-          <w:p>
-            <w:pPr>
-              <w:jc w:val="both"/>
-            </w:pPr>
-            <w:r>
-              <w:rPr>
-                <w:rFonts w:hint="eastAsia"/>
-              </w:rPr>
-              <w:t>利害關係人目標</w:t>
-            </w:r>
-          </w:p>
-        </w:tc>
-        <w:tc>
-          <w:tcPr>
-            <w:tcW w:w="8214" w:type="dxa"/>
-            <w:vAlign w:val="center"/>
-          </w:tcPr>
-          <w:p>
-            <w:pPr>
-              <w:jc w:val="both"/>
-            </w:pPr>
-            <w:r>
-              <w:rPr>
-                <w:rFonts w:hint="eastAsia"/>
-              </w:rPr>
-              <w:t>使用者（買家）：</w:t>
-            </w:r>
-            <w:r>
-              <w:t>順利開啟櫃門取得購買的書籍。</w:t>
-            </w:r>
-          </w:p>
-          <w:p>
-            <w:pPr>
-              <w:jc w:val="both"/>
-            </w:pPr>
-            <w:r>
-              <w:rPr>
-                <w:rFonts w:hint="eastAsia"/>
-              </w:rPr>
-              <w:t>使用者（賣家）：</w:t>
-            </w:r>
-            <w:r>
-              <w:t>確認買家已取書，完成交易流程並準備領取代幣。</w:t>
-            </w:r>
-          </w:p>
-          <w:p>
-            <w:pPr>
-              <w:jc w:val="both"/>
-            </w:pPr>
-            <w:r>
-              <w:rPr>
-                <w:bCs/>
-              </w:rPr>
-              <w:t>實體書櫃</w:t>
-            </w:r>
-            <w:r>
-              <w:t>：</w:t>
-            </w:r>
-            <w:r>
-              <w:t>執行開門指令並於取書後釋放格位佔用狀態。</w:t>
-            </w:r>
-          </w:p>
-        </w:tc>
-      </w:tr>
-      <w:tr>
-        <w:tc>
-          <w:tcPr>
-            <w:tcW w:w="1980" w:type="dxa"/>
-            <w:shd w:val="clear" w:color="auto" w:fill="DEE5E8" w:themeFill="text2" w:themeFillTint="33"/>
-            <w:vAlign w:val="center"/>
-          </w:tcPr>
-          <w:p>
-            <w:pPr>
-              <w:jc w:val="both"/>
-            </w:pPr>
-            <w:r>
-              <w:t>前置條件</w:t>
-            </w:r>
-          </w:p>
-        </w:tc>
-        <w:tc>
-          <w:tcPr>
-            <w:tcW w:w="8214" w:type="dxa"/>
-            <w:vAlign w:val="center"/>
-          </w:tcPr>
-          <w:p>
-            <w:pPr>
-              <w:pStyle w:val="ab"/>
-              <w:numPr>
-                <w:ilvl w:val="0"/>
-                <w:numId w:val="22"/>
-              </w:numPr>
-              <w:jc w:val="both"/>
-            </w:pPr>
-            <w:r>
-              <w:t>使用者已登入，且</w:t>
-            </w:r>
-            <w:r>
-              <w:t>書籍狀態為「已存書」</w:t>
-            </w:r>
-            <w:r>
-              <w:rPr>
-                <w:rFonts w:hint="eastAsia"/>
-              </w:rPr>
-              <w:t>，</w:t>
-            </w:r>
-            <w:r>
-              <w:t>訂單狀態為「已付款」</w:t>
-            </w:r>
-            <w:r>
-              <w:t>。</w:t>
-            </w:r>
-          </w:p>
-          <w:p>
-            <w:pPr>
-              <w:pStyle w:val="ab"/>
-              <w:numPr>
-                <w:ilvl w:val="0"/>
-                <w:numId w:val="22"/>
-              </w:numPr>
-              <w:jc w:val="both"/>
-            </w:pPr>
-            <w:r>
-              <w:t>買家已抵達該書籍存放之實體書櫃現場。</w:t>
-            </w:r>
-          </w:p>
-        </w:tc>
-      </w:tr>
-      <w:tr>
-        <w:tc>
-          <w:tcPr>
-            <w:tcW w:w="1980" w:type="dxa"/>
-            <w:shd w:val="clear" w:color="auto" w:fill="DEE5E8" w:themeFill="text2" w:themeFillTint="33"/>
-            <w:vAlign w:val="center"/>
-          </w:tcPr>
-          <w:p>
-            <w:pPr>
-              <w:jc w:val="both"/>
-            </w:pPr>
-            <w:r>
-              <w:t>後置條件</w:t>
-            </w:r>
-          </w:p>
-        </w:tc>
-        <w:tc>
-          <w:tcPr>
-            <w:tcW w:w="8214" w:type="dxa"/>
-            <w:vAlign w:val="center"/>
-          </w:tcPr>
-          <w:p>
-            <w:pPr>
-              <w:pStyle w:val="ab"/>
-              <w:numPr>
-                <w:ilvl w:val="0"/>
-                <w:numId w:val="23"/>
-              </w:numPr>
-              <w:jc w:val="both"/>
-            </w:pPr>
-            <w:r>
-              <w:t>櫃門成功開啟並由買家取出書籍。</w:t>
-            </w:r>
-          </w:p>
-          <w:p>
-            <w:pPr>
-              <w:pStyle w:val="ab"/>
-              <w:numPr>
-                <w:ilvl w:val="0"/>
-                <w:numId w:val="23"/>
-              </w:numPr>
-              <w:jc w:val="both"/>
-            </w:pPr>
-            <w:r>
-              <w:t>書籍狀態變更為「已</w:t>
-            </w:r>
-            <w:r>
-              <w:rPr>
-                <w:rFonts w:hint="eastAsia"/>
-              </w:rPr>
-              <w:t>取</w:t>
-            </w:r>
-            <w:r>
-              <w:t>書」</w:t>
-            </w:r>
-            <w:r>
-              <w:rPr>
-                <w:rFonts w:hint="eastAsia"/>
-              </w:rPr>
-              <w:t>，</w:t>
-            </w:r>
-            <w:r>
-              <w:t>訂單狀態維持在「已付款」</w:t>
-            </w:r>
-            <w:r>
-              <w:rPr>
-                <w:rFonts w:hint="eastAsia"/>
-              </w:rPr>
-              <w:t>。</w:t>
-            </w:r>
-          </w:p>
-          <w:p>
-            <w:pPr>
-              <w:pStyle w:val="ab"/>
-              <w:numPr>
-                <w:ilvl w:val="0"/>
-                <w:numId w:val="23"/>
-              </w:numPr>
-              <w:jc w:val="both"/>
-            </w:pPr>
-            <w:r>
-              <w:t>實體書櫃格位釋放。</w:t>
-            </w:r>
-          </w:p>
-        </w:tc>
-      </w:tr>
-      <w:tr>
-        <w:tc>
-          <w:tcPr>
-            <w:tcW w:w="1980" w:type="dxa"/>
-            <w:shd w:val="clear" w:color="auto" w:fill="DEE5E8" w:themeFill="text2" w:themeFillTint="33"/>
-            <w:vAlign w:val="center"/>
-          </w:tcPr>
-          <w:p>
-            <w:pPr>
-              <w:jc w:val="both"/>
-            </w:pPr>
-            <w:r>
-              <w:rPr>
-                <w:rFonts w:hint="eastAsia"/>
-              </w:rPr>
-              <w:t>例外流程</w:t>
-            </w:r>
-          </w:p>
-        </w:tc>
-        <w:tc>
-          <w:tcPr>
-            <w:tcW w:w="8214" w:type="dxa"/>
-            <w:vAlign w:val="center"/>
-          </w:tcPr>
-          <w:p>
-            <w:pPr>
-              <w:pStyle w:val="ab"/>
-              <w:numPr>
-                <w:ilvl w:val="0"/>
-                <w:numId w:val="24"/>
-              </w:numPr>
-              <w:jc w:val="both"/>
-            </w:pPr>
-            <w:r>
-              <w:t>掃描之</w:t>
-            </w:r>
-            <w:r>
-              <w:t xml:space="preserve"> QR Code </w:t>
-            </w:r>
-            <w:r>
-              <w:t>與原選定書櫃不符，系統提示錯誤並拒絕開門。</w:t>
-            </w:r>
-          </w:p>
-          <w:p>
-            <w:pPr>
-              <w:pStyle w:val="ab"/>
-              <w:numPr>
-                <w:ilvl w:val="0"/>
-                <w:numId w:val="24"/>
-              </w:numPr>
-              <w:jc w:val="both"/>
-              <w:rPr>
-                <w:rFonts w:hint="eastAsia"/>
-              </w:rPr>
-            </w:pPr>
-            <w:r>
-              <w:rPr>
-                <w:rFonts w:hint="eastAsia"/>
-              </w:rPr>
-              <w:t>若</w:t>
-            </w:r>
-            <w:r>
-              <w:t>系統發送指令後機台未回報開門成功，提示使用者重新掃描或聯繫客服</w:t>
-            </w:r>
-            <w:r>
-              <w:rPr>
-                <w:rFonts w:hint="eastAsia"/>
-              </w:rPr>
-              <w:t>。</w:t>
-            </w:r>
-          </w:p>
-        </w:tc>
-      </w:tr>
-    </w:tbl>
-    <w:p/>
-    <w:p/>
-    <w:p/>
-    <w:p/>
-    <w:p/>
-    <w:p/>
-    <w:p/>
-    <w:p/>
-    <w:p/>
-    <w:p/>
-    <w:p/>
-    <w:p/>
-    <w:p/>
-    <w:p/>
-    <w:p/>
-    <w:p/>
-    <w:p/>
-    <w:p/>
-    <w:p/>
-    <w:p/>
-    <w:p/>
-    <w:p>
-      <w:pPr>
-        <w:rPr>
-          <w:rFonts w:hint="eastAsia"/>
-        </w:rPr>
-      </w:pPr>
-    </w:p>
-    <w:p>
+        <w:rPr>
+          <w:rFonts w:hint="eastAsia"/>
+        </w:rPr>
+      </w:pPr>
       <w:r>
         <w:rPr>
           <w:rFonts w:hint="eastAsia"/>
@@ -4296,13 +1083,13 @@
         </w:rPr>
         <w:lastRenderedPageBreak/>
         <w:drawing>
-          <wp:anchor distT="0" distB="0" distL="114300" distR="114300" simplePos="0" relativeHeight="251662336" behindDoc="0" locked="0" layoutInCell="1" allowOverlap="1" wp14:anchorId="6F2204B8" wp14:editId="72C32CBE">
+          <wp:anchor distT="0" distB="0" distL="114300" distR="114300" simplePos="0" relativeHeight="251662336" behindDoc="0" locked="0" layoutInCell="1" allowOverlap="1" wp14:anchorId="6F2204B8" wp14:editId="445C891F">
             <wp:simplePos x="0" y="0"/>
             <wp:positionH relativeFrom="margin">
-              <wp:posOffset>37465</wp:posOffset>
+              <wp:align>right</wp:align>
             </wp:positionH>
             <wp:positionV relativeFrom="paragraph">
-              <wp:posOffset>280670</wp:posOffset>
+              <wp:posOffset>211</wp:posOffset>
             </wp:positionV>
             <wp:extent cx="6444615" cy="8650605"/>
             <wp:effectExtent l="0" t="0" r="0" b="0"/>
@@ -4465,30 +1252,26 @@
         <w:t>活動圖</w:t>
       </w:r>
     </w:p>
+    <w:p/>
+    <w:p/>
     <w:p>
       <w:pPr>
         <w:rPr>
           <w:rFonts w:hint="eastAsia"/>
         </w:rPr>
       </w:pPr>
-    </w:p>
-    <w:p>
-      <w:pPr>
-        <w:pStyle w:val="afb"/>
-      </w:pPr>
       <w:r>
         <w:rPr>
           <w:noProof/>
         </w:rPr>
-        <w:lastRenderedPageBreak/>
         <w:drawing>
-          <wp:anchor distT="0" distB="0" distL="114300" distR="114300" simplePos="0" relativeHeight="251664384" behindDoc="0" locked="0" layoutInCell="1" allowOverlap="1" wp14:anchorId="03A247AE" wp14:editId="104BB2F0">
+          <wp:anchor distT="0" distB="0" distL="114300" distR="114300" simplePos="0" relativeHeight="251664384" behindDoc="0" locked="0" layoutInCell="1" allowOverlap="1" wp14:anchorId="03A247AE" wp14:editId="05BC4169">
             <wp:simplePos x="0" y="0"/>
             <wp:positionH relativeFrom="margin">
               <wp:align>center</wp:align>
             </wp:positionH>
             <wp:positionV relativeFrom="paragraph">
-              <wp:posOffset>2850515</wp:posOffset>
+              <wp:posOffset>273685</wp:posOffset>
             </wp:positionV>
             <wp:extent cx="6187440" cy="5874551"/>
             <wp:effectExtent l="0" t="0" r="3810" b="0"/>
@@ -4531,1141 +1314,122 @@
           </wp:anchor>
         </w:drawing>
       </w:r>
-      <w:r>
-        <w:rPr>
-          <w:rFonts w:hint="eastAsia"/>
-        </w:rPr>
-        <w:t>表</w:t>
-      </w:r>
-      <w:r>
-        <w:rPr>
-          <w:rFonts w:hint="eastAsia"/>
-        </w:rPr>
-        <w:t xml:space="preserve"> </w:t>
-      </w:r>
-      <w:r>
-        <w:fldChar w:fldCharType="begin"/>
-      </w:r>
-      <w:r>
-        <w:instrText xml:space="preserve"> </w:instrText>
-      </w:r>
-      <w:r>
-        <w:rPr>
-          <w:rFonts w:hint="eastAsia"/>
-        </w:rPr>
-        <w:instrText>STYLEREF 2 \s</w:instrText>
-      </w:r>
-      <w:r>
-        <w:instrText xml:space="preserve"> </w:instrText>
-      </w:r>
-      <w:r>
-        <w:fldChar w:fldCharType="separate"/>
-      </w:r>
-      <w:r>
-        <w:rPr>
-          <w:noProof/>
-        </w:rPr>
-        <w:t>5-3</w:t>
-      </w:r>
-      <w:r>
-        <w:fldChar w:fldCharType="end"/>
-      </w:r>
-      <w:r>
-        <w:t>-</w:t>
-      </w:r>
-      <w:r>
-        <w:fldChar w:fldCharType="begin"/>
-      </w:r>
-      <w:r>
-        <w:instrText xml:space="preserve"> </w:instrText>
-      </w:r>
-      <w:r>
-        <w:rPr>
-          <w:rFonts w:hint="eastAsia"/>
-        </w:rPr>
-        <w:instrText xml:space="preserve">SEQ </w:instrText>
-      </w:r>
-      <w:r>
-        <w:rPr>
-          <w:rFonts w:hint="eastAsia"/>
-        </w:rPr>
-        <w:instrText>表</w:instrText>
-      </w:r>
-      <w:r>
-        <w:rPr>
-          <w:rFonts w:hint="eastAsia"/>
-        </w:rPr>
-        <w:instrText xml:space="preserve"> \* ARABIC \s 2</w:instrText>
-      </w:r>
-      <w:r>
-        <w:instrText xml:space="preserve"> </w:instrText>
-      </w:r>
-      <w:r>
-        <w:fldChar w:fldCharType="separate"/>
-      </w:r>
-      <w:r>
-        <w:rPr>
-          <w:noProof/>
-        </w:rPr>
-        <w:t>4</w:t>
-      </w:r>
-      <w:r>
-        <w:fldChar w:fldCharType="end"/>
-      </w:r>
-      <w:r>
-        <w:rPr>
-          <w:rFonts w:hint="eastAsia"/>
-        </w:rPr>
-        <w:t>確認訂單</w:t>
-      </w:r>
-      <w:r>
-        <w:rPr>
-          <w:rFonts w:hint="eastAsia"/>
-        </w:rPr>
-        <w:t>使用個案描述</w:t>
-      </w:r>
-    </w:p>
-    <w:tbl>
-      <w:tblPr>
-        <w:tblStyle w:val="afa"/>
-        <w:tblW w:w="0" w:type="auto"/>
-        <w:tblLook w:val="04A0" w:firstRow="1" w:lastRow="0" w:firstColumn="1" w:lastColumn="0" w:noHBand="0" w:noVBand="1"/>
-      </w:tblPr>
-      <w:tblGrid>
-        <w:gridCol w:w="1980"/>
-        <w:gridCol w:w="8214"/>
-      </w:tblGrid>
-      <w:tr>
-        <w:tc>
-          <w:tcPr>
-            <w:tcW w:w="10194" w:type="dxa"/>
-            <w:gridSpan w:val="2"/>
-            <w:shd w:val="clear" w:color="auto" w:fill="DEE5E8" w:themeFill="text2" w:themeFillTint="33"/>
-            <w:vAlign w:val="center"/>
-          </w:tcPr>
-          <w:p>
-            <w:pPr>
-              <w:jc w:val="both"/>
-            </w:pPr>
-            <w:r>
-              <w:rPr>
-                <w:rFonts w:hint="eastAsia"/>
-              </w:rPr>
-              <w:t>使用個案名稱：確認訂單</w:t>
-            </w:r>
-          </w:p>
-        </w:tc>
-      </w:tr>
-      <w:tr>
-        <w:tc>
-          <w:tcPr>
-            <w:tcW w:w="1980" w:type="dxa"/>
-            <w:shd w:val="clear" w:color="auto" w:fill="DEE5E8" w:themeFill="text2" w:themeFillTint="33"/>
-            <w:vAlign w:val="center"/>
-          </w:tcPr>
-          <w:p>
-            <w:pPr>
-              <w:jc w:val="both"/>
-            </w:pPr>
-            <w:r>
-              <w:rPr>
-                <w:rFonts w:hint="eastAsia"/>
-              </w:rPr>
-              <w:t>使用個案描述</w:t>
-            </w:r>
-          </w:p>
-        </w:tc>
-        <w:tc>
-          <w:tcPr>
-            <w:tcW w:w="8214" w:type="dxa"/>
-            <w:vAlign w:val="center"/>
-          </w:tcPr>
-          <w:p>
-            <w:pPr>
-              <w:jc w:val="both"/>
-            </w:pPr>
-            <w:r>
-              <w:t>買家在實體取書並確認書況無誤後，手動按下「確認訂單」，系統隨即撥款給賣家並結案。</w:t>
-            </w:r>
-          </w:p>
-        </w:tc>
-      </w:tr>
-      <w:tr>
-        <w:tc>
-          <w:tcPr>
-            <w:tcW w:w="1980" w:type="dxa"/>
-            <w:shd w:val="clear" w:color="auto" w:fill="DEE5E8" w:themeFill="text2" w:themeFillTint="33"/>
-            <w:vAlign w:val="center"/>
-          </w:tcPr>
-          <w:p>
-            <w:pPr>
-              <w:jc w:val="both"/>
-            </w:pPr>
-            <w:r>
-              <w:t>主要參與者</w:t>
-            </w:r>
-          </w:p>
-        </w:tc>
-        <w:tc>
-          <w:tcPr>
-            <w:tcW w:w="8214" w:type="dxa"/>
-            <w:vAlign w:val="center"/>
-          </w:tcPr>
-          <w:p>
-            <w:pPr>
-              <w:jc w:val="both"/>
-            </w:pPr>
-            <w:r>
-              <w:t>使用者（買家）</w:t>
-            </w:r>
-          </w:p>
-        </w:tc>
-      </w:tr>
-      <w:tr>
-        <w:tc>
-          <w:tcPr>
-            <w:tcW w:w="1980" w:type="dxa"/>
-            <w:shd w:val="clear" w:color="auto" w:fill="DEE5E8" w:themeFill="text2" w:themeFillTint="33"/>
-            <w:vAlign w:val="center"/>
-          </w:tcPr>
-          <w:p>
-            <w:pPr>
-              <w:jc w:val="both"/>
-            </w:pPr>
-            <w:r>
-              <w:rPr>
-                <w:rFonts w:hint="eastAsia"/>
-              </w:rPr>
-              <w:t>利害關係人目標</w:t>
-            </w:r>
-          </w:p>
-        </w:tc>
-        <w:tc>
-          <w:tcPr>
-            <w:tcW w:w="8214" w:type="dxa"/>
-            <w:vAlign w:val="center"/>
-          </w:tcPr>
-          <w:p>
-            <w:pPr>
-              <w:jc w:val="both"/>
-            </w:pPr>
-            <w:r>
-              <w:rPr>
-                <w:rFonts w:hint="eastAsia"/>
-              </w:rPr>
-              <w:t>使用者（買家）：</w:t>
-            </w:r>
-            <w:r>
-              <w:rPr>
-                <w:rFonts w:hint="eastAsia"/>
-              </w:rPr>
-              <w:t>確認書籍無誤，</w:t>
-            </w:r>
-            <w:r>
-              <w:t>正式完成交易</w:t>
-            </w:r>
-            <w:r>
-              <w:rPr>
-                <w:rFonts w:hint="eastAsia"/>
-              </w:rPr>
-              <w:t>。</w:t>
-            </w:r>
-          </w:p>
-          <w:p>
-            <w:pPr>
-              <w:jc w:val="both"/>
-              <w:rPr>
-                <w:rFonts w:hint="eastAsia"/>
-              </w:rPr>
-            </w:pPr>
-            <w:r>
-              <w:rPr>
-                <w:rFonts w:hint="eastAsia"/>
-              </w:rPr>
-              <w:t>使用者（賣家）：</w:t>
-            </w:r>
-            <w:r>
-              <w:t>獲得書籍銷售所得的代幣</w:t>
-            </w:r>
-            <w:r>
-              <w:t>。</w:t>
-            </w:r>
-          </w:p>
-        </w:tc>
-      </w:tr>
-      <w:tr>
-        <w:tc>
-          <w:tcPr>
-            <w:tcW w:w="1980" w:type="dxa"/>
-            <w:shd w:val="clear" w:color="auto" w:fill="DEE5E8" w:themeFill="text2" w:themeFillTint="33"/>
-            <w:vAlign w:val="center"/>
-          </w:tcPr>
-          <w:p>
-            <w:pPr>
-              <w:jc w:val="both"/>
-            </w:pPr>
-            <w:r>
-              <w:t>前置條件</w:t>
-            </w:r>
-          </w:p>
-        </w:tc>
-        <w:tc>
-          <w:tcPr>
-            <w:tcW w:w="8214" w:type="dxa"/>
-            <w:vAlign w:val="center"/>
-          </w:tcPr>
-          <w:p>
-            <w:pPr>
-              <w:pStyle w:val="ab"/>
-              <w:numPr>
-                <w:ilvl w:val="0"/>
-                <w:numId w:val="25"/>
-              </w:numPr>
-              <w:jc w:val="both"/>
-              <w:rPr>
-                <w:rFonts w:hint="eastAsia"/>
-              </w:rPr>
-            </w:pPr>
-            <w:r>
-              <w:t>使用者已登入，</w:t>
-            </w:r>
-            <w:r>
-              <w:rPr>
-                <w:rFonts w:hint="eastAsia"/>
-              </w:rPr>
-              <w:t>並進入</w:t>
-            </w:r>
-            <w:r>
-              <w:t>「</w:t>
-            </w:r>
-            <w:r>
-              <w:rPr>
-                <w:rFonts w:hint="eastAsia"/>
-              </w:rPr>
-              <w:t>購買</w:t>
-            </w:r>
-            <w:r>
-              <w:t>紀錄」的「</w:t>
-            </w:r>
-            <w:r>
-              <w:rPr>
-                <w:rFonts w:hint="eastAsia"/>
-              </w:rPr>
-              <w:t>待取書</w:t>
-            </w:r>
-            <w:r>
-              <w:t>」清單。</w:t>
-            </w:r>
-          </w:p>
-          <w:p>
-            <w:pPr>
-              <w:pStyle w:val="ab"/>
-              <w:numPr>
-                <w:ilvl w:val="0"/>
-                <w:numId w:val="25"/>
-              </w:numPr>
-              <w:jc w:val="both"/>
-            </w:pPr>
-            <w:r>
-              <w:t>書籍狀態為「已取書」</w:t>
-            </w:r>
-            <w:r>
-              <w:rPr>
-                <w:rFonts w:hint="eastAsia"/>
-              </w:rPr>
-              <w:t>，</w:t>
-            </w:r>
-            <w:r>
-              <w:t>訂單狀態為「已付款」。。</w:t>
-            </w:r>
-          </w:p>
-        </w:tc>
-      </w:tr>
-      <w:tr>
-        <w:tc>
-          <w:tcPr>
-            <w:tcW w:w="1980" w:type="dxa"/>
-            <w:shd w:val="clear" w:color="auto" w:fill="DEE5E8" w:themeFill="text2" w:themeFillTint="33"/>
-            <w:vAlign w:val="center"/>
-          </w:tcPr>
-          <w:p>
-            <w:pPr>
-              <w:jc w:val="both"/>
-            </w:pPr>
-            <w:r>
-              <w:t>後置條件</w:t>
-            </w:r>
-          </w:p>
-        </w:tc>
-        <w:tc>
-          <w:tcPr>
-            <w:tcW w:w="8214" w:type="dxa"/>
-            <w:vAlign w:val="center"/>
-          </w:tcPr>
-          <w:p>
-            <w:pPr>
-              <w:pStyle w:val="ab"/>
-              <w:numPr>
-                <w:ilvl w:val="0"/>
-                <w:numId w:val="26"/>
-              </w:numPr>
-              <w:jc w:val="both"/>
-            </w:pPr>
-            <w:r>
-              <w:t>訂單狀態變更為「</w:t>
-            </w:r>
-            <w:r>
-              <w:t>完成訂單</w:t>
-            </w:r>
-            <w:r>
-              <w:t>」。</w:t>
-            </w:r>
-          </w:p>
-          <w:p>
-            <w:pPr>
-              <w:pStyle w:val="ab"/>
-              <w:numPr>
-                <w:ilvl w:val="0"/>
-                <w:numId w:val="26"/>
-              </w:numPr>
-              <w:jc w:val="both"/>
-            </w:pPr>
-            <w:r>
-              <w:t>系統自動執行代幣撥款</w:t>
-            </w:r>
-            <w:r>
-              <w:rPr>
-                <w:rFonts w:hint="eastAsia"/>
-              </w:rPr>
-              <w:t>。</w:t>
-            </w:r>
-          </w:p>
-          <w:p>
-            <w:pPr>
-              <w:pStyle w:val="ab"/>
-              <w:numPr>
-                <w:ilvl w:val="0"/>
-                <w:numId w:val="26"/>
-              </w:numPr>
-              <w:jc w:val="both"/>
-            </w:pPr>
-            <w:r>
-              <w:t>該筆資料移至</w:t>
-            </w:r>
-            <w:r>
-              <w:t>「</w:t>
-            </w:r>
-            <w:r>
-              <w:rPr>
-                <w:rFonts w:hint="eastAsia"/>
-              </w:rPr>
-              <w:t>購買</w:t>
-            </w:r>
-            <w:r>
-              <w:t>紀錄」的「</w:t>
-            </w:r>
-            <w:r>
-              <w:rPr>
-                <w:rFonts w:hint="eastAsia"/>
-              </w:rPr>
-              <w:t>已完成</w:t>
-            </w:r>
-            <w:r>
-              <w:t>」清單</w:t>
-            </w:r>
-            <w:r>
-              <w:t>。</w:t>
-            </w:r>
-          </w:p>
-        </w:tc>
-      </w:tr>
-      <w:tr>
-        <w:tc>
-          <w:tcPr>
-            <w:tcW w:w="1980" w:type="dxa"/>
-            <w:shd w:val="clear" w:color="auto" w:fill="DEE5E8" w:themeFill="text2" w:themeFillTint="33"/>
-            <w:vAlign w:val="center"/>
-          </w:tcPr>
-          <w:p>
-            <w:pPr>
-              <w:jc w:val="both"/>
-            </w:pPr>
-            <w:r>
-              <w:rPr>
-                <w:rFonts w:hint="eastAsia"/>
-              </w:rPr>
-              <w:t>例外流程</w:t>
-            </w:r>
-          </w:p>
-        </w:tc>
-        <w:tc>
-          <w:tcPr>
-            <w:tcW w:w="8214" w:type="dxa"/>
-            <w:vAlign w:val="center"/>
-          </w:tcPr>
-          <w:p>
-            <w:pPr>
-              <w:pStyle w:val="ab"/>
-              <w:numPr>
-                <w:ilvl w:val="0"/>
-                <w:numId w:val="27"/>
-              </w:numPr>
-              <w:jc w:val="both"/>
-              <w:rPr>
-                <w:rFonts w:hint="eastAsia"/>
-              </w:rPr>
-            </w:pPr>
-            <w:r>
-              <w:t>若買家檢查書況不符，可點擊「申訴」</w:t>
-            </w:r>
-            <w:r>
-              <w:rPr>
-                <w:rFonts w:hint="eastAsia"/>
-              </w:rPr>
-              <w:t>按鈕</w:t>
-            </w:r>
-            <w:r>
-              <w:t>，訂單狀態轉為「申訴中」</w:t>
-            </w:r>
-            <w:r>
-              <w:rPr>
-                <w:rFonts w:hint="eastAsia"/>
-              </w:rPr>
-              <w:t>。</w:t>
-            </w:r>
-          </w:p>
-        </w:tc>
-      </w:tr>
-    </w:tbl>
-    <w:p>
-      <w:pPr>
-        <w:pStyle w:val="afb"/>
-        <w:rPr>
-          <w:rFonts w:hint="eastAsia"/>
-        </w:rPr>
-      </w:pPr>
-      <w:r>
-        <w:rPr>
-          <w:rFonts w:hint="eastAsia"/>
-        </w:rPr>
-        <w:t>圖</w:t>
-      </w:r>
-      <w:r>
-        <w:rPr>
-          <w:rFonts w:hint="eastAsia"/>
-        </w:rPr>
-        <w:t xml:space="preserve"> </w:t>
-      </w:r>
-      <w:r>
-        <w:fldChar w:fldCharType="begin"/>
-      </w:r>
-      <w:r>
-        <w:instrText xml:space="preserve"> </w:instrText>
-      </w:r>
-      <w:r>
-        <w:rPr>
-          <w:rFonts w:hint="eastAsia"/>
-        </w:rPr>
-        <w:instrText>STYLEREF 2 \s</w:instrText>
-      </w:r>
-      <w:r>
-        <w:instrText xml:space="preserve"> </w:instrText>
-      </w:r>
-      <w:r>
-        <w:fldChar w:fldCharType="separate"/>
-      </w:r>
-      <w:r>
-        <w:rPr>
-          <w:noProof/>
-        </w:rPr>
-        <w:t>5-3</w:t>
-      </w:r>
-      <w:r>
-        <w:fldChar w:fldCharType="end"/>
-      </w:r>
-      <w:r>
-        <w:noBreakHyphen/>
-      </w:r>
-      <w:r>
-        <w:fldChar w:fldCharType="begin"/>
-      </w:r>
-      <w:r>
-        <w:instrText xml:space="preserve"> </w:instrText>
-      </w:r>
-      <w:r>
-        <w:rPr>
-          <w:rFonts w:hint="eastAsia"/>
-        </w:rPr>
-        <w:instrText xml:space="preserve">SEQ </w:instrText>
-      </w:r>
-      <w:r>
-        <w:rPr>
-          <w:rFonts w:hint="eastAsia"/>
-        </w:rPr>
-        <w:instrText>圖</w:instrText>
-      </w:r>
-      <w:r>
-        <w:rPr>
-          <w:rFonts w:hint="eastAsia"/>
-        </w:rPr>
-        <w:instrText xml:space="preserve"> \* ARABIC \s 2</w:instrText>
-      </w:r>
-      <w:r>
-        <w:instrText xml:space="preserve"> </w:instrText>
-      </w:r>
-      <w:r>
-        <w:fldChar w:fldCharType="separate"/>
-      </w:r>
-      <w:r>
-        <w:rPr>
-          <w:noProof/>
-        </w:rPr>
-        <w:t>2</w:t>
-      </w:r>
-      <w:r>
-        <w:fldChar w:fldCharType="end"/>
-      </w:r>
-      <w:r>
-        <w:rPr>
-          <w:rFonts w:hint="eastAsia"/>
-        </w:rPr>
-        <w:t xml:space="preserve"> </w:t>
-      </w:r>
-      <w:r>
-        <w:rPr>
-          <w:rFonts w:hint="eastAsia"/>
-        </w:rPr>
-        <w:t>訂單確認</w:t>
-      </w:r>
-      <w:r>
-        <w:rPr>
-          <w:rFonts w:hint="eastAsia"/>
-        </w:rPr>
-        <w:t>-</w:t>
-      </w:r>
-      <w:r>
-        <w:rPr>
-          <w:rFonts w:hint="eastAsia"/>
-        </w:rPr>
-        <w:t>活動圖</w:t>
-      </w:r>
     </w:p>
     <w:p>
       <w:pPr>
-        <w:rPr>
-          <w:rFonts w:hint="eastAsia"/>
-        </w:rPr>
-      </w:pPr>
+        <w:pStyle w:val="afb"/>
+      </w:pPr>
+      <w:r>
+        <w:rPr>
+          <w:rFonts w:hint="eastAsia"/>
+        </w:rPr>
+        <w:t>圖</w:t>
+      </w:r>
+      <w:r>
+        <w:rPr>
+          <w:rFonts w:hint="eastAsia"/>
+        </w:rPr>
+        <w:t xml:space="preserve"> </w:t>
+      </w:r>
+      <w:r>
+        <w:fldChar w:fldCharType="begin"/>
+      </w:r>
+      <w:r>
+        <w:instrText xml:space="preserve"> </w:instrText>
+      </w:r>
+      <w:r>
+        <w:rPr>
+          <w:rFonts w:hint="eastAsia"/>
+        </w:rPr>
+        <w:instrText>STYLEREF 2 \s</w:instrText>
+      </w:r>
+      <w:r>
+        <w:instrText xml:space="preserve"> </w:instrText>
+      </w:r>
+      <w:r>
+        <w:fldChar w:fldCharType="separate"/>
+      </w:r>
+      <w:r>
+        <w:rPr>
+          <w:noProof/>
+        </w:rPr>
+        <w:t>5-3</w:t>
+      </w:r>
+      <w:r>
+        <w:fldChar w:fldCharType="end"/>
+      </w:r>
+      <w:r>
+        <w:noBreakHyphen/>
+      </w:r>
+      <w:r>
+        <w:fldChar w:fldCharType="begin"/>
+      </w:r>
+      <w:r>
+        <w:instrText xml:space="preserve"> </w:instrText>
+      </w:r>
+      <w:r>
+        <w:rPr>
+          <w:rFonts w:hint="eastAsia"/>
+        </w:rPr>
+        <w:instrText xml:space="preserve">SEQ </w:instrText>
+      </w:r>
+      <w:r>
+        <w:rPr>
+          <w:rFonts w:hint="eastAsia"/>
+        </w:rPr>
+        <w:instrText>圖</w:instrText>
+      </w:r>
+      <w:r>
+        <w:rPr>
+          <w:rFonts w:hint="eastAsia"/>
+        </w:rPr>
+        <w:instrText xml:space="preserve"> \* ARABIC \s 2</w:instrText>
+      </w:r>
+      <w:r>
+        <w:instrText xml:space="preserve"> </w:instrText>
+      </w:r>
+      <w:r>
+        <w:fldChar w:fldCharType="separate"/>
+      </w:r>
+      <w:r>
+        <w:rPr>
+          <w:noProof/>
+        </w:rPr>
+        <w:t>2</w:t>
+      </w:r>
+      <w:r>
+        <w:fldChar w:fldCharType="end"/>
+      </w:r>
+      <w:r>
+        <w:rPr>
+          <w:rFonts w:hint="eastAsia"/>
+        </w:rPr>
+        <w:t xml:space="preserve"> </w:t>
+      </w:r>
+      <w:r>
+        <w:rPr>
+          <w:rFonts w:hint="eastAsia"/>
+        </w:rPr>
+        <w:t>訂單確認</w:t>
+      </w:r>
+      <w:r>
+        <w:rPr>
+          <w:rFonts w:hint="eastAsia"/>
+        </w:rPr>
+        <w:t>-</w:t>
+      </w:r>
+      <w:r>
+        <w:rPr>
+          <w:rFonts w:hint="eastAsia"/>
+        </w:rPr>
+        <w:t>活動圖</w:t>
+      </w:r>
     </w:p>
-    <w:p>
-      <w:pPr>
-        <w:pStyle w:val="afb"/>
-      </w:pPr>
-      <w:r>
-        <w:rPr>
-          <w:rFonts w:hint="eastAsia"/>
-        </w:rPr>
-        <w:lastRenderedPageBreak/>
-        <w:t>表</w:t>
-      </w:r>
-      <w:r>
-        <w:rPr>
-          <w:rFonts w:hint="eastAsia"/>
-        </w:rPr>
-        <w:t xml:space="preserve"> </w:t>
-      </w:r>
-      <w:r>
-        <w:fldChar w:fldCharType="begin"/>
-      </w:r>
-      <w:r>
-        <w:instrText xml:space="preserve"> </w:instrText>
-      </w:r>
-      <w:r>
-        <w:rPr>
-          <w:rFonts w:hint="eastAsia"/>
-        </w:rPr>
-        <w:instrText>STYLEREF 2 \s</w:instrText>
-      </w:r>
-      <w:r>
-        <w:instrText xml:space="preserve"> </w:instrText>
-      </w:r>
-      <w:r>
-        <w:fldChar w:fldCharType="separate"/>
-      </w:r>
-      <w:r>
-        <w:rPr>
-          <w:noProof/>
-        </w:rPr>
-        <w:t>5-3</w:t>
-      </w:r>
-      <w:r>
-        <w:fldChar w:fldCharType="end"/>
-      </w:r>
-      <w:r>
-        <w:t>-</w:t>
-      </w:r>
-      <w:r>
-        <w:fldChar w:fldCharType="begin"/>
-      </w:r>
-      <w:r>
-        <w:instrText xml:space="preserve"> </w:instrText>
-      </w:r>
-      <w:r>
-        <w:rPr>
-          <w:rFonts w:hint="eastAsia"/>
-        </w:rPr>
-        <w:instrText xml:space="preserve">SEQ </w:instrText>
-      </w:r>
-      <w:r>
-        <w:rPr>
-          <w:rFonts w:hint="eastAsia"/>
-        </w:rPr>
-        <w:instrText>表</w:instrText>
-      </w:r>
-      <w:r>
-        <w:rPr>
-          <w:rFonts w:hint="eastAsia"/>
-        </w:rPr>
-        <w:instrText xml:space="preserve"> \* ARABIC \s 2</w:instrText>
-      </w:r>
-      <w:r>
-        <w:instrText xml:space="preserve"> </w:instrText>
-      </w:r>
-      <w:r>
-        <w:fldChar w:fldCharType="separate"/>
-      </w:r>
-      <w:r>
-        <w:rPr>
-          <w:noProof/>
-        </w:rPr>
-        <w:t>4</w:t>
-      </w:r>
-      <w:r>
-        <w:fldChar w:fldCharType="end"/>
-      </w:r>
-      <w:r>
-        <w:t>書籍申訴</w:t>
-      </w:r>
-      <w:r>
-        <w:rPr>
-          <w:rFonts w:hint="eastAsia"/>
-        </w:rPr>
-        <w:t>使用個案描述</w:t>
-      </w:r>
-    </w:p>
-    <w:tbl>
-      <w:tblPr>
-        <w:tblStyle w:val="afa"/>
-        <w:tblW w:w="0" w:type="auto"/>
-        <w:tblLook w:val="04A0" w:firstRow="1" w:lastRow="0" w:firstColumn="1" w:lastColumn="0" w:noHBand="0" w:noVBand="1"/>
-      </w:tblPr>
-      <w:tblGrid>
-        <w:gridCol w:w="1980"/>
-        <w:gridCol w:w="8214"/>
-      </w:tblGrid>
-      <w:tr>
-        <w:tc>
-          <w:tcPr>
-            <w:tcW w:w="10194" w:type="dxa"/>
-            <w:gridSpan w:val="2"/>
-            <w:shd w:val="clear" w:color="auto" w:fill="DEE5E8" w:themeFill="text2" w:themeFillTint="33"/>
-            <w:vAlign w:val="center"/>
-          </w:tcPr>
-          <w:p>
-            <w:pPr>
-              <w:jc w:val="both"/>
-            </w:pPr>
-            <w:r>
-              <w:rPr>
-                <w:rFonts w:hint="eastAsia"/>
-              </w:rPr>
-              <w:t>使用個案名稱：</w:t>
-            </w:r>
-            <w:r>
-              <w:t>書籍申訴</w:t>
-            </w:r>
-          </w:p>
-        </w:tc>
-      </w:tr>
-      <w:tr>
-        <w:tc>
-          <w:tcPr>
-            <w:tcW w:w="1980" w:type="dxa"/>
-            <w:shd w:val="clear" w:color="auto" w:fill="DEE5E8" w:themeFill="text2" w:themeFillTint="33"/>
-            <w:vAlign w:val="center"/>
-          </w:tcPr>
-          <w:p>
-            <w:pPr>
-              <w:jc w:val="both"/>
-            </w:pPr>
-            <w:r>
-              <w:rPr>
-                <w:rFonts w:hint="eastAsia"/>
-              </w:rPr>
-              <w:t>使用個案描述</w:t>
-            </w:r>
-          </w:p>
-        </w:tc>
-        <w:tc>
-          <w:tcPr>
-            <w:tcW w:w="8214" w:type="dxa"/>
-            <w:vAlign w:val="center"/>
-          </w:tcPr>
-          <w:p>
-            <w:pPr>
-              <w:jc w:val="both"/>
-            </w:pPr>
-            <w:r>
-              <w:t>買家在取書後</w:t>
-            </w:r>
-            <w:r>
-              <w:rPr>
-                <w:rFonts w:hint="eastAsia"/>
-              </w:rPr>
-              <w:t>三天內</w:t>
-            </w:r>
-            <w:r>
-              <w:t>發現書況與描述不符或有缺漏，於系統按下「申訴」按鈕，暫停代幣撥款流程並由後端介入處理。</w:t>
-            </w:r>
-          </w:p>
-        </w:tc>
-      </w:tr>
-      <w:tr>
-        <w:tc>
-          <w:tcPr>
-            <w:tcW w:w="1980" w:type="dxa"/>
-            <w:shd w:val="clear" w:color="auto" w:fill="DEE5E8" w:themeFill="text2" w:themeFillTint="33"/>
-            <w:vAlign w:val="center"/>
-          </w:tcPr>
-          <w:p>
-            <w:pPr>
-              <w:jc w:val="both"/>
-            </w:pPr>
-            <w:r>
-              <w:t>主要參與者</w:t>
-            </w:r>
-          </w:p>
-        </w:tc>
-        <w:tc>
-          <w:tcPr>
-            <w:tcW w:w="8214" w:type="dxa"/>
-            <w:vAlign w:val="center"/>
-          </w:tcPr>
-          <w:p>
-            <w:pPr>
-              <w:jc w:val="both"/>
-            </w:pPr>
-            <w:r>
-              <w:t>使用者（買家）</w:t>
-            </w:r>
-          </w:p>
-        </w:tc>
-      </w:tr>
-      <w:tr>
-        <w:tc>
-          <w:tcPr>
-            <w:tcW w:w="1980" w:type="dxa"/>
-            <w:shd w:val="clear" w:color="auto" w:fill="DEE5E8" w:themeFill="text2" w:themeFillTint="33"/>
-            <w:vAlign w:val="center"/>
-          </w:tcPr>
-          <w:p>
-            <w:pPr>
-              <w:jc w:val="both"/>
-            </w:pPr>
-            <w:r>
-              <w:rPr>
-                <w:rFonts w:hint="eastAsia"/>
-              </w:rPr>
-              <w:t>利害關係人目標</w:t>
-            </w:r>
-          </w:p>
-        </w:tc>
-        <w:tc>
-          <w:tcPr>
-            <w:tcW w:w="8214" w:type="dxa"/>
-            <w:vAlign w:val="center"/>
-          </w:tcPr>
-          <w:p>
-            <w:pPr>
-              <w:jc w:val="both"/>
-            </w:pPr>
-            <w:r>
-              <w:rPr>
-                <w:rFonts w:hint="eastAsia"/>
-              </w:rPr>
-              <w:t>使用者（買家）：</w:t>
-            </w:r>
-            <w:r>
-              <w:t>尋求退款或處理。</w:t>
-            </w:r>
-          </w:p>
-          <w:p>
-            <w:pPr>
-              <w:jc w:val="both"/>
-            </w:pPr>
-            <w:r>
-              <w:rPr>
-                <w:rFonts w:hint="eastAsia"/>
-              </w:rPr>
-              <w:t>使用者（賣家）：</w:t>
-            </w:r>
-            <w:r>
-              <w:t>得知交易產生異議，需提供說明。</w:t>
-            </w:r>
-          </w:p>
-          <w:p>
-            <w:pPr>
-              <w:jc w:val="both"/>
-            </w:pPr>
-            <w:r>
-              <w:t>系統管理員</w:t>
-            </w:r>
-            <w:r>
-              <w:rPr>
-                <w:bCs/>
-              </w:rPr>
-              <w:t>：介入調解爭議。</w:t>
-            </w:r>
-          </w:p>
-        </w:tc>
-      </w:tr>
-      <w:tr>
-        <w:tc>
-          <w:tcPr>
-            <w:tcW w:w="1980" w:type="dxa"/>
-            <w:shd w:val="clear" w:color="auto" w:fill="DEE5E8" w:themeFill="text2" w:themeFillTint="33"/>
-            <w:vAlign w:val="center"/>
-          </w:tcPr>
-          <w:p>
-            <w:pPr>
-              <w:jc w:val="both"/>
-            </w:pPr>
-            <w:r>
-              <w:t>前置條件</w:t>
-            </w:r>
-          </w:p>
-        </w:tc>
-        <w:tc>
-          <w:tcPr>
-            <w:tcW w:w="8214" w:type="dxa"/>
-            <w:vAlign w:val="center"/>
-          </w:tcPr>
-          <w:p>
-            <w:pPr>
-              <w:pStyle w:val="ab"/>
-              <w:numPr>
-                <w:ilvl w:val="0"/>
-                <w:numId w:val="25"/>
-              </w:numPr>
-              <w:jc w:val="both"/>
-              <w:rPr>
-                <w:rFonts w:hint="eastAsia"/>
-              </w:rPr>
-            </w:pPr>
-            <w:r>
-              <w:t>使用者已登入，</w:t>
-            </w:r>
-            <w:r>
-              <w:rPr>
-                <w:rFonts w:hint="eastAsia"/>
-              </w:rPr>
-              <w:t>並進入</w:t>
-            </w:r>
-            <w:r>
-              <w:t>「</w:t>
-            </w:r>
-            <w:r>
-              <w:rPr>
-                <w:rFonts w:hint="eastAsia"/>
-              </w:rPr>
-              <w:t>購買</w:t>
-            </w:r>
-            <w:r>
-              <w:t>紀錄」的「</w:t>
-            </w:r>
-            <w:r>
-              <w:rPr>
-                <w:rFonts w:hint="eastAsia"/>
-              </w:rPr>
-              <w:t>待取書</w:t>
-            </w:r>
-            <w:r>
-              <w:t>」清單。</w:t>
-            </w:r>
-          </w:p>
-          <w:p>
-            <w:pPr>
-              <w:pStyle w:val="ab"/>
-              <w:numPr>
-                <w:ilvl w:val="0"/>
-                <w:numId w:val="25"/>
-              </w:numPr>
-              <w:jc w:val="both"/>
-            </w:pPr>
-            <w:r>
-              <w:t>書籍狀態為「已取書」</w:t>
-            </w:r>
-            <w:r>
-              <w:rPr>
-                <w:rFonts w:hint="eastAsia"/>
-              </w:rPr>
-              <w:t>，</w:t>
-            </w:r>
-            <w:r>
-              <w:t>訂單狀態為「已付款」。。</w:t>
-            </w:r>
-          </w:p>
-        </w:tc>
-      </w:tr>
-      <w:tr>
-        <w:tc>
-          <w:tcPr>
-            <w:tcW w:w="1980" w:type="dxa"/>
-            <w:shd w:val="clear" w:color="auto" w:fill="DEE5E8" w:themeFill="text2" w:themeFillTint="33"/>
-            <w:vAlign w:val="center"/>
-          </w:tcPr>
-          <w:p>
-            <w:pPr>
-              <w:jc w:val="both"/>
-            </w:pPr>
-            <w:r>
-              <w:t>後置條件</w:t>
-            </w:r>
-          </w:p>
-        </w:tc>
-        <w:tc>
-          <w:tcPr>
-            <w:tcW w:w="8214" w:type="dxa"/>
-            <w:vAlign w:val="center"/>
-          </w:tcPr>
-          <w:p>
-            <w:pPr>
-              <w:pStyle w:val="ab"/>
-              <w:numPr>
-                <w:ilvl w:val="0"/>
-                <w:numId w:val="26"/>
-              </w:numPr>
-              <w:jc w:val="both"/>
-            </w:pPr>
-            <w:r>
-              <w:t>訂單狀態變更為「申訴中」</w:t>
-            </w:r>
-            <w:r>
-              <w:t>。</w:t>
-            </w:r>
-          </w:p>
-          <w:p>
-            <w:pPr>
-              <w:pStyle w:val="ab"/>
-              <w:numPr>
-                <w:ilvl w:val="0"/>
-                <w:numId w:val="26"/>
-              </w:numPr>
-              <w:jc w:val="both"/>
-            </w:pPr>
-            <w:r>
-              <w:t>系統發送通知給賣家與管理員</w:t>
-            </w:r>
-            <w:r>
-              <w:rPr>
-                <w:rFonts w:hint="eastAsia"/>
-              </w:rPr>
-              <w:t>。</w:t>
-            </w:r>
-          </w:p>
-          <w:p>
-            <w:pPr>
-              <w:pStyle w:val="ab"/>
-              <w:numPr>
-                <w:ilvl w:val="0"/>
-                <w:numId w:val="26"/>
-              </w:numPr>
-              <w:jc w:val="both"/>
-            </w:pPr>
-            <w:r>
-              <w:t>該筆代幣暫停撥款</w:t>
-            </w:r>
-            <w:r>
-              <w:t>。</w:t>
-            </w:r>
-          </w:p>
-        </w:tc>
-      </w:tr>
-      <w:tr>
-        <w:tc>
-          <w:tcPr>
-            <w:tcW w:w="1980" w:type="dxa"/>
-            <w:shd w:val="clear" w:color="auto" w:fill="DEE5E8" w:themeFill="text2" w:themeFillTint="33"/>
-            <w:vAlign w:val="center"/>
-          </w:tcPr>
-          <w:p>
-            <w:pPr>
-              <w:jc w:val="both"/>
-            </w:pPr>
-            <w:r>
-              <w:rPr>
-                <w:rFonts w:hint="eastAsia"/>
-              </w:rPr>
-              <w:t>例外流程</w:t>
-            </w:r>
-          </w:p>
-        </w:tc>
-        <w:tc>
-          <w:tcPr>
-            <w:tcW w:w="8214" w:type="dxa"/>
-            <w:vAlign w:val="center"/>
-          </w:tcPr>
-          <w:p>
-            <w:pPr>
-              <w:pStyle w:val="ab"/>
-              <w:numPr>
-                <w:ilvl w:val="0"/>
-                <w:numId w:val="28"/>
-              </w:numPr>
-              <w:jc w:val="both"/>
-              <w:rPr>
-                <w:rFonts w:hint="eastAsia"/>
-              </w:rPr>
-            </w:pPr>
-            <w:r>
-              <w:t>若買家已按下「確認訂單」或超過規定申訴時限，申訴按鈕消失</w:t>
-            </w:r>
-          </w:p>
-        </w:tc>
-      </w:tr>
-    </w:tbl>
-    <w:p/>
-    <w:p/>
-    <w:p/>
-    <w:p/>
-    <w:p/>
-    <w:p/>
-    <w:p/>
-    <w:p/>
-    <w:p/>
-    <w:p/>
-    <w:p/>
-    <w:p/>
-    <w:p/>
-    <w:p/>
-    <w:p/>
-    <w:p/>
-    <w:p/>
-    <w:p/>
-    <w:p/>
-    <w:p/>
-    <w:p/>
-    <w:p/>
-    <w:p/>
-    <w:p/>
-    <w:p/>
-    <w:p>
-      <w:pPr>
-        <w:rPr>
-          <w:rFonts w:hint="eastAsia"/>
-        </w:rPr>
-      </w:pPr>
-    </w:p>
+    <w:p/>
+    <w:p/>
+    <w:p/>
+    <w:p/>
+    <w:p/>
     <w:p>
       <w:r>
         <w:rPr>
@@ -5728,9 +1492,6 @@
     <w:p>
       <w:pPr>
         <w:pStyle w:val="afb"/>
-        <w:rPr>
-          <w:rFonts w:hint="eastAsia"/>
-        </w:rPr>
       </w:pPr>
       <w:r>
         <w:rPr>
@@ -5842,13 +1603,7 @@
     <w:p/>
     <w:p/>
     <w:p/>
-    <w:p>
-      <w:pPr>
-        <w:rPr>
-          <w:rFonts w:hint="eastAsia"/>
-        </w:rPr>
-      </w:pPr>
-    </w:p>
+    <w:p/>
     <w:sectPr>
       <w:footerReference w:type="default" r:id="rId15"/>
       <w:pgSz w:w="11906" w:h="16838" w:code="9"/>
@@ -9187,6 +4942,7 @@
   <w:style w:type="character" w:default="1" w:styleId="a2">
     <w:name w:val="Default Paragraph Font"/>
     <w:uiPriority w:val="1"/>
+    <w:semiHidden/>
     <w:unhideWhenUsed/>
   </w:style>
   <w:style w:type="table" w:default="1" w:styleId="a3">

--- a/documents/5-3 使用個案描述-連卉媗.docx
+++ b/documents/5-3 使用個案描述-連卉媗.docx
@@ -13,19 +13,34 @@
       <w:bookmarkStart w:id="0" w:name="_Toc226749686"/>
       <w:r>
         <w:rPr>
+          <w:rFonts w:hint="eastAsia"/>
+        </w:rPr>
+        <w:t>5-3</w:t>
+      </w:r>
+      <w:r>
+        <w:rPr>
+          <w:rFonts w:hint="eastAsia"/>
+        </w:rPr>
+        <w:t>使用個案描述</w:t>
+      </w:r>
+      <w:bookmarkEnd w:id="0"/>
+    </w:p>
+    <w:p>
+      <w:r>
+        <w:rPr>
           <w:noProof/>
         </w:rPr>
         <w:drawing>
-          <wp:anchor distT="0" distB="0" distL="114300" distR="114300" simplePos="0" relativeHeight="251658240" behindDoc="0" locked="0" layoutInCell="1" allowOverlap="1" wp14:anchorId="013535BC" wp14:editId="22260F05">
+          <wp:anchor distT="0" distB="0" distL="114300" distR="114300" simplePos="0" relativeHeight="251658240" behindDoc="0" locked="0" layoutInCell="1" allowOverlap="1" wp14:anchorId="013535BC" wp14:editId="4310E365">
             <wp:simplePos x="0" y="0"/>
             <wp:positionH relativeFrom="margin">
-              <wp:posOffset>1379855</wp:posOffset>
+              <wp:align>center</wp:align>
             </wp:positionH>
             <wp:positionV relativeFrom="paragraph">
-              <wp:posOffset>455295</wp:posOffset>
+              <wp:posOffset>33655</wp:posOffset>
             </wp:positionV>
-            <wp:extent cx="3720465" cy="8397240"/>
-            <wp:effectExtent l="0" t="0" r="0" b="3810"/>
+            <wp:extent cx="3911600" cy="8375650"/>
+            <wp:effectExtent l="0" t="0" r="0" b="6350"/>
             <wp:wrapSquare wrapText="bothSides"/>
             <wp:docPr id="2" name="圖片 2"/>
             <wp:cNvGraphicFramePr>
@@ -39,7 +54,7 @@
                     <pic:cNvPicPr/>
                   </pic:nvPicPr>
                   <pic:blipFill>
-                    <a:blip r:embed="rId8" cstate="print">
+                    <a:blip r:embed="rId8">
                       <a:extLst>
                         <a:ext uri="{28A0092B-C50C-407E-A947-70E740481C1C}">
                           <a14:useLocalDpi xmlns:a14="http://schemas.microsoft.com/office/drawing/2010/main" val="0"/>
@@ -53,7 +68,7 @@
                   <pic:spPr>
                     <a:xfrm>
                       <a:off x="0" y="0"/>
-                      <a:ext cx="3720465" cy="8397240"/>
+                      <a:ext cx="3911600" cy="8375650"/>
                     </a:xfrm>
                     <a:prstGeom prst="rect">
                       <a:avLst/>
@@ -71,19 +86,6 @@
           </wp:anchor>
         </w:drawing>
       </w:r>
-      <w:r>
-        <w:rPr>
-          <w:rFonts w:hint="eastAsia"/>
-        </w:rPr>
-        <w:t>5-3</w:t>
-      </w:r>
-      <w:r>
-        <w:rPr>
-          <w:rFonts w:hint="eastAsia"/>
-        </w:rPr>
-        <w:t>使用個案描述</w:t>
-      </w:r>
-      <w:bookmarkEnd w:id="0"/>
     </w:p>
     <w:p/>
     <w:p/>
@@ -120,20 +122,7 @@
     <w:p/>
     <w:p/>
     <w:p/>
-    <w:p>
-      <w:pPr>
-        <w:rPr>
-          <w:rFonts w:hint="eastAsia"/>
-        </w:rPr>
-      </w:pPr>
-    </w:p>
-    <w:p>
-      <w:pPr>
-        <w:rPr>
-          <w:rFonts w:hint="eastAsia"/>
-        </w:rPr>
-      </w:pPr>
-    </w:p>
+    <w:p/>
     <w:p>
       <w:pPr>
         <w:pStyle w:val="afb"/>
@@ -253,16 +242,16 @@
         </w:rPr>
         <w:lastRenderedPageBreak/>
         <w:drawing>
-          <wp:anchor distT="0" distB="0" distL="114300" distR="114300" simplePos="0" relativeHeight="251660288" behindDoc="0" locked="0" layoutInCell="1" allowOverlap="1" wp14:anchorId="5EB51387" wp14:editId="1C8430B2">
+          <wp:anchor distT="0" distB="0" distL="114300" distR="114300" simplePos="0" relativeHeight="251660288" behindDoc="0" locked="0" layoutInCell="1" allowOverlap="1" wp14:anchorId="5EB51387" wp14:editId="58030586">
             <wp:simplePos x="0" y="0"/>
             <wp:positionH relativeFrom="margin">
               <wp:align>center</wp:align>
             </wp:positionH>
             <wp:positionV relativeFrom="paragraph">
-              <wp:posOffset>0</wp:posOffset>
+              <wp:posOffset>107315</wp:posOffset>
             </wp:positionV>
-            <wp:extent cx="5333365" cy="8908415"/>
-            <wp:effectExtent l="0" t="0" r="635" b="6985"/>
+            <wp:extent cx="5367655" cy="8765540"/>
+            <wp:effectExtent l="0" t="0" r="4445" b="0"/>
             <wp:wrapSquare wrapText="bothSides"/>
             <wp:docPr id="3" name="圖片 3"/>
             <wp:cNvGraphicFramePr>
@@ -290,7 +279,7 @@
                   <pic:spPr>
                     <a:xfrm>
                       <a:off x="0" y="0"/>
-                      <a:ext cx="5342866" cy="8924343"/>
+                      <a:ext cx="5367655" cy="8765540"/>
                     </a:xfrm>
                     <a:prstGeom prst="rect">
                       <a:avLst/>
@@ -628,14 +617,13 @@
         <w:t>活動圖</w:t>
       </w:r>
     </w:p>
+    <w:p/>
     <w:p>
       <w:pPr>
         <w:rPr>
           <w:rFonts w:hint="eastAsia"/>
         </w:rPr>
       </w:pPr>
-    </w:p>
-    <w:p>
       <w:r>
         <w:rPr>
           <w:noProof/>
@@ -643,18 +631,18 @@
         </w:rPr>
         <w:lastRenderedPageBreak/>
         <w:drawing>
-          <wp:anchor distT="0" distB="0" distL="114300" distR="114300" simplePos="0" relativeHeight="251661312" behindDoc="0" locked="0" layoutInCell="1" allowOverlap="1" wp14:anchorId="71C165E6" wp14:editId="39EEF862">
+          <wp:anchor distT="0" distB="0" distL="114300" distR="114300" simplePos="0" relativeHeight="251661312" behindDoc="0" locked="0" layoutInCell="1" allowOverlap="1" wp14:anchorId="71C165E6" wp14:editId="2D4075A4">
             <wp:simplePos x="0" y="0"/>
             <wp:positionH relativeFrom="margin">
               <wp:align>center</wp:align>
             </wp:positionH>
             <wp:positionV relativeFrom="paragraph">
-              <wp:posOffset>0</wp:posOffset>
+              <wp:posOffset>-1270</wp:posOffset>
             </wp:positionV>
-            <wp:extent cx="5464175" cy="8877300"/>
-            <wp:effectExtent l="0" t="0" r="3175" b="0"/>
+            <wp:extent cx="5951855" cy="8516620"/>
+            <wp:effectExtent l="0" t="0" r="0" b="0"/>
             <wp:wrapSquare wrapText="bothSides"/>
-            <wp:docPr id="4" name="圖片 4" descr="一張含有 文字, 螢幕擷取畫面, 圖表, 平行 的圖片&#10;&#10;AI 產生的內容可能不正確。"/>
+            <wp:docPr id="4" name="圖片 4"/>
             <wp:cNvGraphicFramePr>
               <a:graphicFrameLocks xmlns:a="http://schemas.openxmlformats.org/drawingml/2006/main" noChangeAspect="1"/>
             </wp:cNvGraphicFramePr>
@@ -662,7 +650,7 @@
               <a:graphicData uri="http://schemas.openxmlformats.org/drawingml/2006/picture">
                 <pic:pic xmlns:pic="http://schemas.openxmlformats.org/drawingml/2006/picture">
                   <pic:nvPicPr>
-                    <pic:cNvPr id="4" name="圖片 4" descr="一張含有 文字, 螢幕擷取畫面, 圖表, 平行 的圖片&#10;&#10;AI 產生的內容可能不正確。"/>
+                    <pic:cNvPr id="4" name="圖片 4"/>
                     <pic:cNvPicPr/>
                   </pic:nvPicPr>
                   <pic:blipFill>
@@ -680,7 +668,7 @@
                   <pic:spPr>
                     <a:xfrm>
                       <a:off x="0" y="0"/>
-                      <a:ext cx="5464175" cy="8877300"/>
+                      <a:ext cx="5951855" cy="8516620"/>
                     </a:xfrm>
                     <a:prstGeom prst="rect">
                       <a:avLst/>
@@ -699,380 +687,126 @@
         </w:drawing>
       </w:r>
     </w:p>
-    <w:p/>
     <w:p>
       <w:pPr>
-        <w:rPr>
-          <w:sz w:val="28"/>
-        </w:rPr>
-      </w:pPr>
+        <w:pStyle w:val="afb"/>
+      </w:pPr>
+      <w:r>
+        <w:rPr>
+          <w:rFonts w:hint="eastAsia"/>
+        </w:rPr>
+        <w:t>圖</w:t>
+      </w:r>
+      <w:r>
+        <w:rPr>
+          <w:rFonts w:hint="eastAsia"/>
+        </w:rPr>
+        <w:t xml:space="preserve"> </w:t>
+      </w:r>
+      <w:r>
+        <w:fldChar w:fldCharType="begin"/>
+      </w:r>
+      <w:r>
+        <w:instrText xml:space="preserve"> </w:instrText>
+      </w:r>
+      <w:r>
+        <w:rPr>
+          <w:rFonts w:hint="eastAsia"/>
+        </w:rPr>
+        <w:instrText>STYLEREF 2 \s</w:instrText>
+      </w:r>
+      <w:r>
+        <w:instrText xml:space="preserve"> </w:instrText>
+      </w:r>
+      <w:r>
+        <w:fldChar w:fldCharType="separate"/>
+      </w:r>
+      <w:r>
+        <w:rPr>
+          <w:noProof/>
+        </w:rPr>
+        <w:t>5-3</w:t>
+      </w:r>
+      <w:r>
+        <w:fldChar w:fldCharType="end"/>
+      </w:r>
+      <w:r>
+        <w:noBreakHyphen/>
+      </w:r>
+      <w:r>
+        <w:fldChar w:fldCharType="begin"/>
+      </w:r>
+      <w:r>
+        <w:instrText xml:space="preserve"> </w:instrText>
+      </w:r>
+      <w:r>
+        <w:rPr>
+          <w:rFonts w:hint="eastAsia"/>
+        </w:rPr>
+        <w:instrText xml:space="preserve">SEQ </w:instrText>
+      </w:r>
+      <w:r>
+        <w:rPr>
+          <w:rFonts w:hint="eastAsia"/>
+        </w:rPr>
+        <w:instrText>圖</w:instrText>
+      </w:r>
+      <w:r>
+        <w:rPr>
+          <w:rFonts w:hint="eastAsia"/>
+        </w:rPr>
+        <w:instrText xml:space="preserve"> \* ARABIC \s 2</w:instrText>
+      </w:r>
+      <w:r>
+        <w:instrText xml:space="preserve"> </w:instrText>
+      </w:r>
+      <w:r>
+        <w:fldChar w:fldCharType="separate"/>
+      </w:r>
+      <w:r>
+        <w:rPr>
+          <w:noProof/>
+        </w:rPr>
+        <w:t>2</w:t>
+      </w:r>
+      <w:r>
+        <w:fldChar w:fldCharType="end"/>
+      </w:r>
+      <w:r>
+        <w:rPr>
+          <w:rFonts w:hint="eastAsia"/>
+        </w:rPr>
+        <w:t xml:space="preserve"> </w:t>
+      </w:r>
+      <w:r>
+        <w:rPr>
+          <w:rFonts w:hint="eastAsia"/>
+        </w:rPr>
+        <w:t>實體書櫃存書</w:t>
+      </w:r>
+      <w:r>
+        <w:rPr>
+          <w:rFonts w:hint="eastAsia"/>
+        </w:rPr>
+        <w:t>-</w:t>
+      </w:r>
+      <w:r>
+        <w:rPr>
+          <w:rFonts w:hint="eastAsia"/>
+        </w:rPr>
+        <w:t>活動圖</w:t>
+      </w:r>
     </w:p>
     <w:p>
       <w:pPr>
         <w:rPr>
-          <w:sz w:val="28"/>
+          <w:rFonts w:hint="eastAsia"/>
         </w:rPr>
       </w:pPr>
     </w:p>
     <w:p>
       <w:pPr>
         <w:rPr>
-          <w:sz w:val="28"/>
-        </w:rPr>
-      </w:pPr>
-    </w:p>
-    <w:p>
-      <w:pPr>
-        <w:rPr>
-          <w:sz w:val="28"/>
-        </w:rPr>
-      </w:pPr>
-    </w:p>
-    <w:p>
-      <w:pPr>
-        <w:rPr>
-          <w:sz w:val="28"/>
-        </w:rPr>
-      </w:pPr>
-    </w:p>
-    <w:p>
-      <w:pPr>
-        <w:rPr>
-          <w:sz w:val="28"/>
-        </w:rPr>
-      </w:pPr>
-    </w:p>
-    <w:p>
-      <w:pPr>
-        <w:rPr>
-          <w:sz w:val="28"/>
-        </w:rPr>
-      </w:pPr>
-    </w:p>
-    <w:p>
-      <w:pPr>
-        <w:rPr>
-          <w:sz w:val="28"/>
-        </w:rPr>
-      </w:pPr>
-    </w:p>
-    <w:p>
-      <w:pPr>
-        <w:rPr>
-          <w:sz w:val="28"/>
-        </w:rPr>
-      </w:pPr>
-    </w:p>
-    <w:p>
-      <w:pPr>
-        <w:rPr>
-          <w:sz w:val="28"/>
-        </w:rPr>
-      </w:pPr>
-    </w:p>
-    <w:p>
-      <w:pPr>
-        <w:rPr>
-          <w:sz w:val="28"/>
-        </w:rPr>
-      </w:pPr>
-    </w:p>
-    <w:p>
-      <w:pPr>
-        <w:rPr>
-          <w:sz w:val="28"/>
-        </w:rPr>
-      </w:pPr>
-    </w:p>
-    <w:p>
-      <w:pPr>
-        <w:rPr>
-          <w:sz w:val="28"/>
-        </w:rPr>
-      </w:pPr>
-    </w:p>
-    <w:p>
-      <w:pPr>
-        <w:rPr>
-          <w:sz w:val="28"/>
-        </w:rPr>
-      </w:pPr>
-    </w:p>
-    <w:p>
-      <w:pPr>
-        <w:rPr>
-          <w:sz w:val="28"/>
-        </w:rPr>
-      </w:pPr>
-    </w:p>
-    <w:p>
-      <w:pPr>
-        <w:rPr>
-          <w:sz w:val="28"/>
-        </w:rPr>
-      </w:pPr>
-    </w:p>
-    <w:p>
-      <w:pPr>
-        <w:rPr>
-          <w:sz w:val="28"/>
-        </w:rPr>
-      </w:pPr>
-    </w:p>
-    <w:p>
-      <w:pPr>
-        <w:rPr>
-          <w:sz w:val="28"/>
-        </w:rPr>
-      </w:pPr>
-    </w:p>
-    <w:p>
-      <w:pPr>
-        <w:rPr>
-          <w:sz w:val="28"/>
-        </w:rPr>
-      </w:pPr>
-    </w:p>
-    <w:p>
-      <w:pPr>
-        <w:rPr>
-          <w:sz w:val="28"/>
-        </w:rPr>
-      </w:pPr>
-    </w:p>
-    <w:p>
-      <w:pPr>
-        <w:rPr>
-          <w:sz w:val="28"/>
-        </w:rPr>
-      </w:pPr>
-    </w:p>
-    <w:p>
-      <w:pPr>
-        <w:rPr>
-          <w:sz w:val="28"/>
-        </w:rPr>
-      </w:pPr>
-    </w:p>
-    <w:p>
-      <w:pPr>
-        <w:rPr>
-          <w:sz w:val="28"/>
-        </w:rPr>
-      </w:pPr>
-    </w:p>
-    <w:p>
-      <w:pPr>
-        <w:rPr>
-          <w:sz w:val="28"/>
-        </w:rPr>
-      </w:pPr>
-    </w:p>
-    <w:p>
-      <w:pPr>
-        <w:rPr>
-          <w:sz w:val="28"/>
-        </w:rPr>
-      </w:pPr>
-    </w:p>
-    <w:p>
-      <w:pPr>
-        <w:rPr>
-          <w:sz w:val="28"/>
-        </w:rPr>
-      </w:pPr>
-    </w:p>
-    <w:p>
-      <w:pPr>
-        <w:rPr>
-          <w:sz w:val="28"/>
-        </w:rPr>
-      </w:pPr>
-    </w:p>
-    <w:p>
-      <w:pPr>
-        <w:rPr>
-          <w:sz w:val="28"/>
-        </w:rPr>
-      </w:pPr>
-    </w:p>
-    <w:p>
-      <w:pPr>
-        <w:rPr>
-          <w:sz w:val="28"/>
-        </w:rPr>
-      </w:pPr>
-    </w:p>
-    <w:p>
-      <w:pPr>
-        <w:rPr>
-          <w:sz w:val="28"/>
-        </w:rPr>
-      </w:pPr>
-    </w:p>
-    <w:p>
-      <w:pPr>
-        <w:rPr>
-          <w:sz w:val="28"/>
-        </w:rPr>
-      </w:pPr>
-    </w:p>
-    <w:p>
-      <w:pPr>
-        <w:rPr>
-          <w:sz w:val="28"/>
-        </w:rPr>
-      </w:pPr>
-    </w:p>
-    <w:p>
-      <w:pPr>
-        <w:rPr>
-          <w:sz w:val="28"/>
-        </w:rPr>
-      </w:pPr>
-    </w:p>
-    <w:p>
-      <w:pPr>
-        <w:rPr>
-          <w:sz w:val="28"/>
-        </w:rPr>
-      </w:pPr>
-    </w:p>
-    <w:p>
-      <w:pPr>
-        <w:rPr>
-          <w:sz w:val="28"/>
-        </w:rPr>
-      </w:pPr>
-    </w:p>
-    <w:p>
-      <w:pPr>
-        <w:rPr>
-          <w:sz w:val="28"/>
-        </w:rPr>
-      </w:pPr>
-    </w:p>
-    <w:p>
-      <w:pPr>
-        <w:rPr>
-          <w:sz w:val="28"/>
-        </w:rPr>
-      </w:pPr>
-    </w:p>
-    <w:p>
-      <w:pPr>
-        <w:pStyle w:val="afb"/>
-      </w:pPr>
-      <w:r>
-        <w:rPr>
-          <w:rFonts w:hint="eastAsia"/>
-        </w:rPr>
-        <w:t>圖</w:t>
-      </w:r>
-      <w:r>
-        <w:rPr>
-          <w:rFonts w:hint="eastAsia"/>
-        </w:rPr>
-        <w:t xml:space="preserve"> </w:t>
-      </w:r>
-      <w:r>
-        <w:fldChar w:fldCharType="begin"/>
-      </w:r>
-      <w:r>
-        <w:instrText xml:space="preserve"> </w:instrText>
-      </w:r>
-      <w:r>
-        <w:rPr>
-          <w:rFonts w:hint="eastAsia"/>
-        </w:rPr>
-        <w:instrText>STYLEREF 2 \s</w:instrText>
-      </w:r>
-      <w:r>
-        <w:instrText xml:space="preserve"> </w:instrText>
-      </w:r>
-      <w:r>
-        <w:fldChar w:fldCharType="separate"/>
-      </w:r>
-      <w:r>
-        <w:rPr>
-          <w:noProof/>
-        </w:rPr>
-        <w:t>5-3</w:t>
-      </w:r>
-      <w:r>
-        <w:fldChar w:fldCharType="end"/>
-      </w:r>
-      <w:r>
-        <w:noBreakHyphen/>
-      </w:r>
-      <w:r>
-        <w:fldChar w:fldCharType="begin"/>
-      </w:r>
-      <w:r>
-        <w:instrText xml:space="preserve"> </w:instrText>
-      </w:r>
-      <w:r>
-        <w:rPr>
-          <w:rFonts w:hint="eastAsia"/>
-        </w:rPr>
-        <w:instrText xml:space="preserve">SEQ </w:instrText>
-      </w:r>
-      <w:r>
-        <w:rPr>
-          <w:rFonts w:hint="eastAsia"/>
-        </w:rPr>
-        <w:instrText>圖</w:instrText>
-      </w:r>
-      <w:r>
-        <w:rPr>
-          <w:rFonts w:hint="eastAsia"/>
-        </w:rPr>
-        <w:instrText xml:space="preserve"> \* ARABIC \s 2</w:instrText>
-      </w:r>
-      <w:r>
-        <w:instrText xml:space="preserve"> </w:instrText>
-      </w:r>
-      <w:r>
-        <w:fldChar w:fldCharType="separate"/>
-      </w:r>
-      <w:r>
-        <w:rPr>
-          <w:noProof/>
-        </w:rPr>
-        <w:t>2</w:t>
-      </w:r>
-      <w:r>
-        <w:fldChar w:fldCharType="end"/>
-      </w:r>
-      <w:r>
-        <w:rPr>
-          <w:rFonts w:hint="eastAsia"/>
-        </w:rPr>
-        <w:t xml:space="preserve"> </w:t>
-      </w:r>
-      <w:r>
-        <w:rPr>
-          <w:rFonts w:hint="eastAsia"/>
-        </w:rPr>
-        <w:t>實體書櫃存書</w:t>
-      </w:r>
-      <w:r>
-        <w:rPr>
-          <w:rFonts w:hint="eastAsia"/>
-        </w:rPr>
-        <w:t>-</w:t>
-      </w:r>
-      <w:r>
-        <w:rPr>
-          <w:rFonts w:hint="eastAsia"/>
-        </w:rPr>
-        <w:t>活動圖</w:t>
-      </w:r>
-    </w:p>
-    <w:p/>
-    <w:p>
-      <w:pPr>
-        <w:rPr>
           <w:rFonts w:hint="eastAsia"/>
         </w:rPr>
       </w:pPr>
@@ -1083,16 +817,16 @@
         </w:rPr>
         <w:lastRenderedPageBreak/>
         <w:drawing>
-          <wp:anchor distT="0" distB="0" distL="114300" distR="114300" simplePos="0" relativeHeight="251662336" behindDoc="0" locked="0" layoutInCell="1" allowOverlap="1" wp14:anchorId="6F2204B8" wp14:editId="445C891F">
+          <wp:anchor distT="0" distB="0" distL="114300" distR="114300" simplePos="0" relativeHeight="251662336" behindDoc="0" locked="0" layoutInCell="1" allowOverlap="1" wp14:anchorId="6F2204B8" wp14:editId="6634A8BF">
             <wp:simplePos x="0" y="0"/>
             <wp:positionH relativeFrom="margin">
               <wp:align>right</wp:align>
             </wp:positionH>
             <wp:positionV relativeFrom="paragraph">
-              <wp:posOffset>211</wp:posOffset>
+              <wp:posOffset>69003</wp:posOffset>
             </wp:positionV>
-            <wp:extent cx="6444615" cy="8650605"/>
-            <wp:effectExtent l="0" t="0" r="0" b="0"/>
+            <wp:extent cx="6433820" cy="8650605"/>
+            <wp:effectExtent l="0" t="0" r="5080" b="0"/>
             <wp:wrapSquare wrapText="bothSides"/>
             <wp:docPr id="6" name="圖片 6"/>
             <wp:cNvGraphicFramePr>
@@ -1120,7 +854,7 @@
                   <pic:spPr>
                     <a:xfrm>
                       <a:off x="0" y="0"/>
-                      <a:ext cx="6444615" cy="8650605"/>
+                      <a:ext cx="6433820" cy="8650605"/>
                     </a:xfrm>
                     <a:prstGeom prst="rect">
                       <a:avLst/>
@@ -1142,9 +876,6 @@
     <w:p>
       <w:pPr>
         <w:pStyle w:val="afb"/>
-        <w:rPr>
-          <w:rFonts w:hint="eastAsia"/>
-        </w:rPr>
       </w:pPr>
       <w:r>
         <w:rPr>
@@ -1253,7 +984,6 @@
       </w:r>
     </w:p>
     <w:p/>
-    <w:p/>
     <w:p>
       <w:pPr>
         <w:rPr>
@@ -1264,19 +994,20 @@
         <w:rPr>
           <w:noProof/>
         </w:rPr>
+        <w:lastRenderedPageBreak/>
         <w:drawing>
-          <wp:anchor distT="0" distB="0" distL="114300" distR="114300" simplePos="0" relativeHeight="251664384" behindDoc="0" locked="0" layoutInCell="1" allowOverlap="1" wp14:anchorId="03A247AE" wp14:editId="05BC4169">
+          <wp:anchor distT="0" distB="0" distL="114300" distR="114300" simplePos="0" relativeHeight="251664384" behindDoc="0" locked="0" layoutInCell="1" allowOverlap="1" wp14:anchorId="03A247AE" wp14:editId="4C8C769F">
             <wp:simplePos x="0" y="0"/>
             <wp:positionH relativeFrom="margin">
-              <wp:align>center</wp:align>
+              <wp:posOffset>151765</wp:posOffset>
             </wp:positionH>
             <wp:positionV relativeFrom="paragraph">
-              <wp:posOffset>273685</wp:posOffset>
+              <wp:posOffset>319405</wp:posOffset>
             </wp:positionV>
-            <wp:extent cx="6187440" cy="5874551"/>
+            <wp:extent cx="6187440" cy="5874385"/>
             <wp:effectExtent l="0" t="0" r="3810" b="0"/>
             <wp:wrapSquare wrapText="bothSides"/>
-            <wp:docPr id="9" name="圖片 9" descr="一張含有 文字, 圖表, 螢幕擷取畫面, 平行 的圖片"/>
+            <wp:docPr id="9" name="圖片 9"/>
             <wp:cNvGraphicFramePr>
               <a:graphicFrameLocks xmlns:a="http://schemas.openxmlformats.org/drawingml/2006/main" noChangeAspect="1"/>
             </wp:cNvGraphicFramePr>
@@ -1284,7 +1015,7 @@
               <a:graphicData uri="http://schemas.openxmlformats.org/drawingml/2006/picture">
                 <pic:pic xmlns:pic="http://schemas.openxmlformats.org/drawingml/2006/picture">
                   <pic:nvPicPr>
-                    <pic:cNvPr id="9" name="圖片 9" descr="一張含有 文字, 圖表, 螢幕擷取畫面, 平行 的圖片"/>
+                    <pic:cNvPr id="9" name="圖片 9"/>
                     <pic:cNvPicPr/>
                   </pic:nvPicPr>
                   <pic:blipFill>
@@ -1302,7 +1033,7 @@
                   <pic:spPr>
                     <a:xfrm>
                       <a:off x="0" y="0"/>
-                      <a:ext cx="6187440" cy="5874551"/>
+                      <a:ext cx="6187440" cy="5874385"/>
                     </a:xfrm>
                     <a:prstGeom prst="rect">
                       <a:avLst/>
@@ -1430,7 +1161,18 @@
     <w:p/>
     <w:p/>
     <w:p/>
+    <w:p/>
+    <w:p/>
+    <w:p/>
+    <w:p/>
+    <w:p/>
+    <w:p/>
     <w:p>
+      <w:pPr>
+        <w:rPr>
+          <w:rFonts w:hint="eastAsia"/>
+        </w:rPr>
+      </w:pPr>
       <w:r>
         <w:rPr>
           <w:rFonts w:hint="eastAsia"/>
@@ -1438,16 +1180,16 @@
         </w:rPr>
         <w:lastRenderedPageBreak/>
         <w:drawing>
-          <wp:anchor distT="0" distB="0" distL="114300" distR="114300" simplePos="0" relativeHeight="251663360" behindDoc="0" locked="0" layoutInCell="1" allowOverlap="1" wp14:anchorId="10DCA4E0" wp14:editId="23783015">
+          <wp:anchor distT="0" distB="0" distL="114300" distR="114300" simplePos="0" relativeHeight="251663360" behindDoc="0" locked="0" layoutInCell="1" allowOverlap="1" wp14:anchorId="10DCA4E0" wp14:editId="2611EADF">
             <wp:simplePos x="0" y="0"/>
             <wp:positionH relativeFrom="margin">
-              <wp:align>left</wp:align>
+              <wp:posOffset>15240</wp:posOffset>
             </wp:positionH>
             <wp:positionV relativeFrom="paragraph">
-              <wp:posOffset>233680</wp:posOffset>
+              <wp:posOffset>269240</wp:posOffset>
             </wp:positionV>
-            <wp:extent cx="6479540" cy="7469505"/>
-            <wp:effectExtent l="0" t="0" r="0" b="0"/>
+            <wp:extent cx="6479540" cy="6646545"/>
+            <wp:effectExtent l="0" t="0" r="0" b="1905"/>
             <wp:wrapSquare wrapText="bothSides"/>
             <wp:docPr id="7" name="圖片 7"/>
             <wp:cNvGraphicFramePr>
@@ -1475,7 +1217,7 @@
                   <pic:spPr>
                     <a:xfrm>
                       <a:off x="0" y="0"/>
-                      <a:ext cx="6479540" cy="7469505"/>
+                      <a:ext cx="6479540" cy="6646545"/>
                     </a:xfrm>
                     <a:prstGeom prst="rect">
                       <a:avLst/>
@@ -1484,11 +1226,13 @@
                 </pic:pic>
               </a:graphicData>
             </a:graphic>
+            <wp14:sizeRelV relativeFrom="margin">
+              <wp14:pctHeight>0</wp14:pctHeight>
+            </wp14:sizeRelV>
           </wp:anchor>
         </w:drawing>
       </w:r>
     </w:p>
-    <w:p/>
     <w:p>
       <w:pPr>
         <w:pStyle w:val="afb"/>

--- a/documents/5-3 使用個案描述-連卉媗.docx
+++ b/documents/5-3 使用個案描述-連卉媗.docx
@@ -619,11 +619,6 @@
     </w:p>
     <w:p/>
     <w:p>
-      <w:pPr>
-        <w:rPr>
-          <w:rFonts w:hint="eastAsia"/>
-        </w:rPr>
-      </w:pPr>
       <w:r>
         <w:rPr>
           <w:noProof/>
@@ -797,19 +792,8 @@
         <w:t>活動圖</w:t>
       </w:r>
     </w:p>
+    <w:p/>
     <w:p>
-      <w:pPr>
-        <w:rPr>
-          <w:rFonts w:hint="eastAsia"/>
-        </w:rPr>
-      </w:pPr>
-    </w:p>
-    <w:p>
-      <w:pPr>
-        <w:rPr>
-          <w:rFonts w:hint="eastAsia"/>
-        </w:rPr>
-      </w:pPr>
       <w:r>
         <w:rPr>
           <w:rFonts w:hint="eastAsia"/>
@@ -817,15 +801,15 @@
         </w:rPr>
         <w:lastRenderedPageBreak/>
         <w:drawing>
-          <wp:anchor distT="0" distB="0" distL="114300" distR="114300" simplePos="0" relativeHeight="251662336" behindDoc="0" locked="0" layoutInCell="1" allowOverlap="1" wp14:anchorId="6F2204B8" wp14:editId="6634A8BF">
+          <wp:anchor distT="0" distB="0" distL="114300" distR="114300" simplePos="0" relativeHeight="251662336" behindDoc="0" locked="0" layoutInCell="1" allowOverlap="1" wp14:anchorId="6F2204B8" wp14:editId="6021B705">
             <wp:simplePos x="0" y="0"/>
             <wp:positionH relativeFrom="margin">
-              <wp:align>right</wp:align>
+              <wp:posOffset>38735</wp:posOffset>
             </wp:positionH>
             <wp:positionV relativeFrom="paragraph">
-              <wp:posOffset>69003</wp:posOffset>
+              <wp:posOffset>76200</wp:posOffset>
             </wp:positionV>
-            <wp:extent cx="6433820" cy="8650605"/>
+            <wp:extent cx="6433820" cy="8632190"/>
             <wp:effectExtent l="0" t="0" r="5080" b="0"/>
             <wp:wrapSquare wrapText="bothSides"/>
             <wp:docPr id="6" name="圖片 6"/>
@@ -854,7 +838,7 @@
                   <pic:spPr>
                     <a:xfrm>
                       <a:off x="0" y="0"/>
-                      <a:ext cx="6433820" cy="8650605"/>
+                      <a:ext cx="6433820" cy="8632190"/>
                     </a:xfrm>
                     <a:prstGeom prst="rect">
                       <a:avLst/>
@@ -985,11 +969,6 @@
     </w:p>
     <w:p/>
     <w:p>
-      <w:pPr>
-        <w:rPr>
-          <w:rFonts w:hint="eastAsia"/>
-        </w:rPr>
-      </w:pPr>
       <w:r>
         <w:rPr>
           <w:noProof/>
@@ -1168,11 +1147,6 @@
     <w:p/>
     <w:p/>
     <w:p>
-      <w:pPr>
-        <w:rPr>
-          <w:rFonts w:hint="eastAsia"/>
-        </w:rPr>
-      </w:pPr>
       <w:r>
         <w:rPr>
           <w:rFonts w:hint="eastAsia"/>
